--- a/pdf/class 9/Class 9 ch-11 Computer and Ethics.docx
+++ b/pdf/class 9/Class 9 ch-11 Computer and Ethics.docx
@@ -5,8 +5,2866 @@
   <w:body>
     <w:p>
       <w:pPr>
+        <w:pStyle w:val="Heading2"/>
+        <w:spacing w:before="0"/>
+        <w:jc w:val="center"/>
+        <w:rPr>
+          <w:rFonts w:ascii="Times New Roman" w:hAnsi="Times New Roman" w:cs="Times New Roman"/>
+          <w:b/>
+          <w:color w:val="00B050"/>
+          <w:sz w:val="48"/>
+          <w:szCs w:val="48"/>
+        </w:rPr>
+      </w:pPr>
+      <w:r>
+        <w:rPr>
+          <w:rFonts w:ascii="Times New Roman" w:hAnsi="Times New Roman" w:cs="Times New Roman"/>
+          <w:b/>
+          <w:color w:val="00B050"/>
+          <w:sz w:val="48"/>
+          <w:szCs w:val="48"/>
+        </w:rPr>
+        <w:t>Class 9</w:t>
+      </w:r>
+      <w:r>
+        <w:rPr>
+          <w:rFonts w:ascii="Times New Roman" w:hAnsi="Times New Roman" w:cs="Times New Roman"/>
+          <w:b/>
+          <w:color w:val="00B050"/>
+          <w:sz w:val="48"/>
+          <w:szCs w:val="48"/>
+        </w:rPr>
+        <w:t>(2026-27)</w:t>
+      </w:r>
+      <w:bookmarkStart w:id="0" w:name="_GoBack"/>
+      <w:bookmarkEnd w:id="0"/>
+    </w:p>
+    <w:p>
+      <w:pPr>
+        <w:pStyle w:val="Heading2"/>
+        <w:spacing w:before="0"/>
+        <w:jc w:val="center"/>
+        <w:rPr>
+          <w:rFonts w:ascii="Times New Roman" w:hAnsi="Times New Roman" w:cs="Times New Roman"/>
+          <w:b/>
+          <w:color w:val="C00000"/>
+          <w:sz w:val="48"/>
+          <w:szCs w:val="48"/>
+        </w:rPr>
+      </w:pPr>
+      <w:r>
+        <w:rPr>
+          <w:rFonts w:ascii="Times New Roman" w:hAnsi="Times New Roman" w:cs="Times New Roman"/>
+          <w:b/>
+          <w:color w:val="C00000"/>
+          <w:sz w:val="48"/>
+          <w:szCs w:val="48"/>
+        </w:rPr>
+        <w:t>Computer Applications</w:t>
+      </w:r>
+    </w:p>
+    <w:p>
+      <w:pPr>
+        <w:pStyle w:val="Heading1"/>
+        <w:jc w:val="center"/>
+        <w:rPr>
+          <w:rFonts w:ascii="Times New Roman" w:eastAsia="Times New Roman" w:hAnsi="Times New Roman" w:cs="Times New Roman"/>
+          <w:color w:val="0070C0"/>
+          <w:sz w:val="48"/>
+          <w:szCs w:val="48"/>
+        </w:rPr>
+      </w:pPr>
+      <w:r>
+        <w:rPr>
+          <w:rFonts w:ascii="Times New Roman" w:hAnsi="Times New Roman" w:cs="Times New Roman"/>
+          <w:color w:val="0070C0"/>
+          <w:sz w:val="48"/>
+          <w:szCs w:val="48"/>
+        </w:rPr>
+        <w:t>Chapter 11 – Computing and Ethics</w:t>
+      </w:r>
+    </w:p>
+    <w:p>
+      <w:r>
+        <w:pict>
+          <v:rect id="_x0000_i1025" style="width:0;height:1.5pt" o:hralign="center" o:hrstd="t" o:hr="t" fillcolor="#a0a0a0" stroked="f"/>
+        </w:pict>
+      </w:r>
+    </w:p>
+    <w:p>
+      <w:pPr>
+        <w:pStyle w:val="Heading1"/>
+        <w:rPr>
+          <w:rFonts w:ascii="Times New Roman" w:hAnsi="Times New Roman" w:cs="Times New Roman"/>
+          <w:color w:val="00B0F0"/>
+          <w:sz w:val="52"/>
+          <w:szCs w:val="52"/>
+        </w:rPr>
+      </w:pPr>
+      <w:r>
+        <w:rPr>
+          <w:rFonts w:ascii="Times New Roman" w:hAnsi="Times New Roman" w:cs="Times New Roman"/>
+          <w:color w:val="00B0F0"/>
+          <w:sz w:val="52"/>
+          <w:szCs w:val="52"/>
+        </w:rPr>
+        <w:t>A. Tick (</w:t>
+      </w:r>
+      <w:r>
+        <w:rPr>
+          <w:rFonts w:ascii="Segoe UI Symbol" w:hAnsi="Segoe UI Symbol" w:cs="Segoe UI Symbol"/>
+          <w:color w:val="00B0F0"/>
+          <w:sz w:val="52"/>
+          <w:szCs w:val="52"/>
+        </w:rPr>
+        <w:t>✓</w:t>
+      </w:r>
+      <w:r>
+        <w:rPr>
+          <w:rFonts w:ascii="Times New Roman" w:hAnsi="Times New Roman" w:cs="Times New Roman"/>
+          <w:color w:val="00B0F0"/>
+          <w:sz w:val="52"/>
+          <w:szCs w:val="52"/>
+        </w:rPr>
+        <w:t>) the Correct Answer</w:t>
+      </w:r>
+    </w:p>
+    <w:p>
+      <w:r>
+        <w:pict>
+          <v:rect id="_x0000_i1026" style="width:0;height:1.5pt" o:hralign="center" o:hrstd="t" o:hr="t" fillcolor="#a0a0a0" stroked="f"/>
+        </w:pict>
+      </w:r>
+    </w:p>
+    <w:p>
+      <w:pPr>
+        <w:pStyle w:val="Heading1"/>
+        <w:rPr>
+          <w:color w:val="0070C0"/>
+        </w:rPr>
+      </w:pPr>
+      <w:r>
+        <w:rPr>
+          <w:color w:val="0070C0"/>
+        </w:rPr>
+        <w:t>Question 1</w:t>
+      </w:r>
+    </w:p>
+    <w:p>
+      <w:pPr>
+        <w:pStyle w:val="Heading2"/>
+        <w:spacing w:before="0"/>
+        <w:rPr>
+          <w:color w:val="00B050"/>
+        </w:rPr>
+      </w:pPr>
+      <w:r>
+        <w:rPr>
+          <w:color w:val="00B050"/>
+        </w:rPr>
+        <w:t>This grants the owner or innovator the exclusive right to produce, use, or sell the invention, typically for up to 20 years.</w:t>
+      </w:r>
+    </w:p>
+    <w:p>
+      <w:pPr>
+        <w:pStyle w:val="NormalWeb"/>
+        <w:spacing w:before="0" w:beforeAutospacing="0" w:after="0" w:afterAutospacing="0"/>
+      </w:pPr>
+      <w:r>
+        <w:t>a. Patents</w:t>
+      </w:r>
+      <w:r>
+        <w:br/>
+        <w:t>b. Trademarks</w:t>
+      </w:r>
+      <w:r>
+        <w:br/>
+        <w:t>c. Data Privacy</w:t>
+      </w:r>
+      <w:r>
+        <w:br/>
+        <w:t>d. Data Protection</w:t>
+      </w:r>
+    </w:p>
+    <w:p>
+      <w:r>
+        <w:pict>
+          <v:rect id="_x0000_i1027" style="width:0;height:1.5pt" o:hralign="center" o:hrstd="t" o:hr="t" fillcolor="#a0a0a0" stroked="f"/>
+        </w:pict>
+      </w:r>
+    </w:p>
+    <w:p>
+      <w:pPr>
+        <w:pStyle w:val="Heading2"/>
+        <w:spacing w:before="0"/>
+        <w:rPr>
+          <w:color w:val="FF0000"/>
+        </w:rPr>
+      </w:pPr>
+      <w:r>
+        <w:rPr>
+          <w:color w:val="FF0000"/>
+        </w:rPr>
+        <w:t>Answer:</w:t>
+      </w:r>
+    </w:p>
+    <w:p>
+      <w:pPr>
+        <w:pStyle w:val="NormalWeb"/>
+        <w:spacing w:before="0" w:beforeAutospacing="0" w:after="0" w:afterAutospacing="0"/>
+        <w:rPr>
+          <w:color w:val="FF0000"/>
+        </w:rPr>
+      </w:pPr>
+      <w:r>
+        <w:rPr>
+          <w:rFonts w:ascii="Segoe UI Symbol" w:hAnsi="Segoe UI Symbol" w:cs="Segoe UI Symbol"/>
+          <w:color w:val="FF0000"/>
+        </w:rPr>
+        <w:t>✅</w:t>
+      </w:r>
+      <w:r>
+        <w:rPr>
+          <w:color w:val="FF0000"/>
+        </w:rPr>
+        <w:t xml:space="preserve"> </w:t>
+      </w:r>
+      <w:proofErr w:type="gramStart"/>
+      <w:r>
+        <w:rPr>
+          <w:rStyle w:val="Strong"/>
+          <w:rFonts w:eastAsiaTheme="majorEastAsia"/>
+          <w:color w:val="FF0000"/>
+        </w:rPr>
+        <w:t>a</w:t>
+      </w:r>
+      <w:proofErr w:type="gramEnd"/>
+      <w:r>
+        <w:rPr>
+          <w:rStyle w:val="Strong"/>
+          <w:rFonts w:eastAsiaTheme="majorEastAsia"/>
+          <w:color w:val="FF0000"/>
+        </w:rPr>
+        <w:t>. Patents</w:t>
+      </w:r>
+    </w:p>
+    <w:p>
+      <w:r>
+        <w:pict>
+          <v:rect id="_x0000_i1028" style="width:0;height:1.5pt" o:hralign="center" o:hrstd="t" o:hr="t" fillcolor="#a0a0a0" stroked="f"/>
+        </w:pict>
+      </w:r>
+    </w:p>
+    <w:p>
+      <w:pPr>
+        <w:pStyle w:val="Heading2"/>
+        <w:spacing w:before="0"/>
+      </w:pPr>
+      <w:r>
+        <w:t>Explanation:</w:t>
+      </w:r>
+    </w:p>
+    <w:p>
+      <w:pPr>
+        <w:widowControl/>
+        <w:numPr>
+          <w:ilvl w:val="0"/>
+          <w:numId w:val="4"/>
+        </w:numPr>
+        <w:autoSpaceDE/>
+        <w:autoSpaceDN/>
+      </w:pPr>
+      <w:r>
+        <w:t xml:space="preserve">A patent gives legal rights to an inventor. </w:t>
+      </w:r>
+    </w:p>
+    <w:p>
+      <w:pPr>
+        <w:widowControl/>
+        <w:numPr>
+          <w:ilvl w:val="0"/>
+          <w:numId w:val="4"/>
+        </w:numPr>
+        <w:autoSpaceDE/>
+        <w:autoSpaceDN/>
+      </w:pPr>
+      <w:r>
+        <w:t xml:space="preserve">Others cannot copy or sell the invention without permission. </w:t>
+      </w:r>
+    </w:p>
+    <w:p>
+      <w:r>
+        <w:pict>
+          <v:rect id="_x0000_i1029" style="width:0;height:1.5pt" o:hralign="center" o:hrstd="t" o:hr="t" fillcolor="#a0a0a0" stroked="f"/>
+        </w:pict>
+      </w:r>
+    </w:p>
+    <w:p>
+      <w:pPr>
+        <w:pStyle w:val="Heading1"/>
+        <w:rPr>
+          <w:color w:val="0070C0"/>
+        </w:rPr>
+      </w:pPr>
+      <w:r>
+        <w:rPr>
+          <w:color w:val="0070C0"/>
+        </w:rPr>
+        <w:t>Question 2</w:t>
+      </w:r>
+    </w:p>
+    <w:p>
+      <w:pPr>
+        <w:pStyle w:val="Heading2"/>
+        <w:spacing w:before="0"/>
+      </w:pPr>
+      <w:r>
+        <w:rPr>
+          <w:color w:val="00B050"/>
+        </w:rPr>
+        <w:t xml:space="preserve">__________ are unsolicited emails sent mainly with the idea of an online business </w:t>
+      </w:r>
+      <w:r>
+        <w:t>scheme.</w:t>
+      </w:r>
+    </w:p>
+    <w:p>
+      <w:pPr>
+        <w:pStyle w:val="NormalWeb"/>
+        <w:spacing w:before="0" w:beforeAutospacing="0" w:after="0" w:afterAutospacing="0"/>
+      </w:pPr>
+      <w:r>
+        <w:t>a. Patents</w:t>
+      </w:r>
+      <w:r>
+        <w:br/>
+        <w:t>b. Spams</w:t>
+      </w:r>
+      <w:r>
+        <w:br/>
+        <w:t>c. Anti-virus</w:t>
+      </w:r>
+      <w:r>
+        <w:br/>
+        <w:t>d. Commercial Software</w:t>
+      </w:r>
+    </w:p>
+    <w:p>
+      <w:r>
+        <w:pict>
+          <v:rect id="_x0000_i1030" style="width:0;height:1.5pt" o:hralign="center" o:hrstd="t" o:hr="t" fillcolor="#a0a0a0" stroked="f"/>
+        </w:pict>
+      </w:r>
+    </w:p>
+    <w:p>
+      <w:pPr>
+        <w:pStyle w:val="Heading2"/>
+        <w:spacing w:before="0"/>
+        <w:rPr>
+          <w:color w:val="FF0000"/>
+        </w:rPr>
+      </w:pPr>
+      <w:r>
+        <w:rPr>
+          <w:color w:val="FF0000"/>
+        </w:rPr>
+        <w:t>Answer:</w:t>
+      </w:r>
+    </w:p>
+    <w:p>
+      <w:pPr>
+        <w:pStyle w:val="NormalWeb"/>
+        <w:spacing w:before="0" w:beforeAutospacing="0" w:after="0" w:afterAutospacing="0"/>
+        <w:rPr>
+          <w:color w:val="FF0000"/>
+        </w:rPr>
+      </w:pPr>
+      <w:r>
+        <w:rPr>
+          <w:rFonts w:ascii="Segoe UI Symbol" w:hAnsi="Segoe UI Symbol" w:cs="Segoe UI Symbol"/>
+          <w:color w:val="FF0000"/>
+        </w:rPr>
+        <w:t>✅</w:t>
+      </w:r>
+      <w:r>
+        <w:rPr>
+          <w:color w:val="FF0000"/>
+        </w:rPr>
+        <w:t xml:space="preserve"> </w:t>
+      </w:r>
+      <w:proofErr w:type="gramStart"/>
+      <w:r>
+        <w:rPr>
+          <w:rStyle w:val="Strong"/>
+          <w:rFonts w:eastAsiaTheme="majorEastAsia"/>
+          <w:color w:val="FF0000"/>
+        </w:rPr>
+        <w:t>b</w:t>
+      </w:r>
+      <w:proofErr w:type="gramEnd"/>
+      <w:r>
+        <w:rPr>
+          <w:rStyle w:val="Strong"/>
+          <w:rFonts w:eastAsiaTheme="majorEastAsia"/>
+          <w:color w:val="FF0000"/>
+        </w:rPr>
+        <w:t>. Spams</w:t>
+      </w:r>
+    </w:p>
+    <w:p>
+      <w:r>
+        <w:pict>
+          <v:rect id="_x0000_i1031" style="width:0;height:1.5pt" o:hralign="center" o:hrstd="t" o:hr="t" fillcolor="#a0a0a0" stroked="f"/>
+        </w:pict>
+      </w:r>
+    </w:p>
+    <w:p>
+      <w:pPr>
+        <w:pStyle w:val="Heading2"/>
+        <w:spacing w:before="0"/>
+      </w:pPr>
+      <w:r>
+        <w:t>Explanation:</w:t>
+      </w:r>
+    </w:p>
+    <w:p>
+      <w:pPr>
+        <w:widowControl/>
+        <w:numPr>
+          <w:ilvl w:val="0"/>
+          <w:numId w:val="5"/>
+        </w:numPr>
+        <w:autoSpaceDE/>
+        <w:autoSpaceDN/>
+      </w:pPr>
+      <w:r>
+        <w:t xml:space="preserve">Spam emails are unwanted emails. </w:t>
+      </w:r>
+    </w:p>
+    <w:p>
+      <w:pPr>
+        <w:widowControl/>
+        <w:numPr>
+          <w:ilvl w:val="0"/>
+          <w:numId w:val="5"/>
+        </w:numPr>
+        <w:autoSpaceDE/>
+        <w:autoSpaceDN/>
+      </w:pPr>
+      <w:r>
+        <w:t xml:space="preserve">They may contain advertisements or fraud links. </w:t>
+      </w:r>
+    </w:p>
+    <w:p>
+      <w:r>
+        <w:pict>
+          <v:rect id="_x0000_i1032" style="width:0;height:1.5pt" o:hralign="center" o:hrstd="t" o:hr="t" fillcolor="#a0a0a0" stroked="f"/>
+        </w:pict>
+      </w:r>
+    </w:p>
+    <w:p>
+      <w:pPr>
+        <w:pStyle w:val="Heading1"/>
+        <w:rPr>
+          <w:color w:val="00B050"/>
+        </w:rPr>
+      </w:pPr>
+      <w:r>
+        <w:rPr>
+          <w:color w:val="00B050"/>
+        </w:rPr>
+        <w:t>Question 3</w:t>
+      </w:r>
+    </w:p>
+    <w:p>
+      <w:pPr>
+        <w:pStyle w:val="Heading2"/>
+        <w:spacing w:before="0"/>
+        <w:rPr>
+          <w:color w:val="00B050"/>
+        </w:rPr>
+      </w:pPr>
+      <w:r>
+        <w:rPr>
+          <w:color w:val="00B050"/>
+        </w:rPr>
+        <w:t>When there is illegal duplication, distribution or sale of copyrighted material with the intent of imitating the copyrighted product, then it is known as __________ of Software.</w:t>
+      </w:r>
+    </w:p>
+    <w:p>
+      <w:pPr>
+        <w:pStyle w:val="NormalWeb"/>
+        <w:spacing w:before="0" w:beforeAutospacing="0" w:after="0" w:afterAutospacing="0"/>
+      </w:pPr>
+      <w:r>
+        <w:t>a. Internet piracy</w:t>
+      </w:r>
+      <w:r>
+        <w:br/>
+        <w:t>b. End user piracy</w:t>
+      </w:r>
+      <w:r>
+        <w:br/>
+        <w:t>c. Counterfeiting</w:t>
+      </w:r>
+      <w:r>
+        <w:br/>
+        <w:t>d. Software misuse</w:t>
+      </w:r>
+    </w:p>
+    <w:p>
+      <w:r>
+        <w:pict>
+          <v:rect id="_x0000_i1033" style="width:0;height:1.5pt" o:hralign="center" o:hrstd="t" o:hr="t" fillcolor="#a0a0a0" stroked="f"/>
+        </w:pict>
+      </w:r>
+    </w:p>
+    <w:p>
+      <w:pPr>
+        <w:pStyle w:val="Heading2"/>
+        <w:spacing w:before="0"/>
+        <w:rPr>
+          <w:color w:val="FF0000"/>
+        </w:rPr>
+      </w:pPr>
+      <w:r>
+        <w:rPr>
+          <w:color w:val="FF0000"/>
+        </w:rPr>
+        <w:t>Answer:</w:t>
+      </w:r>
+    </w:p>
+    <w:p>
+      <w:pPr>
+        <w:pStyle w:val="NormalWeb"/>
+        <w:spacing w:before="0" w:beforeAutospacing="0" w:after="0" w:afterAutospacing="0"/>
+        <w:rPr>
+          <w:color w:val="FF0000"/>
+        </w:rPr>
+      </w:pPr>
+      <w:r>
+        <w:rPr>
+          <w:rFonts w:ascii="Segoe UI Symbol" w:hAnsi="Segoe UI Symbol" w:cs="Segoe UI Symbol"/>
+          <w:color w:val="FF0000"/>
+        </w:rPr>
+        <w:t>✅</w:t>
+      </w:r>
+      <w:r>
+        <w:rPr>
+          <w:color w:val="FF0000"/>
+        </w:rPr>
+        <w:t xml:space="preserve"> </w:t>
+      </w:r>
+      <w:proofErr w:type="gramStart"/>
+      <w:r>
+        <w:rPr>
+          <w:rStyle w:val="Strong"/>
+          <w:rFonts w:eastAsiaTheme="majorEastAsia"/>
+          <w:color w:val="FF0000"/>
+        </w:rPr>
+        <w:t>c</w:t>
+      </w:r>
+      <w:proofErr w:type="gramEnd"/>
+      <w:r>
+        <w:rPr>
+          <w:rStyle w:val="Strong"/>
+          <w:rFonts w:eastAsiaTheme="majorEastAsia"/>
+          <w:color w:val="FF0000"/>
+        </w:rPr>
+        <w:t>. Counterfeiting</w:t>
+      </w:r>
+    </w:p>
+    <w:p>
+      <w:r>
+        <w:lastRenderedPageBreak/>
+        <w:pict>
+          <v:rect id="_x0000_i1034" style="width:0;height:1.5pt" o:hralign="center" o:hrstd="t" o:hr="t" fillcolor="#a0a0a0" stroked="f"/>
+        </w:pict>
+      </w:r>
+    </w:p>
+    <w:p>
+      <w:pPr>
+        <w:pStyle w:val="Heading2"/>
+        <w:spacing w:before="0"/>
+      </w:pPr>
+      <w:r>
+        <w:t>Explanation:</w:t>
+      </w:r>
+    </w:p>
+    <w:p>
+      <w:pPr>
+        <w:widowControl/>
+        <w:numPr>
+          <w:ilvl w:val="0"/>
+          <w:numId w:val="6"/>
+        </w:numPr>
+        <w:autoSpaceDE/>
+        <w:autoSpaceDN/>
+      </w:pPr>
+      <w:r>
+        <w:t xml:space="preserve">Counterfeiting means making illegal duplicate copies of software and selling them as original. </w:t>
+      </w:r>
+    </w:p>
+    <w:p>
+      <w:r>
+        <w:pict>
+          <v:rect id="_x0000_i1035" style="width:0;height:1.5pt" o:hralign="center" o:hrstd="t" o:hr="t" fillcolor="#a0a0a0" stroked="f"/>
+        </w:pict>
+      </w:r>
+    </w:p>
+    <w:p>
+      <w:pPr>
+        <w:pStyle w:val="Heading1"/>
+        <w:rPr>
+          <w:color w:val="0070C0"/>
+        </w:rPr>
+      </w:pPr>
+      <w:r>
+        <w:rPr>
+          <w:color w:val="0070C0"/>
+        </w:rPr>
+        <w:t>Question 4</w:t>
+      </w:r>
+    </w:p>
+    <w:p>
+      <w:pPr>
+        <w:pStyle w:val="Heading2"/>
+        <w:spacing w:before="0"/>
+        <w:rPr>
+          <w:color w:val="00B050"/>
+        </w:rPr>
+      </w:pPr>
+      <w:r>
+        <w:rPr>
+          <w:color w:val="00B050"/>
+        </w:rPr>
+        <w:t xml:space="preserve">If a legal user breaks the copyright rules and makes copies of the software without </w:t>
+      </w:r>
+      <w:proofErr w:type="spellStart"/>
+      <w:r>
+        <w:rPr>
+          <w:color w:val="00B050"/>
+        </w:rPr>
+        <w:t>authorisation</w:t>
+      </w:r>
+      <w:proofErr w:type="spellEnd"/>
+      <w:r>
+        <w:rPr>
+          <w:color w:val="00B050"/>
+        </w:rPr>
+        <w:t xml:space="preserve"> is called __________.</w:t>
+      </w:r>
+    </w:p>
+    <w:p>
+      <w:pPr>
+        <w:pStyle w:val="NormalWeb"/>
+        <w:spacing w:before="0" w:beforeAutospacing="0" w:after="0" w:afterAutospacing="0"/>
+      </w:pPr>
+      <w:r>
+        <w:t>a. Internet piracy</w:t>
+      </w:r>
+      <w:r>
+        <w:br/>
+        <w:t>b. End user piracy</w:t>
+      </w:r>
+      <w:r>
+        <w:br/>
+        <w:t>c. Counterfeiting</w:t>
+      </w:r>
+      <w:r>
+        <w:br/>
+        <w:t>d. Software misuse</w:t>
+      </w:r>
+    </w:p>
+    <w:p>
+      <w:r>
+        <w:pict>
+          <v:rect id="_x0000_i1036" style="width:0;height:1.5pt" o:hralign="center" o:hrstd="t" o:hr="t" fillcolor="#a0a0a0" stroked="f"/>
+        </w:pict>
+      </w:r>
+    </w:p>
+    <w:p>
+      <w:pPr>
+        <w:pStyle w:val="Heading2"/>
+        <w:spacing w:before="0"/>
+        <w:rPr>
+          <w:color w:val="FF0000"/>
+        </w:rPr>
+      </w:pPr>
+      <w:r>
+        <w:rPr>
+          <w:color w:val="FF0000"/>
+        </w:rPr>
+        <w:t>Answer:</w:t>
+      </w:r>
+    </w:p>
+    <w:p>
+      <w:pPr>
+        <w:pStyle w:val="NormalWeb"/>
+        <w:spacing w:before="0" w:beforeAutospacing="0" w:after="0" w:afterAutospacing="0"/>
+        <w:rPr>
+          <w:color w:val="FF0000"/>
+        </w:rPr>
+      </w:pPr>
+      <w:r>
+        <w:rPr>
+          <w:rFonts w:ascii="Segoe UI Symbol" w:hAnsi="Segoe UI Symbol" w:cs="Segoe UI Symbol"/>
+          <w:color w:val="FF0000"/>
+        </w:rPr>
+        <w:t>✅</w:t>
+      </w:r>
+      <w:r>
+        <w:rPr>
+          <w:color w:val="FF0000"/>
+        </w:rPr>
+        <w:t xml:space="preserve"> </w:t>
+      </w:r>
+      <w:proofErr w:type="gramStart"/>
+      <w:r>
+        <w:rPr>
+          <w:rStyle w:val="Strong"/>
+          <w:rFonts w:eastAsiaTheme="majorEastAsia"/>
+          <w:color w:val="FF0000"/>
+        </w:rPr>
+        <w:t>b</w:t>
+      </w:r>
+      <w:proofErr w:type="gramEnd"/>
+      <w:r>
+        <w:rPr>
+          <w:rStyle w:val="Strong"/>
+          <w:rFonts w:eastAsiaTheme="majorEastAsia"/>
+          <w:color w:val="FF0000"/>
+        </w:rPr>
+        <w:t>. End user piracy</w:t>
+      </w:r>
+    </w:p>
+    <w:p>
+      <w:r>
+        <w:pict>
+          <v:rect id="_x0000_i1037" style="width:0;height:1.5pt" o:hralign="center" o:hrstd="t" o:hr="t" fillcolor="#a0a0a0" stroked="f"/>
+        </w:pict>
+      </w:r>
+    </w:p>
+    <w:p>
+      <w:pPr>
+        <w:pStyle w:val="Heading2"/>
+        <w:spacing w:before="0"/>
+      </w:pPr>
+      <w:r>
+        <w:t>Explanation:</w:t>
+      </w:r>
+    </w:p>
+    <w:p>
+      <w:pPr>
+        <w:widowControl/>
+        <w:numPr>
+          <w:ilvl w:val="0"/>
+          <w:numId w:val="7"/>
+        </w:numPr>
+        <w:autoSpaceDE/>
+        <w:autoSpaceDN/>
+      </w:pPr>
+      <w:r>
+        <w:t xml:space="preserve">End user piracy occurs when users copy software illegally without permission. </w:t>
+      </w:r>
+    </w:p>
+    <w:p>
+      <w:r>
+        <w:pict>
+          <v:rect id="_x0000_i1038" style="width:0;height:1.5pt" o:hralign="center" o:hrstd="t" o:hr="t" fillcolor="#a0a0a0" stroked="f"/>
+        </w:pict>
+      </w:r>
+    </w:p>
+    <w:p>
+      <w:pPr>
+        <w:pStyle w:val="Heading1"/>
+        <w:rPr>
+          <w:color w:val="0070C0"/>
+        </w:rPr>
+      </w:pPr>
+      <w:r>
+        <w:rPr>
+          <w:color w:val="0070C0"/>
+        </w:rPr>
+        <w:t>Question 5</w:t>
+      </w:r>
+    </w:p>
+    <w:p>
+      <w:pPr>
+        <w:pStyle w:val="Heading2"/>
+        <w:spacing w:before="0"/>
+        <w:rPr>
+          <w:color w:val="00B050"/>
+        </w:rPr>
+      </w:pPr>
+      <w:r>
+        <w:rPr>
+          <w:color w:val="00B050"/>
+        </w:rPr>
+        <w:t>Which one of the following is NOT a good way of protecting oneself from cybercrimes?</w:t>
+      </w:r>
+    </w:p>
+    <w:p>
+      <w:pPr>
+        <w:pStyle w:val="NormalWeb"/>
+        <w:spacing w:before="0" w:beforeAutospacing="0" w:after="0" w:afterAutospacing="0"/>
+      </w:pPr>
+      <w:r>
+        <w:t>a. Strong passwords</w:t>
+      </w:r>
+      <w:r>
+        <w:br/>
+        <w:t>b. Use of pirated software</w:t>
+      </w:r>
+      <w:r>
+        <w:br/>
+        <w:t>c. Use of Internet security suite</w:t>
+      </w:r>
+      <w:r>
+        <w:br/>
+        <w:t>d. Children should know about threats</w:t>
+      </w:r>
+    </w:p>
+    <w:p>
+      <w:r>
+        <w:pict>
+          <v:rect id="_x0000_i1039" style="width:0;height:1.5pt" o:hralign="center" o:hrstd="t" o:hr="t" fillcolor="#a0a0a0" stroked="f"/>
+        </w:pict>
+      </w:r>
+    </w:p>
+    <w:p>
+      <w:pPr>
+        <w:pStyle w:val="Heading2"/>
+        <w:spacing w:before="0"/>
+        <w:rPr>
+          <w:color w:val="FF0000"/>
+        </w:rPr>
+      </w:pPr>
+      <w:r>
+        <w:rPr>
+          <w:color w:val="FF0000"/>
+        </w:rPr>
+        <w:t>Answer:</w:t>
+      </w:r>
+    </w:p>
+    <w:p>
+      <w:pPr>
+        <w:pStyle w:val="NormalWeb"/>
+        <w:spacing w:before="0" w:beforeAutospacing="0" w:after="0" w:afterAutospacing="0"/>
+        <w:rPr>
+          <w:color w:val="FF0000"/>
+        </w:rPr>
+      </w:pPr>
+      <w:r>
+        <w:rPr>
+          <w:rFonts w:ascii="Segoe UI Symbol" w:hAnsi="Segoe UI Symbol" w:cs="Segoe UI Symbol"/>
+          <w:color w:val="FF0000"/>
+        </w:rPr>
+        <w:t>✅</w:t>
+      </w:r>
+      <w:r>
+        <w:rPr>
+          <w:color w:val="FF0000"/>
+        </w:rPr>
+        <w:t xml:space="preserve"> </w:t>
+      </w:r>
+      <w:proofErr w:type="gramStart"/>
+      <w:r>
+        <w:rPr>
+          <w:rStyle w:val="Strong"/>
+          <w:rFonts w:eastAsiaTheme="majorEastAsia"/>
+          <w:color w:val="FF0000"/>
+        </w:rPr>
+        <w:t>b</w:t>
+      </w:r>
+      <w:proofErr w:type="gramEnd"/>
+      <w:r>
+        <w:rPr>
+          <w:rStyle w:val="Strong"/>
+          <w:rFonts w:eastAsiaTheme="majorEastAsia"/>
+          <w:color w:val="FF0000"/>
+        </w:rPr>
+        <w:t>. Use of pirated software</w:t>
+      </w:r>
+    </w:p>
+    <w:p>
+      <w:r>
+        <w:pict>
+          <v:rect id="_x0000_i1040" style="width:0;height:1.5pt" o:hralign="center" o:hrstd="t" o:hr="t" fillcolor="#a0a0a0" stroked="f"/>
+        </w:pict>
+      </w:r>
+    </w:p>
+    <w:p>
+      <w:pPr>
+        <w:pStyle w:val="Heading2"/>
+        <w:spacing w:before="0"/>
+      </w:pPr>
+      <w:r>
+        <w:t>Explanation:</w:t>
+      </w:r>
+    </w:p>
+    <w:p>
+      <w:pPr>
+        <w:widowControl/>
+        <w:numPr>
+          <w:ilvl w:val="0"/>
+          <w:numId w:val="8"/>
+        </w:numPr>
+        <w:autoSpaceDE/>
+        <w:autoSpaceDN/>
+      </w:pPr>
+      <w:r>
+        <w:t xml:space="preserve">Pirated software may contain viruses or malware. </w:t>
+      </w:r>
+    </w:p>
+    <w:p>
+      <w:pPr>
+        <w:widowControl/>
+        <w:numPr>
+          <w:ilvl w:val="0"/>
+          <w:numId w:val="8"/>
+        </w:numPr>
+        <w:autoSpaceDE/>
+        <w:autoSpaceDN/>
+      </w:pPr>
+      <w:r>
+        <w:t xml:space="preserve">It increases cyber security risks. </w:t>
+      </w:r>
+    </w:p>
+    <w:p>
+      <w:r>
+        <w:pict>
+          <v:rect id="_x0000_i1041" style="width:0;height:1.5pt" o:hralign="center" o:hrstd="t" o:hr="t" fillcolor="#a0a0a0" stroked="f"/>
+        </w:pict>
+      </w:r>
+    </w:p>
+    <w:p>
+      <w:pPr>
+        <w:pStyle w:val="Heading1"/>
+        <w:rPr>
+          <w:rFonts w:ascii="Times New Roman" w:hAnsi="Times New Roman" w:cs="Times New Roman"/>
+          <w:color w:val="00B0F0"/>
+          <w:sz w:val="56"/>
+          <w:szCs w:val="56"/>
+        </w:rPr>
+      </w:pPr>
+      <w:r>
+        <w:rPr>
+          <w:rFonts w:ascii="Times New Roman" w:hAnsi="Times New Roman" w:cs="Times New Roman"/>
+          <w:color w:val="00B0F0"/>
+          <w:sz w:val="56"/>
+          <w:szCs w:val="56"/>
+        </w:rPr>
+        <w:t>B. Fill in the Blanks</w:t>
+      </w:r>
+    </w:p>
+    <w:p>
+      <w:r>
+        <w:pict>
+          <v:rect id="_x0000_i1042" style="width:0;height:1.5pt" o:hralign="center" o:hrstd="t" o:hr="t" fillcolor="#a0a0a0" stroked="f"/>
+        </w:pict>
+      </w:r>
+    </w:p>
+    <w:p>
+      <w:pPr>
+        <w:pStyle w:val="Heading1"/>
+        <w:rPr>
+          <w:color w:val="0070C0"/>
+        </w:rPr>
+      </w:pPr>
+      <w:r>
+        <w:rPr>
+          <w:color w:val="0070C0"/>
+        </w:rPr>
+        <w:t>Question 1</w:t>
+      </w:r>
+    </w:p>
+    <w:p>
+      <w:pPr>
+        <w:pStyle w:val="Heading2"/>
+        <w:spacing w:before="0"/>
+        <w:rPr>
+          <w:color w:val="00B050"/>
+        </w:rPr>
+      </w:pPr>
+      <w:r>
+        <w:rPr>
+          <w:color w:val="00B050"/>
+        </w:rPr>
+        <w:t>A good anti-spam and anti-virus software is the best way to get rid of __________.</w:t>
+      </w:r>
+    </w:p>
+    <w:p>
+      <w:pPr>
+        <w:pStyle w:val="Heading3"/>
+        <w:spacing w:before="0"/>
+        <w:rPr>
+          <w:color w:val="FF0000"/>
+        </w:rPr>
+      </w:pPr>
+      <w:r>
+        <w:rPr>
+          <w:color w:val="FF0000"/>
+        </w:rPr>
+        <w:t>Answer:</w:t>
+      </w:r>
+    </w:p>
+    <w:p>
+      <w:pPr>
+        <w:pStyle w:val="NormalWeb"/>
+        <w:spacing w:before="0" w:beforeAutospacing="0" w:after="0" w:afterAutospacing="0"/>
+        <w:rPr>
+          <w:color w:val="FF0000"/>
+        </w:rPr>
+      </w:pPr>
+      <w:r>
+        <w:rPr>
+          <w:rFonts w:ascii="Segoe UI Symbol" w:hAnsi="Segoe UI Symbol" w:cs="Segoe UI Symbol"/>
+          <w:color w:val="FF0000"/>
+        </w:rPr>
+        <w:t>✅</w:t>
+      </w:r>
+      <w:r>
+        <w:rPr>
+          <w:color w:val="FF0000"/>
+        </w:rPr>
+        <w:t xml:space="preserve"> </w:t>
+      </w:r>
+      <w:proofErr w:type="gramStart"/>
+      <w:r>
+        <w:rPr>
+          <w:rStyle w:val="Strong"/>
+          <w:rFonts w:eastAsiaTheme="majorEastAsia"/>
+          <w:color w:val="FF0000"/>
+        </w:rPr>
+        <w:t>malware</w:t>
+      </w:r>
+      <w:proofErr w:type="gramEnd"/>
+    </w:p>
+    <w:p>
+      <w:r>
+        <w:pict>
+          <v:rect id="_x0000_i1043" style="width:0;height:1.5pt" o:hralign="center" o:hrstd="t" o:hr="t" fillcolor="#a0a0a0" stroked="f"/>
+        </w:pict>
+      </w:r>
+    </w:p>
+    <w:p>
+      <w:pPr>
+        <w:pStyle w:val="Heading1"/>
+        <w:rPr>
+          <w:color w:val="0070C0"/>
+        </w:rPr>
+      </w:pPr>
+      <w:r>
+        <w:rPr>
+          <w:color w:val="0070C0"/>
+        </w:rPr>
+        <w:t>Question 2</w:t>
+      </w:r>
+    </w:p>
+    <w:p>
+      <w:pPr>
+        <w:pStyle w:val="Heading2"/>
+        <w:spacing w:before="0"/>
+        <w:rPr>
+          <w:color w:val="00B050"/>
+        </w:rPr>
+      </w:pPr>
+      <w:r>
+        <w:rPr>
+          <w:color w:val="00B050"/>
+        </w:rPr>
+        <w:t>Buy __________ software and keep them updated.</w:t>
+      </w:r>
+    </w:p>
+    <w:p>
+      <w:pPr>
+        <w:pStyle w:val="Heading3"/>
+        <w:spacing w:before="0"/>
+        <w:rPr>
+          <w:color w:val="FF0000"/>
+        </w:rPr>
+      </w:pPr>
+      <w:r>
+        <w:rPr>
+          <w:color w:val="FF0000"/>
+        </w:rPr>
+        <w:t>Answer:</w:t>
+      </w:r>
+    </w:p>
+    <w:p>
+      <w:pPr>
+        <w:pStyle w:val="NormalWeb"/>
+        <w:spacing w:before="0" w:beforeAutospacing="0" w:after="0" w:afterAutospacing="0"/>
+        <w:rPr>
+          <w:color w:val="FF0000"/>
+        </w:rPr>
+      </w:pPr>
+      <w:r>
+        <w:rPr>
+          <w:rFonts w:ascii="Segoe UI Symbol" w:hAnsi="Segoe UI Symbol" w:cs="Segoe UI Symbol"/>
+          <w:color w:val="FF0000"/>
+        </w:rPr>
+        <w:t>✅</w:t>
+      </w:r>
+      <w:r>
+        <w:rPr>
+          <w:color w:val="FF0000"/>
+        </w:rPr>
+        <w:t xml:space="preserve"> </w:t>
+      </w:r>
+      <w:r>
+        <w:rPr>
+          <w:rStyle w:val="Strong"/>
+          <w:rFonts w:eastAsiaTheme="majorEastAsia"/>
+          <w:color w:val="FF0000"/>
+        </w:rPr>
+        <w:t>licensed</w:t>
+      </w:r>
+    </w:p>
+    <w:p>
+      <w:r>
+        <w:pict>
+          <v:rect id="_x0000_i1044" style="width:0;height:1.5pt" o:hralign="center" o:hrstd="t" o:hr="t" fillcolor="#a0a0a0" stroked="f"/>
+        </w:pict>
+      </w:r>
+    </w:p>
+    <w:p>
+      <w:pPr>
+        <w:pStyle w:val="Heading1"/>
+        <w:rPr>
+          <w:color w:val="0070C0"/>
+        </w:rPr>
+      </w:pPr>
+      <w:r>
+        <w:rPr>
+          <w:color w:val="0070C0"/>
+        </w:rPr>
+        <w:t>Question 3</w:t>
+      </w:r>
+    </w:p>
+    <w:p>
+      <w:pPr>
+        <w:pStyle w:val="Heading2"/>
+        <w:spacing w:before="0"/>
+        <w:rPr>
+          <w:color w:val="00B050"/>
+        </w:rPr>
+      </w:pPr>
+      <w:r>
+        <w:rPr>
+          <w:color w:val="00B050"/>
+        </w:rPr>
+        <w:t>__________ is a method of influencing a minor for sexual abuse without their consent.</w:t>
+      </w:r>
+    </w:p>
+    <w:p>
+      <w:pPr>
+        <w:pStyle w:val="Heading3"/>
+        <w:spacing w:before="0"/>
+        <w:rPr>
+          <w:color w:val="FF0000"/>
+        </w:rPr>
+      </w:pPr>
+      <w:r>
+        <w:rPr>
+          <w:color w:val="FF0000"/>
+        </w:rPr>
+        <w:t>Answer:</w:t>
+      </w:r>
+    </w:p>
+    <w:p>
+      <w:pPr>
+        <w:pStyle w:val="NormalWeb"/>
+        <w:spacing w:before="0" w:beforeAutospacing="0" w:after="0" w:afterAutospacing="0"/>
+        <w:rPr>
+          <w:color w:val="FF0000"/>
+        </w:rPr>
+      </w:pPr>
+      <w:r>
+        <w:rPr>
+          <w:rFonts w:ascii="Segoe UI Symbol" w:hAnsi="Segoe UI Symbol" w:cs="Segoe UI Symbol"/>
+          <w:color w:val="FF0000"/>
+        </w:rPr>
+        <w:t>✅</w:t>
+      </w:r>
+      <w:r>
+        <w:rPr>
+          <w:color w:val="FF0000"/>
+        </w:rPr>
+        <w:t xml:space="preserve"> </w:t>
+      </w:r>
+      <w:r>
+        <w:rPr>
+          <w:rStyle w:val="Strong"/>
+          <w:rFonts w:eastAsiaTheme="majorEastAsia"/>
+          <w:color w:val="FF0000"/>
+        </w:rPr>
+        <w:t>Cyber grooming</w:t>
+      </w:r>
+    </w:p>
+    <w:p>
+      <w:r>
+        <w:lastRenderedPageBreak/>
+        <w:pict>
+          <v:rect id="_x0000_i1045" style="width:0;height:1.5pt" o:hralign="center" o:hrstd="t" o:hr="t" fillcolor="#a0a0a0" stroked="f"/>
+        </w:pict>
+      </w:r>
+    </w:p>
+    <w:p>
+      <w:pPr>
+        <w:pStyle w:val="Heading1"/>
+        <w:rPr>
+          <w:color w:val="0070C0"/>
+        </w:rPr>
+      </w:pPr>
+      <w:r>
+        <w:rPr>
+          <w:color w:val="0070C0"/>
+        </w:rPr>
+        <w:t>Question 4</w:t>
+      </w:r>
+    </w:p>
+    <w:p>
+      <w:pPr>
+        <w:pStyle w:val="Heading2"/>
+        <w:spacing w:before="0"/>
+        <w:rPr>
+          <w:color w:val="00B050"/>
+        </w:rPr>
+      </w:pPr>
+      <w:r>
+        <w:rPr>
+          <w:color w:val="00B050"/>
+        </w:rPr>
+        <w:t xml:space="preserve">__________ </w:t>
+      </w:r>
+      <w:proofErr w:type="gramStart"/>
+      <w:r>
+        <w:rPr>
+          <w:color w:val="00B050"/>
+        </w:rPr>
+        <w:t>features</w:t>
+      </w:r>
+      <w:proofErr w:type="gramEnd"/>
+      <w:r>
+        <w:rPr>
+          <w:color w:val="00B050"/>
+        </w:rPr>
+        <w:t xml:space="preserve"> should be disabled so that nothing can be installed without your permission.</w:t>
+      </w:r>
+    </w:p>
+    <w:p>
+      <w:pPr>
+        <w:pStyle w:val="Heading3"/>
+        <w:spacing w:before="0"/>
+        <w:rPr>
+          <w:color w:val="FF0000"/>
+        </w:rPr>
+      </w:pPr>
+      <w:r>
+        <w:rPr>
+          <w:color w:val="FF0000"/>
+        </w:rPr>
+        <w:t>Answer:</w:t>
+      </w:r>
+    </w:p>
+    <w:p>
+      <w:pPr>
+        <w:pStyle w:val="NormalWeb"/>
+        <w:spacing w:before="0" w:beforeAutospacing="0" w:after="0" w:afterAutospacing="0"/>
+        <w:rPr>
+          <w:color w:val="FF0000"/>
+        </w:rPr>
+      </w:pPr>
+      <w:r>
+        <w:rPr>
+          <w:rFonts w:ascii="Segoe UI Symbol" w:hAnsi="Segoe UI Symbol" w:cs="Segoe UI Symbol"/>
+          <w:color w:val="FF0000"/>
+        </w:rPr>
+        <w:t>✅</w:t>
+      </w:r>
+      <w:r>
+        <w:rPr>
+          <w:color w:val="FF0000"/>
+        </w:rPr>
+        <w:t xml:space="preserve"> </w:t>
+      </w:r>
+      <w:r>
+        <w:rPr>
+          <w:rStyle w:val="Strong"/>
+          <w:rFonts w:eastAsiaTheme="majorEastAsia"/>
+          <w:color w:val="FF0000"/>
+        </w:rPr>
+        <w:t>Auto-run</w:t>
+      </w:r>
+    </w:p>
+    <w:p>
+      <w:r>
+        <w:pict>
+          <v:rect id="_x0000_i1046" style="width:0;height:1.5pt" o:hralign="center" o:hrstd="t" o:hr="t" fillcolor="#a0a0a0" stroked="f"/>
+        </w:pict>
+      </w:r>
+    </w:p>
+    <w:p>
+      <w:pPr>
+        <w:pStyle w:val="Heading1"/>
+        <w:rPr>
+          <w:color w:val="0070C0"/>
+        </w:rPr>
+      </w:pPr>
+      <w:r>
+        <w:rPr>
+          <w:color w:val="0070C0"/>
+        </w:rPr>
+        <w:t>Question 5</w:t>
+      </w:r>
+    </w:p>
+    <w:p>
+      <w:pPr>
+        <w:pStyle w:val="Heading2"/>
+        <w:spacing w:before="0"/>
+        <w:rPr>
+          <w:color w:val="00B050"/>
+        </w:rPr>
+      </w:pPr>
+      <w:r>
+        <w:rPr>
+          <w:color w:val="00B050"/>
+        </w:rPr>
+        <w:t>__________ is a way of abusing a person by hurting their integrity using the Internet.</w:t>
+      </w:r>
+    </w:p>
+    <w:p>
+      <w:pPr>
+        <w:pStyle w:val="Heading3"/>
+        <w:spacing w:before="0"/>
+        <w:rPr>
+          <w:color w:val="FF0000"/>
+        </w:rPr>
+      </w:pPr>
+      <w:r>
+        <w:rPr>
+          <w:color w:val="FF0000"/>
+        </w:rPr>
+        <w:t>Answer:</w:t>
+      </w:r>
+    </w:p>
+    <w:p>
+      <w:pPr>
+        <w:pStyle w:val="NormalWeb"/>
+        <w:spacing w:before="0" w:beforeAutospacing="0" w:after="0" w:afterAutospacing="0"/>
+        <w:rPr>
+          <w:color w:val="FF0000"/>
+        </w:rPr>
+      </w:pPr>
+      <w:r>
+        <w:rPr>
+          <w:rFonts w:ascii="Segoe UI Symbol" w:hAnsi="Segoe UI Symbol" w:cs="Segoe UI Symbol"/>
+          <w:color w:val="FF0000"/>
+        </w:rPr>
+        <w:t>✅</w:t>
+      </w:r>
+      <w:r>
+        <w:rPr>
+          <w:color w:val="FF0000"/>
+        </w:rPr>
+        <w:t xml:space="preserve"> </w:t>
+      </w:r>
+      <w:r>
+        <w:rPr>
+          <w:rStyle w:val="Strong"/>
+          <w:rFonts w:eastAsiaTheme="majorEastAsia"/>
+          <w:color w:val="FF0000"/>
+        </w:rPr>
+        <w:t>Cyber bullying</w:t>
+      </w:r>
+    </w:p>
+    <w:p>
+      <w:r>
+        <w:pict>
+          <v:rect id="_x0000_i1047" style="width:0;height:1.5pt" o:hralign="center" o:hrstd="t" o:hr="t" fillcolor="#a0a0a0" stroked="f"/>
+        </w:pict>
+      </w:r>
+    </w:p>
+    <w:p>
+      <w:pPr>
+        <w:pStyle w:val="Heading1"/>
+        <w:rPr>
+          <w:rFonts w:ascii="Times New Roman" w:hAnsi="Times New Roman" w:cs="Times New Roman"/>
+          <w:color w:val="00B0F0"/>
+          <w:sz w:val="56"/>
+          <w:szCs w:val="56"/>
+        </w:rPr>
+      </w:pPr>
+      <w:r>
+        <w:rPr>
+          <w:rFonts w:ascii="Times New Roman" w:hAnsi="Times New Roman" w:cs="Times New Roman"/>
+          <w:color w:val="00B0F0"/>
+          <w:sz w:val="56"/>
+          <w:szCs w:val="56"/>
+        </w:rPr>
+        <w:t>C. Answer the Following Questions</w:t>
+      </w:r>
+    </w:p>
+    <w:p>
+      <w:r>
+        <w:pict>
+          <v:rect id="_x0000_i1048" style="width:0;height:1.5pt" o:hralign="center" o:hrstd="t" o:hr="t" fillcolor="#a0a0a0" stroked="f"/>
+        </w:pict>
+      </w:r>
+    </w:p>
+    <w:p>
+      <w:pPr>
+        <w:pStyle w:val="Heading1"/>
+        <w:rPr>
+          <w:color w:val="0070C0"/>
+        </w:rPr>
+      </w:pPr>
+      <w:r>
+        <w:rPr>
+          <w:color w:val="0070C0"/>
+        </w:rPr>
+        <w:t>Question 1</w:t>
+      </w:r>
+    </w:p>
+    <w:p>
+      <w:pPr>
+        <w:pStyle w:val="Heading2"/>
+        <w:spacing w:before="0"/>
+        <w:rPr>
+          <w:color w:val="00B050"/>
+        </w:rPr>
+      </w:pPr>
+      <w:r>
+        <w:rPr>
+          <w:color w:val="00B050"/>
+        </w:rPr>
+        <w:t>What do you mean by cyber terrorism?</w:t>
+      </w:r>
+    </w:p>
+    <w:p>
+      <w:pPr>
+        <w:pStyle w:val="Heading3"/>
+        <w:spacing w:before="0"/>
+        <w:rPr>
+          <w:color w:val="FF0000"/>
+        </w:rPr>
+      </w:pPr>
+      <w:r>
+        <w:rPr>
+          <w:color w:val="FF0000"/>
+        </w:rPr>
+        <w:t>Answer:</w:t>
+      </w:r>
+    </w:p>
+    <w:p>
+      <w:pPr>
+        <w:pStyle w:val="NormalWeb"/>
+        <w:spacing w:before="0" w:beforeAutospacing="0" w:after="0" w:afterAutospacing="0"/>
+      </w:pPr>
+      <w:r>
+        <w:t>Cyber terrorism is the use of computers, networks, or the Internet to attack or damage important systems, create fear, or harm people and organizations.</w:t>
+      </w:r>
+    </w:p>
+    <w:p>
+      <w:r>
+        <w:pict>
+          <v:rect id="_x0000_i1049" style="width:0;height:1.5pt" o:hralign="center" o:hrstd="t" o:hr="t" fillcolor="#a0a0a0" stroked="f"/>
+        </w:pict>
+      </w:r>
+    </w:p>
+    <w:p>
+      <w:pPr>
+        <w:pStyle w:val="Heading2"/>
+        <w:spacing w:before="0"/>
+      </w:pPr>
+      <w:r>
+        <w:t>Explanation:</w:t>
+      </w:r>
+    </w:p>
+    <w:p>
+      <w:pPr>
+        <w:pStyle w:val="NormalWeb"/>
+        <w:spacing w:before="0" w:beforeAutospacing="0" w:after="0" w:afterAutospacing="0"/>
+      </w:pPr>
+      <w:r>
+        <w:t>Cyber terrorists may:</w:t>
+      </w:r>
+    </w:p>
+    <w:p>
+      <w:pPr>
+        <w:widowControl/>
+        <w:numPr>
+          <w:ilvl w:val="0"/>
+          <w:numId w:val="9"/>
+        </w:numPr>
+        <w:autoSpaceDE/>
+        <w:autoSpaceDN/>
+      </w:pPr>
+      <w:r>
+        <w:t xml:space="preserve">Hack government systems </w:t>
+      </w:r>
+    </w:p>
+    <w:p>
+      <w:pPr>
+        <w:widowControl/>
+        <w:numPr>
+          <w:ilvl w:val="0"/>
+          <w:numId w:val="9"/>
+        </w:numPr>
+        <w:autoSpaceDE/>
+        <w:autoSpaceDN/>
+      </w:pPr>
+      <w:r>
+        <w:t xml:space="preserve">Spread viruses </w:t>
+      </w:r>
+    </w:p>
+    <w:p>
+      <w:pPr>
+        <w:widowControl/>
+        <w:numPr>
+          <w:ilvl w:val="0"/>
+          <w:numId w:val="9"/>
+        </w:numPr>
+        <w:autoSpaceDE/>
+        <w:autoSpaceDN/>
+      </w:pPr>
+      <w:r>
+        <w:t xml:space="preserve">Steal sensitive data </w:t>
+      </w:r>
+    </w:p>
+    <w:p>
+      <w:pPr>
+        <w:widowControl/>
+        <w:numPr>
+          <w:ilvl w:val="0"/>
+          <w:numId w:val="9"/>
+        </w:numPr>
+        <w:autoSpaceDE/>
+        <w:autoSpaceDN/>
+      </w:pPr>
+      <w:r>
+        <w:t xml:space="preserve">Disrupt services </w:t>
+      </w:r>
+    </w:p>
+    <w:p>
+      <w:r>
+        <w:pict>
+          <v:rect id="_x0000_i1050" style="width:0;height:1.5pt" o:hralign="center" o:hrstd="t" o:hr="t" fillcolor="#a0a0a0" stroked="f"/>
+        </w:pict>
+      </w:r>
+    </w:p>
+    <w:p>
+      <w:pPr>
+        <w:pStyle w:val="Heading1"/>
+        <w:rPr>
+          <w:color w:val="0070C0"/>
+        </w:rPr>
+      </w:pPr>
+      <w:r>
+        <w:rPr>
+          <w:color w:val="0070C0"/>
+        </w:rPr>
+        <w:t>Question 2</w:t>
+      </w:r>
+    </w:p>
+    <w:p>
+      <w:pPr>
+        <w:pStyle w:val="Heading2"/>
+        <w:spacing w:before="0"/>
+        <w:rPr>
+          <w:color w:val="00B050"/>
+        </w:rPr>
+      </w:pPr>
+      <w:r>
+        <w:rPr>
+          <w:color w:val="00B050"/>
+        </w:rPr>
+        <w:t>What is software piracy, and why is it a major concern for software companies?</w:t>
+      </w:r>
+    </w:p>
+    <w:p>
+      <w:pPr>
+        <w:pStyle w:val="Heading3"/>
+        <w:spacing w:before="0"/>
+        <w:rPr>
+          <w:color w:val="FF0000"/>
+        </w:rPr>
+      </w:pPr>
+      <w:r>
+        <w:rPr>
+          <w:color w:val="FF0000"/>
+        </w:rPr>
+        <w:t>Answer:</w:t>
+      </w:r>
+    </w:p>
+    <w:p>
+      <w:pPr>
+        <w:pStyle w:val="NormalWeb"/>
+        <w:spacing w:before="0" w:beforeAutospacing="0" w:after="0" w:afterAutospacing="0"/>
+      </w:pPr>
+      <w:r>
+        <w:t>Software piracy is the illegal copying, installation, distribution, or use of software without permission from the owner.</w:t>
+      </w:r>
+    </w:p>
+    <w:p>
+      <w:r>
+        <w:pict>
+          <v:rect id="_x0000_i1051" style="width:0;height:1.5pt" o:hralign="center" o:hrstd="t" o:hr="t" fillcolor="#a0a0a0" stroked="f"/>
+        </w:pict>
+      </w:r>
+    </w:p>
+    <w:p>
+      <w:pPr>
+        <w:pStyle w:val="Heading2"/>
+        <w:spacing w:before="0"/>
+      </w:pPr>
+      <w:r>
+        <w:t>Why is it a major concern?</w:t>
+      </w:r>
+    </w:p>
+    <w:p>
+      <w:pPr>
+        <w:widowControl/>
+        <w:numPr>
+          <w:ilvl w:val="0"/>
+          <w:numId w:val="10"/>
+        </w:numPr>
+        <w:autoSpaceDE/>
+        <w:autoSpaceDN/>
+      </w:pPr>
+      <w:r>
+        <w:t xml:space="preserve">Causes financial loss to companies </w:t>
+      </w:r>
+    </w:p>
+    <w:p>
+      <w:pPr>
+        <w:widowControl/>
+        <w:numPr>
+          <w:ilvl w:val="0"/>
+          <w:numId w:val="10"/>
+        </w:numPr>
+        <w:autoSpaceDE/>
+        <w:autoSpaceDN/>
+      </w:pPr>
+      <w:r>
+        <w:t xml:space="preserve">Violates copyright laws </w:t>
+      </w:r>
+    </w:p>
+    <w:p>
+      <w:pPr>
+        <w:widowControl/>
+        <w:numPr>
+          <w:ilvl w:val="0"/>
+          <w:numId w:val="10"/>
+        </w:numPr>
+        <w:autoSpaceDE/>
+        <w:autoSpaceDN/>
+      </w:pPr>
+      <w:r>
+        <w:t xml:space="preserve">Encourages illegal activities </w:t>
+      </w:r>
+    </w:p>
+    <w:p>
+      <w:pPr>
+        <w:widowControl/>
+        <w:numPr>
+          <w:ilvl w:val="0"/>
+          <w:numId w:val="10"/>
+        </w:numPr>
+        <w:autoSpaceDE/>
+        <w:autoSpaceDN/>
+      </w:pPr>
+      <w:r>
+        <w:t xml:space="preserve">Pirated software may contain malware </w:t>
+      </w:r>
+    </w:p>
+    <w:p>
+      <w:r>
+        <w:pict>
+          <v:rect id="_x0000_i1052" style="width:0;height:1.5pt" o:hralign="center" o:hrstd="t" o:hr="t" fillcolor="#a0a0a0" stroked="f"/>
+        </w:pict>
+      </w:r>
+    </w:p>
+    <w:p>
+      <w:pPr>
+        <w:pStyle w:val="Heading1"/>
+        <w:rPr>
+          <w:color w:val="0070C0"/>
+        </w:rPr>
+      </w:pPr>
+      <w:r>
+        <w:rPr>
+          <w:color w:val="0070C0"/>
+        </w:rPr>
+        <w:t>Question 3</w:t>
+      </w:r>
+    </w:p>
+    <w:p>
+      <w:pPr>
+        <w:pStyle w:val="Heading2"/>
+        <w:spacing w:before="0"/>
+        <w:rPr>
+          <w:color w:val="00B050"/>
+        </w:rPr>
+      </w:pPr>
+      <w:r>
+        <w:rPr>
+          <w:color w:val="00B050"/>
+        </w:rPr>
+        <w:t>Define Copyright.</w:t>
+      </w:r>
+    </w:p>
+    <w:p>
+      <w:pPr>
+        <w:pStyle w:val="Heading3"/>
+        <w:spacing w:before="0"/>
+        <w:rPr>
+          <w:color w:val="FF0000"/>
+        </w:rPr>
+      </w:pPr>
+      <w:r>
+        <w:rPr>
+          <w:color w:val="FF0000"/>
+        </w:rPr>
+        <w:t>Answer:</w:t>
+      </w:r>
+    </w:p>
+    <w:p>
+      <w:pPr>
+        <w:pStyle w:val="NormalWeb"/>
+        <w:spacing w:before="0" w:beforeAutospacing="0" w:after="0" w:afterAutospacing="0"/>
+      </w:pPr>
+      <w:r>
+        <w:t>Copyright is a legal protection given to the creator of original work such as books, music, software, and movies.</w:t>
+      </w:r>
+    </w:p>
+    <w:p>
+      <w:r>
+        <w:pict>
+          <v:rect id="_x0000_i1053" style="width:0;height:1.5pt" o:hralign="center" o:hrstd="t" o:hr="t" fillcolor="#a0a0a0" stroked="f"/>
+        </w:pict>
+      </w:r>
+    </w:p>
+    <w:p>
+      <w:pPr>
+        <w:pStyle w:val="Heading2"/>
+        <w:spacing w:before="0"/>
+      </w:pPr>
+      <w:r>
+        <w:t>Explanation:</w:t>
+      </w:r>
+    </w:p>
+    <w:p>
+      <w:pPr>
+        <w:widowControl/>
+        <w:numPr>
+          <w:ilvl w:val="0"/>
+          <w:numId w:val="11"/>
+        </w:numPr>
+        <w:autoSpaceDE/>
+        <w:autoSpaceDN/>
+      </w:pPr>
+      <w:r>
+        <w:t xml:space="preserve">Others cannot copy or use the work without permission. </w:t>
+      </w:r>
+    </w:p>
+    <w:p>
+      <w:r>
+        <w:pict>
+          <v:rect id="_x0000_i1054" style="width:0;height:1.5pt" o:hralign="center" o:hrstd="t" o:hr="t" fillcolor="#a0a0a0" stroked="f"/>
+        </w:pict>
+      </w:r>
+    </w:p>
+    <w:p>
+      <w:pPr>
+        <w:pStyle w:val="Heading1"/>
+        <w:rPr>
+          <w:color w:val="0070C0"/>
+        </w:rPr>
+      </w:pPr>
+      <w:r>
+        <w:rPr>
+          <w:color w:val="0070C0"/>
+        </w:rPr>
+        <w:t>Question 4</w:t>
+      </w:r>
+    </w:p>
+    <w:p>
+      <w:pPr>
+        <w:pStyle w:val="Heading2"/>
+        <w:spacing w:before="0"/>
+        <w:rPr>
+          <w:color w:val="00B050"/>
+        </w:rPr>
+      </w:pPr>
+      <w:r>
+        <w:rPr>
+          <w:color w:val="00B050"/>
+        </w:rPr>
+        <w:lastRenderedPageBreak/>
+        <w:t>Define Data Privacy.</w:t>
+      </w:r>
+    </w:p>
+    <w:p>
+      <w:pPr>
+        <w:pStyle w:val="Heading3"/>
+        <w:spacing w:before="0"/>
+        <w:rPr>
+          <w:color w:val="FF0000"/>
+        </w:rPr>
+      </w:pPr>
+      <w:r>
+        <w:rPr>
+          <w:color w:val="FF0000"/>
+        </w:rPr>
+        <w:t>Answer:</w:t>
+      </w:r>
+    </w:p>
+    <w:p>
+      <w:pPr>
+        <w:pStyle w:val="NormalWeb"/>
+        <w:spacing w:before="0" w:beforeAutospacing="0" w:after="0" w:afterAutospacing="0"/>
+      </w:pPr>
+      <w:r>
+        <w:t>Data Privacy means protecting personal and sensitive information from unauthorized access or misuse.</w:t>
+      </w:r>
+    </w:p>
+    <w:p>
+      <w:r>
+        <w:pict>
+          <v:rect id="_x0000_i1055" style="width:0;height:1.5pt" o:hralign="center" o:hrstd="t" o:hr="t" fillcolor="#a0a0a0" stroked="f"/>
+        </w:pict>
+      </w:r>
+    </w:p>
+    <w:p>
+      <w:pPr>
+        <w:pStyle w:val="Heading2"/>
+        <w:spacing w:before="0"/>
+      </w:pPr>
+      <w:r>
+        <w:t>Example:</w:t>
+      </w:r>
+    </w:p>
+    <w:p>
+      <w:pPr>
+        <w:widowControl/>
+        <w:numPr>
+          <w:ilvl w:val="0"/>
+          <w:numId w:val="12"/>
+        </w:numPr>
+        <w:autoSpaceDE/>
+        <w:autoSpaceDN/>
+      </w:pPr>
+      <w:r>
+        <w:t xml:space="preserve">Passwords </w:t>
+      </w:r>
+    </w:p>
+    <w:p>
+      <w:pPr>
+        <w:widowControl/>
+        <w:numPr>
+          <w:ilvl w:val="0"/>
+          <w:numId w:val="12"/>
+        </w:numPr>
+        <w:autoSpaceDE/>
+        <w:autoSpaceDN/>
+      </w:pPr>
+      <w:r>
+        <w:t xml:space="preserve">Phone numbers </w:t>
+      </w:r>
+    </w:p>
+    <w:p>
+      <w:pPr>
+        <w:widowControl/>
+        <w:numPr>
+          <w:ilvl w:val="0"/>
+          <w:numId w:val="12"/>
+        </w:numPr>
+        <w:autoSpaceDE/>
+        <w:autoSpaceDN/>
+      </w:pPr>
+      <w:r>
+        <w:t xml:space="preserve">Bank details </w:t>
+      </w:r>
+    </w:p>
+    <w:p>
+      <w:r>
+        <w:pict>
+          <v:rect id="_x0000_i1056" style="width:0;height:1.5pt" o:hralign="center" o:hrstd="t" o:hr="t" fillcolor="#a0a0a0" stroked="f"/>
+        </w:pict>
+      </w:r>
+    </w:p>
+    <w:p>
+      <w:pPr>
+        <w:pStyle w:val="Heading1"/>
+        <w:rPr>
+          <w:color w:val="0070C0"/>
+        </w:rPr>
+      </w:pPr>
+      <w:r>
+        <w:rPr>
+          <w:color w:val="0070C0"/>
+        </w:rPr>
+        <w:t>Question 5</w:t>
+      </w:r>
+    </w:p>
+    <w:p>
+      <w:pPr>
+        <w:pStyle w:val="Heading2"/>
+        <w:spacing w:before="0"/>
+        <w:rPr>
+          <w:color w:val="00B050"/>
+        </w:rPr>
+      </w:pPr>
+      <w:r>
+        <w:rPr>
+          <w:color w:val="00B050"/>
+        </w:rPr>
+        <w:t>Write four Netiquettes.</w:t>
+      </w:r>
+    </w:p>
+    <w:p>
+      <w:pPr>
+        <w:pStyle w:val="Heading3"/>
+        <w:spacing w:before="0"/>
+        <w:rPr>
+          <w:color w:val="FF0000"/>
+        </w:rPr>
+      </w:pPr>
+      <w:r>
+        <w:rPr>
+          <w:color w:val="FF0000"/>
+        </w:rPr>
+        <w:t>Answer:</w:t>
+      </w:r>
+    </w:p>
+    <w:p>
+      <w:pPr>
+        <w:pStyle w:val="Heading3"/>
+        <w:spacing w:before="0"/>
+      </w:pPr>
+      <w:r>
+        <w:t>Four Netiquettes are:</w:t>
+      </w:r>
+    </w:p>
+    <w:p>
+      <w:pPr>
+        <w:widowControl/>
+        <w:numPr>
+          <w:ilvl w:val="0"/>
+          <w:numId w:val="13"/>
+        </w:numPr>
+        <w:autoSpaceDE/>
+        <w:autoSpaceDN/>
+      </w:pPr>
+      <w:r>
+        <w:t xml:space="preserve">Be polite while communicating online. </w:t>
+      </w:r>
+    </w:p>
+    <w:p>
+      <w:pPr>
+        <w:widowControl/>
+        <w:numPr>
+          <w:ilvl w:val="0"/>
+          <w:numId w:val="13"/>
+        </w:numPr>
+        <w:autoSpaceDE/>
+        <w:autoSpaceDN/>
+      </w:pPr>
+      <w:r>
+        <w:t xml:space="preserve">Do not use abusive language. </w:t>
+      </w:r>
+    </w:p>
+    <w:p>
+      <w:pPr>
+        <w:widowControl/>
+        <w:numPr>
+          <w:ilvl w:val="0"/>
+          <w:numId w:val="13"/>
+        </w:numPr>
+        <w:autoSpaceDE/>
+        <w:autoSpaceDN/>
+      </w:pPr>
+      <w:r>
+        <w:t xml:space="preserve">Respect others’ privacy. </w:t>
+      </w:r>
+    </w:p>
+    <w:p>
+      <w:pPr>
+        <w:widowControl/>
+        <w:numPr>
+          <w:ilvl w:val="0"/>
+          <w:numId w:val="13"/>
+        </w:numPr>
+        <w:autoSpaceDE/>
+        <w:autoSpaceDN/>
+      </w:pPr>
+      <w:r>
+        <w:t xml:space="preserve">Do not spread fake information. </w:t>
+      </w:r>
+    </w:p>
+    <w:p>
+      <w:r>
+        <w:pict>
+          <v:rect id="_x0000_i1057" style="width:0;height:1.5pt" o:hralign="center" o:hrstd="t" o:hr="t" fillcolor="#a0a0a0" stroked="f"/>
+        </w:pict>
+      </w:r>
+    </w:p>
+    <w:p>
+      <w:pPr>
+        <w:pStyle w:val="Heading1"/>
+        <w:rPr>
+          <w:color w:val="0070C0"/>
+        </w:rPr>
+      </w:pPr>
+      <w:r>
+        <w:rPr>
+          <w:color w:val="0070C0"/>
+        </w:rPr>
+        <w:t>Question 6</w:t>
+      </w:r>
+    </w:p>
+    <w:p>
+      <w:pPr>
+        <w:pStyle w:val="Heading2"/>
+        <w:spacing w:before="0"/>
+        <w:rPr>
+          <w:color w:val="00B050"/>
+        </w:rPr>
+      </w:pPr>
+      <w:r>
+        <w:rPr>
+          <w:color w:val="00B050"/>
+        </w:rPr>
+        <w:t>When was the “Data Protection Act” implemented?</w:t>
+      </w:r>
+    </w:p>
+    <w:p>
+      <w:pPr>
+        <w:pStyle w:val="Heading3"/>
+        <w:spacing w:before="0"/>
+        <w:rPr>
+          <w:color w:val="FF0000"/>
+        </w:rPr>
+      </w:pPr>
+      <w:r>
+        <w:rPr>
+          <w:color w:val="FF0000"/>
+        </w:rPr>
+        <w:t>Answer:</w:t>
+      </w:r>
+    </w:p>
+    <w:p>
+      <w:pPr>
+        <w:pStyle w:val="NormalWeb"/>
+        <w:spacing w:before="0" w:beforeAutospacing="0" w:after="0" w:afterAutospacing="0"/>
+      </w:pPr>
+      <w:r>
+        <w:t>The Data Protection Act was implemented in the year:</w:t>
+      </w:r>
+    </w:p>
+    <w:p>
+      <w:pPr>
+        <w:pStyle w:val="NormalWeb"/>
+        <w:spacing w:before="0" w:beforeAutospacing="0" w:after="0" w:afterAutospacing="0"/>
+      </w:pPr>
+      <w:r>
+        <w:rPr>
+          <w:rFonts w:ascii="Segoe UI Symbol" w:hAnsi="Segoe UI Symbol" w:cs="Segoe UI Symbol"/>
+        </w:rPr>
+        <w:t>✅</w:t>
+      </w:r>
+      <w:r>
+        <w:t xml:space="preserve"> </w:t>
+      </w:r>
+      <w:r>
+        <w:rPr>
+          <w:rStyle w:val="Strong"/>
+          <w:rFonts w:eastAsiaTheme="majorEastAsia"/>
+        </w:rPr>
+        <w:t>1998</w:t>
+      </w:r>
+    </w:p>
+    <w:p>
+      <w:r>
+        <w:pict>
+          <v:rect id="_x0000_i1058" style="width:0;height:1.5pt" o:hralign="center" o:hrstd="t" o:hr="t" fillcolor="#a0a0a0" stroked="f"/>
+        </w:pict>
+      </w:r>
+    </w:p>
+    <w:p>
+      <w:pPr>
+        <w:pStyle w:val="Heading2"/>
+        <w:spacing w:before="0"/>
+      </w:pPr>
+      <w:r>
+        <w:t>Explanation:</w:t>
+      </w:r>
+    </w:p>
+    <w:p>
+      <w:pPr>
+        <w:widowControl/>
+        <w:numPr>
+          <w:ilvl w:val="0"/>
+          <w:numId w:val="14"/>
+        </w:numPr>
+        <w:autoSpaceDE/>
+        <w:autoSpaceDN/>
+      </w:pPr>
+      <w:r>
+        <w:t xml:space="preserve">It was introduced to protect personal information and privacy. </w:t>
+      </w:r>
+    </w:p>
+    <w:p>
+      <w:r>
+        <w:pict>
+          <v:rect id="_x0000_i1059" style="width:0;height:1.5pt" o:hralign="center" o:hrstd="t" o:hr="t" fillcolor="#a0a0a0" stroked="f"/>
+        </w:pict>
+      </w:r>
+    </w:p>
+    <w:p>
+      <w:pPr>
+        <w:pStyle w:val="Heading1"/>
+        <w:rPr>
+          <w:color w:val="0070C0"/>
+        </w:rPr>
+      </w:pPr>
+      <w:r>
+        <w:rPr>
+          <w:color w:val="0070C0"/>
+        </w:rPr>
+        <w:t>Question 7</w:t>
+      </w:r>
+    </w:p>
+    <w:p>
+      <w:pPr>
+        <w:pStyle w:val="Heading2"/>
+        <w:spacing w:before="0"/>
+        <w:rPr>
+          <w:color w:val="00B050"/>
+        </w:rPr>
+      </w:pPr>
+      <w:r>
+        <w:rPr>
+          <w:color w:val="00B050"/>
+        </w:rPr>
+        <w:t>Write four ways to stay safe from malicious code.</w:t>
+      </w:r>
+    </w:p>
+    <w:p>
+      <w:pPr>
+        <w:pStyle w:val="Heading3"/>
+        <w:spacing w:before="0"/>
+        <w:rPr>
+          <w:color w:val="FF0000"/>
+        </w:rPr>
+      </w:pPr>
+      <w:r>
+        <w:rPr>
+          <w:color w:val="FF0000"/>
+        </w:rPr>
+        <w:t>Answer:</w:t>
+      </w:r>
+    </w:p>
+    <w:p>
+      <w:pPr>
+        <w:widowControl/>
+        <w:numPr>
+          <w:ilvl w:val="0"/>
+          <w:numId w:val="15"/>
+        </w:numPr>
+        <w:autoSpaceDE/>
+        <w:autoSpaceDN/>
+      </w:pPr>
+      <w:r>
+        <w:t xml:space="preserve">Use updated antivirus software </w:t>
+      </w:r>
+    </w:p>
+    <w:p>
+      <w:pPr>
+        <w:widowControl/>
+        <w:numPr>
+          <w:ilvl w:val="0"/>
+          <w:numId w:val="15"/>
+        </w:numPr>
+        <w:autoSpaceDE/>
+        <w:autoSpaceDN/>
+      </w:pPr>
+      <w:r>
+        <w:t xml:space="preserve">Avoid opening unknown email attachments </w:t>
+      </w:r>
+    </w:p>
+    <w:p>
+      <w:pPr>
+        <w:widowControl/>
+        <w:numPr>
+          <w:ilvl w:val="0"/>
+          <w:numId w:val="15"/>
+        </w:numPr>
+        <w:autoSpaceDE/>
+        <w:autoSpaceDN/>
+      </w:pPr>
+      <w:r>
+        <w:t xml:space="preserve">Download software only from trusted websites </w:t>
+      </w:r>
+    </w:p>
+    <w:p>
+      <w:pPr>
+        <w:widowControl/>
+        <w:numPr>
+          <w:ilvl w:val="0"/>
+          <w:numId w:val="15"/>
+        </w:numPr>
+        <w:autoSpaceDE/>
+        <w:autoSpaceDN/>
+      </w:pPr>
+      <w:r>
+        <w:t xml:space="preserve">Keep operating system updated </w:t>
+      </w:r>
+    </w:p>
+    <w:p>
+      <w:r>
+        <w:pict>
+          <v:rect id="_x0000_i1060" style="width:0;height:1.5pt" o:hralign="center" o:hrstd="t" o:hr="t" fillcolor="#a0a0a0" stroked="f"/>
+        </w:pict>
+      </w:r>
+    </w:p>
+    <w:p>
+      <w:pPr>
+        <w:pStyle w:val="Heading1"/>
+        <w:rPr>
+          <w:color w:val="0070C0"/>
+        </w:rPr>
+      </w:pPr>
+      <w:r>
+        <w:rPr>
+          <w:color w:val="0070C0"/>
+        </w:rPr>
+        <w:t>Question 8</w:t>
+      </w:r>
+    </w:p>
+    <w:p>
+      <w:pPr>
+        <w:pStyle w:val="Heading2"/>
+        <w:spacing w:before="0"/>
+        <w:rPr>
+          <w:color w:val="00B050"/>
+        </w:rPr>
+      </w:pPr>
+      <w:r>
+        <w:rPr>
+          <w:color w:val="00B050"/>
+        </w:rPr>
+        <w:t>What is Industrial Espionage?</w:t>
+      </w:r>
+    </w:p>
+    <w:p>
+      <w:pPr>
+        <w:pStyle w:val="Heading3"/>
+        <w:spacing w:before="0"/>
+        <w:rPr>
+          <w:color w:val="FF0000"/>
+        </w:rPr>
+      </w:pPr>
+      <w:r>
+        <w:rPr>
+          <w:color w:val="FF0000"/>
+        </w:rPr>
+        <w:t>Answer:</w:t>
+      </w:r>
+    </w:p>
+    <w:p>
+      <w:pPr>
+        <w:pStyle w:val="NormalWeb"/>
+        <w:spacing w:before="0" w:beforeAutospacing="0" w:after="0" w:afterAutospacing="0"/>
+      </w:pPr>
+      <w:r>
+        <w:t>Industrial espionage is the illegal practice of stealing confidential business information from companies.</w:t>
+      </w:r>
+    </w:p>
+    <w:p>
+      <w:r>
+        <w:pict>
+          <v:rect id="_x0000_i1061" style="width:0;height:1.5pt" o:hralign="center" o:hrstd="t" o:hr="t" fillcolor="#a0a0a0" stroked="f"/>
+        </w:pict>
+      </w:r>
+    </w:p>
+    <w:p>
+      <w:pPr>
+        <w:pStyle w:val="Heading2"/>
+        <w:spacing w:before="0"/>
+      </w:pPr>
+      <w:r>
+        <w:t>Example:</w:t>
+      </w:r>
+    </w:p>
+    <w:p>
+      <w:pPr>
+        <w:widowControl/>
+        <w:numPr>
+          <w:ilvl w:val="0"/>
+          <w:numId w:val="16"/>
+        </w:numPr>
+        <w:autoSpaceDE/>
+        <w:autoSpaceDN/>
+      </w:pPr>
+      <w:r>
+        <w:t xml:space="preserve">Stealing trade secrets </w:t>
+      </w:r>
+    </w:p>
+    <w:p>
+      <w:pPr>
+        <w:widowControl/>
+        <w:numPr>
+          <w:ilvl w:val="0"/>
+          <w:numId w:val="16"/>
+        </w:numPr>
+        <w:autoSpaceDE/>
+        <w:autoSpaceDN/>
+      </w:pPr>
+      <w:r>
+        <w:t xml:space="preserve">Copying company data </w:t>
+      </w:r>
+    </w:p>
+    <w:p>
+      <w:r>
+        <w:pict>
+          <v:rect id="_x0000_i1062" style="width:0;height:1.5pt" o:hralign="center" o:hrstd="t" o:hr="t" fillcolor="#a0a0a0" stroked="f"/>
+        </w:pict>
+      </w:r>
+    </w:p>
+    <w:p>
+      <w:pPr>
+        <w:pStyle w:val="Heading1"/>
+        <w:rPr>
+          <w:color w:val="0070C0"/>
+        </w:rPr>
+      </w:pPr>
+      <w:r>
+        <w:rPr>
+          <w:color w:val="0070C0"/>
+        </w:rPr>
+        <w:t>Question 9</w:t>
+      </w:r>
+    </w:p>
+    <w:p>
+      <w:pPr>
+        <w:pStyle w:val="Heading2"/>
+        <w:spacing w:before="0"/>
+        <w:rPr>
+          <w:color w:val="00B050"/>
+        </w:rPr>
+      </w:pPr>
+      <w:r>
+        <w:rPr>
+          <w:color w:val="00B050"/>
+        </w:rPr>
+        <w:t>What is IP snooping?</w:t>
+      </w:r>
+    </w:p>
+    <w:p>
+      <w:pPr>
+        <w:pStyle w:val="Heading3"/>
+        <w:spacing w:before="0"/>
+        <w:rPr>
+          <w:color w:val="FF0000"/>
+        </w:rPr>
+      </w:pPr>
+      <w:r>
+        <w:rPr>
+          <w:color w:val="FF0000"/>
+        </w:rPr>
+        <w:t>Answer:</w:t>
+      </w:r>
+    </w:p>
+    <w:p>
+      <w:pPr>
+        <w:pStyle w:val="NormalWeb"/>
+        <w:spacing w:before="0" w:beforeAutospacing="0" w:after="0" w:afterAutospacing="0"/>
+      </w:pPr>
+      <w:r>
+        <w:t>IP snooping is the unauthorized monitoring or tracking of Internet Protocol (IP) addresses and network activity.</w:t>
+      </w:r>
+    </w:p>
+    <w:p>
+      <w:r>
+        <w:pict>
+          <v:rect id="_x0000_i1063" style="width:0;height:1.5pt" o:hralign="center" o:hrstd="t" o:hr="t" fillcolor="#a0a0a0" stroked="f"/>
+        </w:pict>
+      </w:r>
+    </w:p>
+    <w:p>
+      <w:pPr>
+        <w:pStyle w:val="Heading2"/>
+        <w:spacing w:before="0"/>
+      </w:pPr>
+      <w:r>
+        <w:lastRenderedPageBreak/>
+        <w:t>Explanation:</w:t>
+      </w:r>
+    </w:p>
+    <w:p>
+      <w:pPr>
+        <w:widowControl/>
+        <w:numPr>
+          <w:ilvl w:val="0"/>
+          <w:numId w:val="17"/>
+        </w:numPr>
+        <w:autoSpaceDE/>
+        <w:autoSpaceDN/>
+      </w:pPr>
+      <w:r>
+        <w:t xml:space="preserve">Hackers may use it to collect user information. </w:t>
+      </w:r>
+    </w:p>
+    <w:p>
+      <w:r>
+        <w:pict>
+          <v:rect id="_x0000_i1064" style="width:0;height:1.5pt" o:hralign="center" o:hrstd="t" o:hr="t" fillcolor="#a0a0a0" stroked="f"/>
+        </w:pict>
+      </w:r>
+    </w:p>
+    <w:p>
+      <w:pPr>
+        <w:pStyle w:val="Heading1"/>
+        <w:rPr>
+          <w:color w:val="0070C0"/>
+        </w:rPr>
+      </w:pPr>
+      <w:r>
+        <w:rPr>
+          <w:color w:val="0070C0"/>
+        </w:rPr>
+        <w:t>Question 10</w:t>
+      </w:r>
+    </w:p>
+    <w:p>
+      <w:pPr>
+        <w:pStyle w:val="Heading2"/>
+        <w:spacing w:before="0"/>
+        <w:rPr>
+          <w:color w:val="00B050"/>
+        </w:rPr>
+      </w:pPr>
+      <w:r>
+        <w:rPr>
+          <w:color w:val="00B050"/>
+        </w:rPr>
+        <w:t>What is Cyberwarfare?</w:t>
+      </w:r>
+    </w:p>
+    <w:p>
+      <w:pPr>
+        <w:pStyle w:val="Heading3"/>
+        <w:spacing w:before="0"/>
+        <w:rPr>
+          <w:color w:val="FF0000"/>
+        </w:rPr>
+      </w:pPr>
+      <w:r>
+        <w:rPr>
+          <w:color w:val="FF0000"/>
+        </w:rPr>
+        <w:t>Answer:</w:t>
+      </w:r>
+    </w:p>
+    <w:p>
+      <w:pPr>
+        <w:pStyle w:val="NormalWeb"/>
+        <w:spacing w:before="0" w:beforeAutospacing="0" w:after="0" w:afterAutospacing="0"/>
+      </w:pPr>
+      <w:r>
+        <w:t>Cyberwarfare is the use of technology and computer networks by one country to attack another country’s computer systems or networks.</w:t>
+      </w:r>
+    </w:p>
+    <w:p>
+      <w:r>
+        <w:pict>
+          <v:rect id="_x0000_i1065" style="width:0;height:1.5pt" o:hralign="center" o:hrstd="t" o:hr="t" fillcolor="#a0a0a0" stroked="f"/>
+        </w:pict>
+      </w:r>
+    </w:p>
+    <w:p>
+      <w:pPr>
+        <w:pStyle w:val="Heading2"/>
+        <w:spacing w:before="0"/>
+      </w:pPr>
+      <w:r>
+        <w:t>Example:</w:t>
+      </w:r>
+    </w:p>
+    <w:p>
+      <w:pPr>
+        <w:widowControl/>
+        <w:numPr>
+          <w:ilvl w:val="0"/>
+          <w:numId w:val="18"/>
+        </w:numPr>
+        <w:autoSpaceDE/>
+        <w:autoSpaceDN/>
+      </w:pPr>
+      <w:r>
+        <w:t xml:space="preserve">Hacking military systems </w:t>
+      </w:r>
+    </w:p>
+    <w:p>
+      <w:pPr>
+        <w:widowControl/>
+        <w:numPr>
+          <w:ilvl w:val="0"/>
+          <w:numId w:val="18"/>
+        </w:numPr>
+        <w:autoSpaceDE/>
+        <w:autoSpaceDN/>
+      </w:pPr>
+      <w:r>
+        <w:t xml:space="preserve">Attacking power grids </w:t>
+      </w:r>
+    </w:p>
+    <w:p>
+      <w:pPr>
+        <w:widowControl/>
+        <w:numPr>
+          <w:ilvl w:val="0"/>
+          <w:numId w:val="18"/>
+        </w:numPr>
+        <w:autoSpaceDE/>
+        <w:autoSpaceDN/>
+      </w:pPr>
+      <w:r>
+        <w:t xml:space="preserve">Disrupting communication networks </w:t>
+      </w:r>
+    </w:p>
+    <w:p>
+      <w:r>
+        <w:pict>
+          <v:rect id="_x0000_i1066" style="width:0;height:1.5pt" o:hralign="center" o:hrstd="t" o:hr="t" fillcolor="#a0a0a0" stroked="f"/>
+        </w:pict>
+      </w:r>
+    </w:p>
+    <w:p>
+      <w:pPr>
+        <w:pStyle w:val="Heading1"/>
+        <w:rPr>
+          <w:color w:val="00B0F0"/>
+          <w:sz w:val="56"/>
+          <w:szCs w:val="56"/>
+        </w:rPr>
+      </w:pPr>
+      <w:r>
+        <w:rPr>
+          <w:color w:val="00B0F0"/>
+          <w:sz w:val="56"/>
+          <w:szCs w:val="56"/>
+        </w:rPr>
+        <w:t>Important Definitions for Viva &amp; Exams</w:t>
+      </w:r>
+    </w:p>
+    <w:p>
+      <w:r>
+        <w:pict>
+          <v:rect id="_x0000_i1067" style="width:0;height:1.5pt" o:hralign="center" o:hrstd="t" o:hr="t" fillcolor="#a0a0a0" stroked="f"/>
+        </w:pict>
+      </w:r>
+    </w:p>
+    <w:p>
+      <w:pPr>
+        <w:pStyle w:val="Heading2"/>
+        <w:spacing w:before="0"/>
+      </w:pPr>
+      <w:r>
+        <w:t>Cyber Crime</w:t>
+      </w:r>
+    </w:p>
+    <w:p>
+      <w:pPr>
+        <w:pStyle w:val="NormalWeb"/>
+        <w:spacing w:before="0" w:beforeAutospacing="0" w:after="0" w:afterAutospacing="0"/>
+      </w:pPr>
+      <w:r>
+        <w:t>Illegal activities done using computers or the Internet.</w:t>
+      </w:r>
+    </w:p>
+    <w:p>
+      <w:r>
+        <w:pict>
+          <v:rect id="_x0000_i1068" style="width:0;height:1.5pt" o:hralign="center" o:hrstd="t" o:hr="t" fillcolor="#a0a0a0" stroked="f"/>
+        </w:pict>
+      </w:r>
+    </w:p>
+    <w:p>
+      <w:pPr>
+        <w:pStyle w:val="Heading2"/>
+        <w:spacing w:before="0"/>
+      </w:pPr>
+      <w:r>
+        <w:t>Malware</w:t>
+      </w:r>
+    </w:p>
+    <w:p>
+      <w:pPr>
+        <w:pStyle w:val="NormalWeb"/>
+        <w:spacing w:before="0" w:beforeAutospacing="0" w:after="0" w:afterAutospacing="0"/>
+      </w:pPr>
+      <w:r>
+        <w:t>Malicious software designed to damage computers.</w:t>
+      </w:r>
+    </w:p>
+    <w:p>
+      <w:r>
+        <w:pict>
+          <v:rect id="_x0000_i1069" style="width:0;height:1.5pt" o:hralign="center" o:hrstd="t" o:hr="t" fillcolor="#a0a0a0" stroked="f"/>
+        </w:pict>
+      </w:r>
+    </w:p>
+    <w:p>
+      <w:pPr>
+        <w:pStyle w:val="Heading2"/>
+        <w:spacing w:before="0"/>
+      </w:pPr>
+      <w:r>
+        <w:t>Spam</w:t>
+      </w:r>
+    </w:p>
+    <w:p>
+      <w:pPr>
+        <w:pStyle w:val="NormalWeb"/>
+        <w:spacing w:before="0" w:beforeAutospacing="0" w:after="0" w:afterAutospacing="0"/>
+      </w:pPr>
+      <w:r>
+        <w:t>Unwanted or junk emails.</w:t>
+      </w:r>
+    </w:p>
+    <w:p>
+      <w:r>
+        <w:pict>
+          <v:rect id="_x0000_i1070" style="width:0;height:1.5pt" o:hralign="center" o:hrstd="t" o:hr="t" fillcolor="#a0a0a0" stroked="f"/>
+        </w:pict>
+      </w:r>
+    </w:p>
+    <w:p>
+      <w:pPr>
+        <w:pStyle w:val="Heading2"/>
+        <w:spacing w:before="0"/>
+      </w:pPr>
+      <w:r>
+        <w:t>Piracy</w:t>
+      </w:r>
+    </w:p>
+    <w:p>
+      <w:pPr>
+        <w:pStyle w:val="NormalWeb"/>
+        <w:spacing w:before="0" w:beforeAutospacing="0" w:after="0" w:afterAutospacing="0"/>
+      </w:pPr>
+      <w:r>
+        <w:t>Illegal copying or distribution of software.</w:t>
+      </w:r>
+    </w:p>
+    <w:p>
+      <w:r>
+        <w:pict>
+          <v:rect id="_x0000_i1071" style="width:0;height:1.5pt" o:hralign="center" o:hrstd="t" o:hr="t" fillcolor="#a0a0a0" stroked="f"/>
+        </w:pict>
+      </w:r>
+    </w:p>
+    <w:p>
+      <w:pPr>
+        <w:pStyle w:val="Heading2"/>
+        <w:spacing w:before="0"/>
+      </w:pPr>
+      <w:r>
+        <w:t>Netiquette</w:t>
+      </w:r>
+    </w:p>
+    <w:p>
+      <w:pPr>
+        <w:pStyle w:val="NormalWeb"/>
+        <w:spacing w:before="0" w:beforeAutospacing="0" w:after="0" w:afterAutospacing="0"/>
+      </w:pPr>
+      <w:r>
+        <w:t>Rules for polite behavior on the Internet.</w:t>
+      </w:r>
+    </w:p>
+    <w:p>
+      <w:r>
+        <w:pict>
+          <v:rect id="_x0000_i1072" style="width:0;height:1.5pt" o:hralign="center" o:hrstd="t" o:hr="t" fillcolor="#a0a0a0" stroked="f"/>
+        </w:pict>
+      </w:r>
+    </w:p>
+    <w:p>
+      <w:pPr>
+        <w:pStyle w:val="Heading2"/>
+        <w:spacing w:before="0"/>
+      </w:pPr>
+      <w:r>
+        <w:t>Data Protection</w:t>
+      </w:r>
+    </w:p>
+    <w:p>
+      <w:pPr>
+        <w:pStyle w:val="NormalWeb"/>
+        <w:spacing w:before="0" w:beforeAutospacing="0" w:after="0" w:afterAutospacing="0"/>
+      </w:pPr>
+      <w:r>
+        <w:t>Protecting information from misuse or theft.</w:t>
+      </w:r>
+    </w:p>
+    <w:p>
+      <w:r>
+        <w:pict>
+          <v:rect id="_x0000_i1073" style="width:0;height:1.5pt" o:hralign="center" o:hrstd="t" o:hr="t" fillcolor="#a0a0a0" stroked="f"/>
+        </w:pict>
+      </w:r>
+    </w:p>
+    <w:p>
+      <w:pPr>
+        <w:pStyle w:val="Heading1"/>
+      </w:pPr>
+      <w:r>
+        <w:t>Important Cyber Safety Tips</w:t>
+      </w:r>
+    </w:p>
+    <w:p>
+      <w:pPr>
+        <w:widowControl/>
+        <w:numPr>
+          <w:ilvl w:val="0"/>
+          <w:numId w:val="19"/>
+        </w:numPr>
+        <w:autoSpaceDE/>
+        <w:autoSpaceDN/>
+      </w:pPr>
+      <w:r>
+        <w:t xml:space="preserve">Use strong passwords </w:t>
+      </w:r>
+    </w:p>
+    <w:p>
+      <w:pPr>
+        <w:widowControl/>
+        <w:numPr>
+          <w:ilvl w:val="0"/>
+          <w:numId w:val="19"/>
+        </w:numPr>
+        <w:autoSpaceDE/>
+        <w:autoSpaceDN/>
+      </w:pPr>
+      <w:r>
+        <w:t xml:space="preserve">Never share OTP or passwords </w:t>
+      </w:r>
+    </w:p>
+    <w:p>
+      <w:pPr>
+        <w:widowControl/>
+        <w:numPr>
+          <w:ilvl w:val="0"/>
+          <w:numId w:val="19"/>
+        </w:numPr>
+        <w:autoSpaceDE/>
+        <w:autoSpaceDN/>
+      </w:pPr>
+      <w:r>
+        <w:t xml:space="preserve">Avoid pirated software </w:t>
+      </w:r>
+    </w:p>
+    <w:p>
+      <w:pPr>
+        <w:widowControl/>
+        <w:numPr>
+          <w:ilvl w:val="0"/>
+          <w:numId w:val="19"/>
+        </w:numPr>
+        <w:autoSpaceDE/>
+        <w:autoSpaceDN/>
+      </w:pPr>
+      <w:r>
+        <w:t xml:space="preserve">Use antivirus software </w:t>
+      </w:r>
+    </w:p>
+    <w:p>
+      <w:pPr>
+        <w:widowControl/>
+        <w:numPr>
+          <w:ilvl w:val="0"/>
+          <w:numId w:val="19"/>
+        </w:numPr>
+        <w:autoSpaceDE/>
+        <w:autoSpaceDN/>
+      </w:pPr>
+      <w:r>
+        <w:t xml:space="preserve">Keep software updated </w:t>
+      </w:r>
+    </w:p>
+    <w:p>
+      <w:pPr>
+        <w:widowControl/>
+        <w:numPr>
+          <w:ilvl w:val="0"/>
+          <w:numId w:val="19"/>
+        </w:numPr>
+        <w:autoSpaceDE/>
+        <w:autoSpaceDN/>
+      </w:pPr>
+      <w:r>
+        <w:t xml:space="preserve">Do not click unknown links </w:t>
+      </w:r>
+    </w:p>
+    <w:p>
+      <w:r>
+        <w:pict>
+          <v:rect id="_x0000_i1074" style="width:0;height:1.5pt" o:hralign="center" o:hrstd="t" o:hr="t" fillcolor="#a0a0a0" stroked="f"/>
+        </w:pict>
+      </w:r>
+    </w:p>
+    <w:p>
+      <w:pPr>
+        <w:pStyle w:val="Heading1"/>
+        <w:jc w:val="center"/>
+        <w:rPr>
+          <w:rFonts w:ascii="Monotype Corsiva" w:hAnsi="Monotype Corsiva"/>
+          <w:color w:val="00B0F0"/>
+          <w:sz w:val="52"/>
+          <w:szCs w:val="52"/>
+        </w:rPr>
+      </w:pPr>
+      <w:r>
+        <w:rPr>
+          <w:rFonts w:ascii="Monotype Corsiva" w:hAnsi="Monotype Corsiva"/>
+          <w:color w:val="00B0F0"/>
+          <w:sz w:val="52"/>
+          <w:szCs w:val="52"/>
+        </w:rPr>
+        <w:t>End of Chapter 11 Notes</w:t>
+      </w:r>
+    </w:p>
+    <w:p>
+      <w:pPr>
+        <w:pStyle w:val="Heading2"/>
+        <w:spacing w:before="0"/>
+        <w:jc w:val="center"/>
+        <w:rPr>
+          <w:rFonts w:ascii="Monotype Corsiva" w:hAnsi="Monotype Corsiva"/>
+          <w:color w:val="C00000"/>
+          <w:sz w:val="52"/>
+          <w:szCs w:val="52"/>
+        </w:rPr>
+      </w:pPr>
+      <w:r>
+        <w:rPr>
+          <w:rFonts w:ascii="Monotype Corsiva" w:hAnsi="Monotype Corsiva"/>
+          <w:color w:val="C00000"/>
+          <w:sz w:val="52"/>
+          <w:szCs w:val="52"/>
+        </w:rPr>
+        <w:t>Computing and Ethics</w:t>
+      </w:r>
+    </w:p>
+    <w:p>
+      <w:pPr>
         <w:pStyle w:val="BodyText"/>
-        <w:spacing w:before="29"/>
+        <w:spacing w:before="0"/>
         <w:ind w:left="23"/>
         <w:rPr>
           <w:spacing w:val="-10"/>
@@ -16,7 +2874,7 @@
     <w:p>
       <w:pPr>
         <w:pStyle w:val="BodyText"/>
-        <w:spacing w:before="29"/>
+        <w:spacing w:before="0"/>
         <w:ind w:left="23"/>
         <w:jc w:val="center"/>
         <w:rPr>
@@ -26,20 +2884,80 @@
           <w:sz w:val="72"/>
         </w:rPr>
       </w:pPr>
-      <w:r>
+    </w:p>
+    <w:p>
+      <w:pPr>
+        <w:pStyle w:val="BodyText"/>
+        <w:spacing w:before="0"/>
+        <w:ind w:left="23"/>
+        <w:jc w:val="center"/>
         <w:rPr>
           <w:b/>
           <w:color w:val="00B050"/>
           <w:spacing w:val="-10"/>
           <w:sz w:val="72"/>
         </w:rPr>
+      </w:pPr>
+    </w:p>
+    <w:p>
+      <w:pPr>
+        <w:pStyle w:val="BodyText"/>
+        <w:spacing w:before="0"/>
+        <w:ind w:left="23"/>
+        <w:jc w:val="center"/>
+        <w:rPr>
+          <w:b/>
+          <w:color w:val="00B050"/>
+          <w:spacing w:val="-10"/>
+          <w:sz w:val="72"/>
+        </w:rPr>
+      </w:pPr>
+      <w:r>
+        <w:rPr>
+          <w:b/>
+          <w:color w:val="00B050"/>
+          <w:spacing w:val="-10"/>
+          <w:sz w:val="72"/>
+        </w:rPr>
+        <w:t>*********************</w:t>
+      </w:r>
+    </w:p>
+    <w:p>
+      <w:pPr>
+        <w:pStyle w:val="BodyText"/>
+        <w:spacing w:before="0"/>
+        <w:ind w:left="23"/>
+        <w:jc w:val="center"/>
+        <w:rPr>
+          <w:b/>
+          <w:color w:val="00B050"/>
+          <w:spacing w:val="-10"/>
+          <w:sz w:val="72"/>
+        </w:rPr>
+      </w:pPr>
+      <w:r>
+        <w:rPr>
+          <w:b/>
+          <w:color w:val="00B050"/>
+          <w:spacing w:val="-10"/>
+          <w:sz w:val="72"/>
+        </w:rPr>
         <w:t>Class 9</w:t>
       </w:r>
+      <w:r>
+        <w:rPr>
+          <w:b/>
+          <w:color w:val="00B050"/>
+          <w:spacing w:val="-10"/>
+          <w:sz w:val="72"/>
+        </w:rPr>
+        <w:t>(2025-26)</w:t>
+      </w:r>
     </w:p>
     <w:p>
       <w:pPr>
         <w:pStyle w:val="BodyText"/>
-        <w:spacing w:before="29"/>
+        <w:spacing w:before="0"/>
         <w:ind w:left="23"/>
         <w:jc w:val="center"/>
         <w:rPr>
@@ -62,7 +2980,7 @@
     <w:p>
       <w:pPr>
         <w:pStyle w:val="BodyText"/>
-        <w:spacing w:before="29"/>
+        <w:spacing w:before="0"/>
         <w:ind w:left="23"/>
         <w:jc w:val="center"/>
         <w:rPr>
@@ -85,7 +3003,7 @@
     <w:p>
       <w:pPr>
         <w:pStyle w:val="BodyText"/>
-        <w:spacing w:before="29"/>
+        <w:spacing w:before="0"/>
         <w:ind w:left="23"/>
         <w:jc w:val="center"/>
         <w:rPr>
@@ -98,7 +3016,7 @@
     <w:p>
       <w:pPr>
         <w:pStyle w:val="BodyText"/>
-        <w:spacing w:before="29"/>
+        <w:spacing w:before="0"/>
         <w:ind w:left="23"/>
       </w:pPr>
       <w:r>
@@ -162,7 +3080,7 @@
           <w:tab w:val="left" w:pos="844"/>
           <w:tab w:val="left" w:pos="1685"/>
         </w:tabs>
-        <w:spacing w:before="184" w:line="259" w:lineRule="auto"/>
+        <w:spacing w:before="0" w:line="259" w:lineRule="auto"/>
         <w:ind w:right="322" w:hanging="360"/>
         <w:rPr>
           <w:b/>
@@ -382,7 +3300,7 @@
         <w:tabs>
           <w:tab w:val="left" w:pos="743"/>
         </w:tabs>
-        <w:spacing w:before="159"/>
+        <w:spacing w:before="0"/>
         <w:ind w:hanging="360"/>
         <w:rPr>
           <w:b/>
@@ -401,6 +3319,7 @@
     <w:p>
       <w:pPr>
         <w:pStyle w:val="BodyText"/>
+        <w:spacing w:before="0"/>
         <w:rPr>
           <w:color w:val="FF0000"/>
         </w:rPr>
@@ -544,6 +3463,7 @@
           <w:tab w:val="left" w:pos="743"/>
           <w:tab w:val="left" w:pos="1590"/>
         </w:tabs>
+        <w:spacing w:before="0"/>
         <w:ind w:hanging="360"/>
         <w:rPr>
           <w:b/>
@@ -709,7 +3629,6 @@
     </w:p>
     <w:p>
       <w:pPr>
-        <w:spacing w:before="22"/>
         <w:ind w:left="743"/>
         <w:rPr>
           <w:b/>
@@ -728,8 +3647,6 @@
         </w:rPr>
         <w:t xml:space="preserve"> </w:t>
       </w:r>
-      <w:bookmarkStart w:id="0" w:name="_GoBack"/>
-      <w:bookmarkEnd w:id="0"/>
       <w:r>
         <w:rPr>
           <w:color w:val="FF0000"/>
@@ -772,7 +3689,7 @@
           <w:tab w:val="left" w:pos="743"/>
           <w:tab w:val="left" w:pos="5294"/>
         </w:tabs>
-        <w:spacing w:before="181" w:line="259" w:lineRule="auto"/>
+        <w:spacing w:before="0" w:line="259" w:lineRule="auto"/>
         <w:ind w:right="70" w:hanging="360"/>
         <w:rPr>
           <w:b/>
@@ -969,7 +3886,6 @@
     </w:p>
     <w:p>
       <w:pPr>
-        <w:spacing w:before="1"/>
         <w:ind w:left="743"/>
         <w:rPr>
           <w:b/>
@@ -1025,7 +3941,7 @@
           <w:tab w:val="left" w:pos="743"/>
           <w:tab w:val="left" w:pos="1928"/>
         </w:tabs>
-        <w:spacing w:line="259" w:lineRule="auto"/>
+        <w:spacing w:before="0" w:line="259" w:lineRule="auto"/>
         <w:ind w:right="53" w:hanging="360"/>
         <w:rPr>
           <w:b/>
@@ -1243,7 +4159,6 @@
     </w:p>
     <w:p>
       <w:pPr>
-        <w:spacing w:before="1"/>
         <w:ind w:left="743"/>
         <w:rPr>
           <w:b/>
@@ -1314,6 +4229,7 @@
           <w:tab w:val="left" w:pos="743"/>
           <w:tab w:val="left" w:pos="1486"/>
         </w:tabs>
+        <w:spacing w:before="0"/>
         <w:ind w:hanging="360"/>
         <w:rPr>
           <w:b/>
@@ -1402,7 +4318,6 @@
     </w:p>
     <w:p>
       <w:pPr>
-        <w:spacing w:before="22"/>
         <w:ind w:left="743"/>
         <w:rPr>
           <w:b/>
@@ -1480,7 +4395,6 @@
     <w:p>
       <w:pPr>
         <w:pStyle w:val="Heading1"/>
-        <w:spacing w:before="183"/>
       </w:pPr>
       <w:r>
         <w:rPr>
@@ -1570,7 +4484,7 @@
           <w:tab w:val="left" w:pos="741"/>
           <w:tab w:val="left" w:pos="743"/>
         </w:tabs>
-        <w:spacing w:before="185" w:line="256" w:lineRule="auto"/>
+        <w:spacing w:before="0" w:line="256" w:lineRule="auto"/>
         <w:ind w:right="473"/>
       </w:pPr>
       <w:r>
@@ -1751,7 +4665,7 @@
           <w:tab w:val="left" w:pos="741"/>
           <w:tab w:val="left" w:pos="743"/>
         </w:tabs>
-        <w:spacing w:before="165" w:line="256" w:lineRule="auto"/>
+        <w:spacing w:before="0" w:line="256" w:lineRule="auto"/>
         <w:ind w:right="376"/>
       </w:pPr>
       <w:r>
@@ -1908,7 +4822,7 @@
           <w:tab w:val="left" w:pos="741"/>
           <w:tab w:val="left" w:pos="743"/>
         </w:tabs>
-        <w:spacing w:before="164" w:line="259" w:lineRule="auto"/>
+        <w:spacing w:before="0" w:line="259" w:lineRule="auto"/>
         <w:ind w:right="517"/>
         <w:rPr>
           <w:color w:val="FF0000"/>
@@ -2051,7 +4965,7 @@
         <w:tabs>
           <w:tab w:val="left" w:pos="741"/>
         </w:tabs>
-        <w:spacing w:before="159"/>
+        <w:spacing w:before="0"/>
         <w:ind w:left="741" w:hanging="358"/>
       </w:pPr>
       <w:r>
@@ -2197,7 +5111,6 @@
     <w:p>
       <w:pPr>
         <w:pStyle w:val="Heading1"/>
-        <w:spacing w:before="182"/>
       </w:pPr>
       <w:r>
         <w:rPr>
@@ -2260,7 +5173,7 @@
         <w:tabs>
           <w:tab w:val="left" w:pos="741"/>
         </w:tabs>
-        <w:spacing w:before="184"/>
+        <w:spacing w:before="0"/>
         <w:ind w:left="741" w:hanging="358"/>
         <w:rPr>
           <w:b/>
@@ -2369,7 +5282,7 @@
     <w:p>
       <w:pPr>
         <w:pStyle w:val="BodyText"/>
-        <w:spacing w:line="259" w:lineRule="auto"/>
+        <w:spacing w:before="0" w:line="259" w:lineRule="auto"/>
         <w:ind w:right="112"/>
       </w:pPr>
       <w:r>
@@ -2379,10 +5292,7 @@
         <w:t>Answer:</w:t>
       </w:r>
       <w:r>
-        <w:t xml:space="preserve"> </w:t>
-      </w:r>
-      <w:r>
-        <w:t>Cyber terrorism refers to the use of computers, networks, and the Internet to conduct violent</w:t>
+        <w:t xml:space="preserve"> Cyber terrorism refers to the use of computers, networks, and the Internet to conduct violent</w:t>
       </w:r>
       <w:r>
         <w:rPr>
@@ -2503,7 +5413,7 @@
         <w:tabs>
           <w:tab w:val="left" w:pos="741"/>
         </w:tabs>
-        <w:spacing w:before="160"/>
+        <w:spacing w:before="0"/>
         <w:ind w:left="741" w:hanging="358"/>
         <w:rPr>
           <w:b/>
@@ -2717,24 +5627,27 @@
     <w:p>
       <w:pPr>
         <w:pStyle w:val="BodyText"/>
-        <w:spacing w:line="259" w:lineRule="auto"/>
+        <w:spacing w:before="0" w:line="259" w:lineRule="auto"/>
         <w:ind w:right="91"/>
       </w:pPr>
       <w:r>
         <w:rPr>
           <w:color w:val="FF0000"/>
         </w:rPr>
+        <w:t>Answer:</w:t>
+      </w:r>
+      <w:r>
+        <w:rPr>
+          <w:color w:val="FF0000"/>
+        </w:rPr>
+        <w:t xml:space="preserve"> </w:t>
+      </w:r>
+      <w:r>
+        <w:t xml:space="preserve">Software piracy is the illegal copying, distribution, or use of software without </w:t>
+      </w:r>
+      <w:r>
         <w:lastRenderedPageBreak/>
-        <w:t>Answer:</w:t>
-      </w:r>
-      <w:r>
-        <w:rPr>
-          <w:color w:val="FF0000"/>
-        </w:rPr>
-        <w:t xml:space="preserve"> </w:t>
-      </w:r>
-      <w:r>
-        <w:t>Software piracy is the illegal copying, distribution, or use of software without proper authorization or licensing. It is a major concern because it causes huge financial losses to companies,</w:t>
+        <w:t>proper authorization or licensing. It is a major concern because it causes huge financial losses to companies,</w:t>
       </w:r>
       <w:r>
         <w:rPr>
@@ -2861,7 +5774,7 @@
         <w:tabs>
           <w:tab w:val="left" w:pos="741"/>
         </w:tabs>
-        <w:spacing w:before="160"/>
+        <w:spacing w:before="0"/>
         <w:ind w:left="741" w:hanging="358"/>
         <w:rPr>
           <w:b/>
@@ -2895,7 +5808,7 @@
     <w:p>
       <w:pPr>
         <w:pStyle w:val="BodyText"/>
-        <w:spacing w:before="19" w:line="259" w:lineRule="auto"/>
+        <w:spacing w:before="0" w:line="259" w:lineRule="auto"/>
       </w:pPr>
       <w:r>
         <w:rPr>
@@ -3051,7 +5964,7 @@
     <w:p>
       <w:pPr>
         <w:pStyle w:val="BodyText"/>
-        <w:spacing w:line="259" w:lineRule="auto"/>
+        <w:spacing w:before="0" w:line="259" w:lineRule="auto"/>
       </w:pPr>
     </w:p>
     <w:p>
@@ -3113,7 +6026,7 @@
     <w:p>
       <w:pPr>
         <w:pStyle w:val="BodyText"/>
-        <w:spacing w:line="259" w:lineRule="auto"/>
+        <w:spacing w:before="0" w:line="259" w:lineRule="auto"/>
       </w:pPr>
       <w:r>
         <w:rPr>
@@ -3236,10 +6149,7 @@
         <w:t xml:space="preserve"> </w:t>
       </w:r>
       <w:r>
-        <w:t>use, or disclosure, ensuring individuals have contr</w:t>
-      </w:r>
-      <w:r>
-        <w:t>ol over their own data.</w:t>
+        <w:t>use, or disclosure, ensuring individuals have control over their own data.</w:t>
       </w:r>
     </w:p>
     <w:p>
@@ -3252,7 +6162,7 @@
         <w:tabs>
           <w:tab w:val="left" w:pos="741"/>
         </w:tabs>
-        <w:spacing w:before="159"/>
+        <w:spacing w:before="0"/>
         <w:ind w:left="741" w:hanging="358"/>
         <w:rPr>
           <w:b/>
@@ -3394,7 +6304,7 @@
         <w:tabs>
           <w:tab w:val="left" w:pos="741"/>
         </w:tabs>
-        <w:spacing w:before="159"/>
+        <w:spacing w:before="0"/>
         <w:ind w:firstLine="0"/>
         <w:rPr>
           <w:b/>
@@ -3418,6 +6328,7 @@
         <w:tabs>
           <w:tab w:val="left" w:pos="1462"/>
         </w:tabs>
+        <w:spacing w:before="0"/>
         <w:ind w:left="1462" w:hanging="359"/>
       </w:pPr>
       <w:r>
@@ -3464,7 +6375,7 @@
         <w:tabs>
           <w:tab w:val="left" w:pos="1462"/>
         </w:tabs>
-        <w:spacing w:before="182"/>
+        <w:spacing w:before="0"/>
         <w:ind w:left="1462" w:hanging="359"/>
       </w:pPr>
       <w:r>
@@ -3511,7 +6422,7 @@
         <w:tabs>
           <w:tab w:val="left" w:pos="1462"/>
         </w:tabs>
-        <w:spacing w:before="179"/>
+        <w:spacing w:before="0"/>
         <w:ind w:left="1462" w:hanging="359"/>
       </w:pPr>
       <w:r>
@@ -3558,7 +6469,7 @@
         <w:tabs>
           <w:tab w:val="left" w:pos="1462"/>
         </w:tabs>
-        <w:spacing w:before="182"/>
+        <w:spacing w:before="0"/>
         <w:ind w:left="1462" w:hanging="359"/>
       </w:pPr>
       <w:r>
@@ -3605,6 +6516,7 @@
         <w:tabs>
           <w:tab w:val="left" w:pos="741"/>
         </w:tabs>
+        <w:spacing w:before="0"/>
         <w:ind w:left="741" w:hanging="358"/>
         <w:rPr>
           <w:b/>
@@ -3712,7 +6624,7 @@
     </w:p>
     <w:p>
       <w:pPr>
-        <w:spacing w:before="21" w:line="259" w:lineRule="auto"/>
+        <w:spacing w:line="259" w:lineRule="auto"/>
         <w:ind w:left="743"/>
       </w:pPr>
       <w:r>
@@ -3900,7 +6812,7 @@
         <w:tabs>
           <w:tab w:val="left" w:pos="741"/>
         </w:tabs>
-        <w:spacing w:before="160"/>
+        <w:spacing w:before="0"/>
         <w:ind w:left="741" w:hanging="358"/>
         <w:rPr>
           <w:b/>
@@ -3982,7 +6894,7 @@
         <w:tabs>
           <w:tab w:val="left" w:pos="741"/>
         </w:tabs>
-        <w:spacing w:before="160"/>
+        <w:spacing w:before="0"/>
         <w:ind w:firstLine="0"/>
         <w:rPr>
           <w:b/>
@@ -4006,6 +6918,7 @@
         <w:tabs>
           <w:tab w:val="left" w:pos="1462"/>
         </w:tabs>
+        <w:spacing w:before="0"/>
         <w:ind w:left="1462" w:hanging="359"/>
       </w:pPr>
       <w:r>
@@ -4070,7 +6983,7 @@
         <w:tabs>
           <w:tab w:val="left" w:pos="1462"/>
         </w:tabs>
-        <w:spacing w:before="181"/>
+        <w:spacing w:before="0"/>
         <w:ind w:left="1462" w:hanging="359"/>
       </w:pPr>
       <w:r>
@@ -4135,6 +7048,7 @@
         <w:tabs>
           <w:tab w:val="left" w:pos="741"/>
         </w:tabs>
+        <w:spacing w:before="0"/>
         <w:ind w:left="741" w:hanging="358"/>
         <w:rPr>
           <w:b/>
@@ -4243,7 +7157,7 @@
     <w:p>
       <w:pPr>
         <w:pStyle w:val="BodyText"/>
-        <w:spacing w:line="259" w:lineRule="auto"/>
+        <w:spacing w:before="0" w:line="259" w:lineRule="auto"/>
       </w:pPr>
       <w:r>
         <w:rPr>
@@ -4397,7 +7311,7 @@
         <w:tabs>
           <w:tab w:val="left" w:pos="741"/>
         </w:tabs>
-        <w:spacing w:before="159"/>
+        <w:spacing w:before="0"/>
         <w:ind w:left="741" w:hanging="358"/>
         <w:rPr>
           <w:b/>
@@ -4453,7 +7367,7 @@
     <w:p>
       <w:pPr>
         <w:pStyle w:val="BodyText"/>
-        <w:spacing w:line="259" w:lineRule="auto"/>
+        <w:spacing w:before="0" w:line="259" w:lineRule="auto"/>
       </w:pPr>
       <w:r>
         <w:rPr>
@@ -4598,7 +7512,7 @@
         <w:tabs>
           <w:tab w:val="left" w:pos="741"/>
         </w:tabs>
-        <w:spacing w:before="159"/>
+        <w:spacing w:before="0"/>
         <w:ind w:left="741" w:hanging="358"/>
         <w:jc w:val="both"/>
         <w:rPr>
@@ -4648,7 +7562,7 @@
     <w:p>
       <w:pPr>
         <w:pStyle w:val="BodyText"/>
-        <w:spacing w:line="259" w:lineRule="auto"/>
+        <w:spacing w:before="0" w:line="259" w:lineRule="auto"/>
         <w:ind w:right="485"/>
         <w:jc w:val="both"/>
       </w:pPr>
@@ -4895,6 +7809,2246 @@
 <file path=word/numbering.xml><?xml version="1.0" encoding="utf-8"?>
 <w:numbering xmlns:wpc="http://schemas.microsoft.com/office/word/2010/wordprocessingCanvas" xmlns:mc="http://schemas.openxmlformats.org/markup-compatibility/2006" xmlns:o="urn:schemas-microsoft-com:office:office" xmlns:r="http://schemas.openxmlformats.org/officeDocument/2006/relationships" xmlns:m="http://schemas.openxmlformats.org/officeDocument/2006/math" xmlns:v="urn:schemas-microsoft-com:vml" xmlns:wp14="http://schemas.microsoft.com/office/word/2010/wordprocessingDrawing" xmlns:wp="http://schemas.openxmlformats.org/drawingml/2006/wordprocessingDrawing" xmlns:w10="urn:schemas-microsoft-com:office:word" xmlns:w="http://schemas.openxmlformats.org/wordprocessingml/2006/main" xmlns:w14="http://schemas.microsoft.com/office/word/2010/wordml" xmlns:w15="http://schemas.microsoft.com/office/word/2012/wordml" xmlns:wpg="http://schemas.microsoft.com/office/word/2010/wordprocessingGroup" xmlns:wpi="http://schemas.microsoft.com/office/word/2010/wordprocessingInk" xmlns:wne="http://schemas.microsoft.com/office/word/2006/wordml" xmlns:wps="http://schemas.microsoft.com/office/word/2010/wordprocessingShape" mc:Ignorable="w14 w15 wp14">
   <w:abstractNum w:abstractNumId="0" w15:restartNumberingAfterBreak="0">
+    <w:nsid w:val="01571C94"/>
+    <w:multiLevelType w:val="multilevel"/>
+    <w:tmpl w:val="1E0CFB90"/>
+    <w:lvl w:ilvl="0">
+      <w:start w:val="1"/>
+      <w:numFmt w:val="bullet"/>
+      <w:lvlText w:val=""/>
+      <w:lvlJc w:val="left"/>
+      <w:pPr>
+        <w:tabs>
+          <w:tab w:val="num" w:pos="720"/>
+        </w:tabs>
+        <w:ind w:left="720" w:hanging="360"/>
+      </w:pPr>
+      <w:rPr>
+        <w:rFonts w:ascii="Symbol" w:hAnsi="Symbol" w:hint="default"/>
+        <w:sz w:val="20"/>
+      </w:rPr>
+    </w:lvl>
+    <w:lvl w:ilvl="1" w:tentative="1">
+      <w:start w:val="1"/>
+      <w:numFmt w:val="bullet"/>
+      <w:lvlText w:val="o"/>
+      <w:lvlJc w:val="left"/>
+      <w:pPr>
+        <w:tabs>
+          <w:tab w:val="num" w:pos="1440"/>
+        </w:tabs>
+        <w:ind w:left="1440" w:hanging="360"/>
+      </w:pPr>
+      <w:rPr>
+        <w:rFonts w:ascii="Courier New" w:hAnsi="Courier New" w:hint="default"/>
+        <w:sz w:val="20"/>
+      </w:rPr>
+    </w:lvl>
+    <w:lvl w:ilvl="2" w:tentative="1">
+      <w:start w:val="1"/>
+      <w:numFmt w:val="bullet"/>
+      <w:lvlText w:val=""/>
+      <w:lvlJc w:val="left"/>
+      <w:pPr>
+        <w:tabs>
+          <w:tab w:val="num" w:pos="2160"/>
+        </w:tabs>
+        <w:ind w:left="2160" w:hanging="360"/>
+      </w:pPr>
+      <w:rPr>
+        <w:rFonts w:ascii="Wingdings" w:hAnsi="Wingdings" w:hint="default"/>
+        <w:sz w:val="20"/>
+      </w:rPr>
+    </w:lvl>
+    <w:lvl w:ilvl="3" w:tentative="1">
+      <w:start w:val="1"/>
+      <w:numFmt w:val="bullet"/>
+      <w:lvlText w:val=""/>
+      <w:lvlJc w:val="left"/>
+      <w:pPr>
+        <w:tabs>
+          <w:tab w:val="num" w:pos="2880"/>
+        </w:tabs>
+        <w:ind w:left="2880" w:hanging="360"/>
+      </w:pPr>
+      <w:rPr>
+        <w:rFonts w:ascii="Wingdings" w:hAnsi="Wingdings" w:hint="default"/>
+        <w:sz w:val="20"/>
+      </w:rPr>
+    </w:lvl>
+    <w:lvl w:ilvl="4" w:tentative="1">
+      <w:start w:val="1"/>
+      <w:numFmt w:val="bullet"/>
+      <w:lvlText w:val=""/>
+      <w:lvlJc w:val="left"/>
+      <w:pPr>
+        <w:tabs>
+          <w:tab w:val="num" w:pos="3600"/>
+        </w:tabs>
+        <w:ind w:left="3600" w:hanging="360"/>
+      </w:pPr>
+      <w:rPr>
+        <w:rFonts w:ascii="Wingdings" w:hAnsi="Wingdings" w:hint="default"/>
+        <w:sz w:val="20"/>
+      </w:rPr>
+    </w:lvl>
+    <w:lvl w:ilvl="5" w:tentative="1">
+      <w:start w:val="1"/>
+      <w:numFmt w:val="bullet"/>
+      <w:lvlText w:val=""/>
+      <w:lvlJc w:val="left"/>
+      <w:pPr>
+        <w:tabs>
+          <w:tab w:val="num" w:pos="4320"/>
+        </w:tabs>
+        <w:ind w:left="4320" w:hanging="360"/>
+      </w:pPr>
+      <w:rPr>
+        <w:rFonts w:ascii="Wingdings" w:hAnsi="Wingdings" w:hint="default"/>
+        <w:sz w:val="20"/>
+      </w:rPr>
+    </w:lvl>
+    <w:lvl w:ilvl="6" w:tentative="1">
+      <w:start w:val="1"/>
+      <w:numFmt w:val="bullet"/>
+      <w:lvlText w:val=""/>
+      <w:lvlJc w:val="left"/>
+      <w:pPr>
+        <w:tabs>
+          <w:tab w:val="num" w:pos="5040"/>
+        </w:tabs>
+        <w:ind w:left="5040" w:hanging="360"/>
+      </w:pPr>
+      <w:rPr>
+        <w:rFonts w:ascii="Wingdings" w:hAnsi="Wingdings" w:hint="default"/>
+        <w:sz w:val="20"/>
+      </w:rPr>
+    </w:lvl>
+    <w:lvl w:ilvl="7" w:tentative="1">
+      <w:start w:val="1"/>
+      <w:numFmt w:val="bullet"/>
+      <w:lvlText w:val=""/>
+      <w:lvlJc w:val="left"/>
+      <w:pPr>
+        <w:tabs>
+          <w:tab w:val="num" w:pos="5760"/>
+        </w:tabs>
+        <w:ind w:left="5760" w:hanging="360"/>
+      </w:pPr>
+      <w:rPr>
+        <w:rFonts w:ascii="Wingdings" w:hAnsi="Wingdings" w:hint="default"/>
+        <w:sz w:val="20"/>
+      </w:rPr>
+    </w:lvl>
+    <w:lvl w:ilvl="8" w:tentative="1">
+      <w:start w:val="1"/>
+      <w:numFmt w:val="bullet"/>
+      <w:lvlText w:val=""/>
+      <w:lvlJc w:val="left"/>
+      <w:pPr>
+        <w:tabs>
+          <w:tab w:val="num" w:pos="6480"/>
+        </w:tabs>
+        <w:ind w:left="6480" w:hanging="360"/>
+      </w:pPr>
+      <w:rPr>
+        <w:rFonts w:ascii="Wingdings" w:hAnsi="Wingdings" w:hint="default"/>
+        <w:sz w:val="20"/>
+      </w:rPr>
+    </w:lvl>
+  </w:abstractNum>
+  <w:abstractNum w:abstractNumId="1" w15:restartNumberingAfterBreak="0">
+    <w:nsid w:val="04143354"/>
+    <w:multiLevelType w:val="multilevel"/>
+    <w:tmpl w:val="C20CBE96"/>
+    <w:lvl w:ilvl="0">
+      <w:start w:val="1"/>
+      <w:numFmt w:val="decimal"/>
+      <w:lvlText w:val="%1."/>
+      <w:lvlJc w:val="left"/>
+      <w:pPr>
+        <w:tabs>
+          <w:tab w:val="num" w:pos="720"/>
+        </w:tabs>
+        <w:ind w:left="720" w:hanging="360"/>
+      </w:pPr>
+    </w:lvl>
+    <w:lvl w:ilvl="1" w:tentative="1">
+      <w:start w:val="1"/>
+      <w:numFmt w:val="decimal"/>
+      <w:lvlText w:val="%2."/>
+      <w:lvlJc w:val="left"/>
+      <w:pPr>
+        <w:tabs>
+          <w:tab w:val="num" w:pos="1440"/>
+        </w:tabs>
+        <w:ind w:left="1440" w:hanging="360"/>
+      </w:pPr>
+    </w:lvl>
+    <w:lvl w:ilvl="2" w:tentative="1">
+      <w:start w:val="1"/>
+      <w:numFmt w:val="decimal"/>
+      <w:lvlText w:val="%3."/>
+      <w:lvlJc w:val="left"/>
+      <w:pPr>
+        <w:tabs>
+          <w:tab w:val="num" w:pos="2160"/>
+        </w:tabs>
+        <w:ind w:left="2160" w:hanging="360"/>
+      </w:pPr>
+    </w:lvl>
+    <w:lvl w:ilvl="3" w:tentative="1">
+      <w:start w:val="1"/>
+      <w:numFmt w:val="decimal"/>
+      <w:lvlText w:val="%4."/>
+      <w:lvlJc w:val="left"/>
+      <w:pPr>
+        <w:tabs>
+          <w:tab w:val="num" w:pos="2880"/>
+        </w:tabs>
+        <w:ind w:left="2880" w:hanging="360"/>
+      </w:pPr>
+    </w:lvl>
+    <w:lvl w:ilvl="4" w:tentative="1">
+      <w:start w:val="1"/>
+      <w:numFmt w:val="decimal"/>
+      <w:lvlText w:val="%5."/>
+      <w:lvlJc w:val="left"/>
+      <w:pPr>
+        <w:tabs>
+          <w:tab w:val="num" w:pos="3600"/>
+        </w:tabs>
+        <w:ind w:left="3600" w:hanging="360"/>
+      </w:pPr>
+    </w:lvl>
+    <w:lvl w:ilvl="5" w:tentative="1">
+      <w:start w:val="1"/>
+      <w:numFmt w:val="decimal"/>
+      <w:lvlText w:val="%6."/>
+      <w:lvlJc w:val="left"/>
+      <w:pPr>
+        <w:tabs>
+          <w:tab w:val="num" w:pos="4320"/>
+        </w:tabs>
+        <w:ind w:left="4320" w:hanging="360"/>
+      </w:pPr>
+    </w:lvl>
+    <w:lvl w:ilvl="6" w:tentative="1">
+      <w:start w:val="1"/>
+      <w:numFmt w:val="decimal"/>
+      <w:lvlText w:val="%7."/>
+      <w:lvlJc w:val="left"/>
+      <w:pPr>
+        <w:tabs>
+          <w:tab w:val="num" w:pos="5040"/>
+        </w:tabs>
+        <w:ind w:left="5040" w:hanging="360"/>
+      </w:pPr>
+    </w:lvl>
+    <w:lvl w:ilvl="7" w:tentative="1">
+      <w:start w:val="1"/>
+      <w:numFmt w:val="decimal"/>
+      <w:lvlText w:val="%8."/>
+      <w:lvlJc w:val="left"/>
+      <w:pPr>
+        <w:tabs>
+          <w:tab w:val="num" w:pos="5760"/>
+        </w:tabs>
+        <w:ind w:left="5760" w:hanging="360"/>
+      </w:pPr>
+    </w:lvl>
+    <w:lvl w:ilvl="8" w:tentative="1">
+      <w:start w:val="1"/>
+      <w:numFmt w:val="decimal"/>
+      <w:lvlText w:val="%9."/>
+      <w:lvlJc w:val="left"/>
+      <w:pPr>
+        <w:tabs>
+          <w:tab w:val="num" w:pos="6480"/>
+        </w:tabs>
+        <w:ind w:left="6480" w:hanging="360"/>
+      </w:pPr>
+    </w:lvl>
+  </w:abstractNum>
+  <w:abstractNum w:abstractNumId="2" w15:restartNumberingAfterBreak="0">
+    <w:nsid w:val="1380447B"/>
+    <w:multiLevelType w:val="multilevel"/>
+    <w:tmpl w:val="B0066E48"/>
+    <w:lvl w:ilvl="0">
+      <w:start w:val="1"/>
+      <w:numFmt w:val="bullet"/>
+      <w:lvlText w:val=""/>
+      <w:lvlJc w:val="left"/>
+      <w:pPr>
+        <w:tabs>
+          <w:tab w:val="num" w:pos="720"/>
+        </w:tabs>
+        <w:ind w:left="720" w:hanging="360"/>
+      </w:pPr>
+      <w:rPr>
+        <w:rFonts w:ascii="Symbol" w:hAnsi="Symbol" w:hint="default"/>
+        <w:sz w:val="20"/>
+      </w:rPr>
+    </w:lvl>
+    <w:lvl w:ilvl="1" w:tentative="1">
+      <w:start w:val="1"/>
+      <w:numFmt w:val="bullet"/>
+      <w:lvlText w:val="o"/>
+      <w:lvlJc w:val="left"/>
+      <w:pPr>
+        <w:tabs>
+          <w:tab w:val="num" w:pos="1440"/>
+        </w:tabs>
+        <w:ind w:left="1440" w:hanging="360"/>
+      </w:pPr>
+      <w:rPr>
+        <w:rFonts w:ascii="Courier New" w:hAnsi="Courier New" w:hint="default"/>
+        <w:sz w:val="20"/>
+      </w:rPr>
+    </w:lvl>
+    <w:lvl w:ilvl="2" w:tentative="1">
+      <w:start w:val="1"/>
+      <w:numFmt w:val="bullet"/>
+      <w:lvlText w:val=""/>
+      <w:lvlJc w:val="left"/>
+      <w:pPr>
+        <w:tabs>
+          <w:tab w:val="num" w:pos="2160"/>
+        </w:tabs>
+        <w:ind w:left="2160" w:hanging="360"/>
+      </w:pPr>
+      <w:rPr>
+        <w:rFonts w:ascii="Wingdings" w:hAnsi="Wingdings" w:hint="default"/>
+        <w:sz w:val="20"/>
+      </w:rPr>
+    </w:lvl>
+    <w:lvl w:ilvl="3" w:tentative="1">
+      <w:start w:val="1"/>
+      <w:numFmt w:val="bullet"/>
+      <w:lvlText w:val=""/>
+      <w:lvlJc w:val="left"/>
+      <w:pPr>
+        <w:tabs>
+          <w:tab w:val="num" w:pos="2880"/>
+        </w:tabs>
+        <w:ind w:left="2880" w:hanging="360"/>
+      </w:pPr>
+      <w:rPr>
+        <w:rFonts w:ascii="Wingdings" w:hAnsi="Wingdings" w:hint="default"/>
+        <w:sz w:val="20"/>
+      </w:rPr>
+    </w:lvl>
+    <w:lvl w:ilvl="4" w:tentative="1">
+      <w:start w:val="1"/>
+      <w:numFmt w:val="bullet"/>
+      <w:lvlText w:val=""/>
+      <w:lvlJc w:val="left"/>
+      <w:pPr>
+        <w:tabs>
+          <w:tab w:val="num" w:pos="3600"/>
+        </w:tabs>
+        <w:ind w:left="3600" w:hanging="360"/>
+      </w:pPr>
+      <w:rPr>
+        <w:rFonts w:ascii="Wingdings" w:hAnsi="Wingdings" w:hint="default"/>
+        <w:sz w:val="20"/>
+      </w:rPr>
+    </w:lvl>
+    <w:lvl w:ilvl="5" w:tentative="1">
+      <w:start w:val="1"/>
+      <w:numFmt w:val="bullet"/>
+      <w:lvlText w:val=""/>
+      <w:lvlJc w:val="left"/>
+      <w:pPr>
+        <w:tabs>
+          <w:tab w:val="num" w:pos="4320"/>
+        </w:tabs>
+        <w:ind w:left="4320" w:hanging="360"/>
+      </w:pPr>
+      <w:rPr>
+        <w:rFonts w:ascii="Wingdings" w:hAnsi="Wingdings" w:hint="default"/>
+        <w:sz w:val="20"/>
+      </w:rPr>
+    </w:lvl>
+    <w:lvl w:ilvl="6" w:tentative="1">
+      <w:start w:val="1"/>
+      <w:numFmt w:val="bullet"/>
+      <w:lvlText w:val=""/>
+      <w:lvlJc w:val="left"/>
+      <w:pPr>
+        <w:tabs>
+          <w:tab w:val="num" w:pos="5040"/>
+        </w:tabs>
+        <w:ind w:left="5040" w:hanging="360"/>
+      </w:pPr>
+      <w:rPr>
+        <w:rFonts w:ascii="Wingdings" w:hAnsi="Wingdings" w:hint="default"/>
+        <w:sz w:val="20"/>
+      </w:rPr>
+    </w:lvl>
+    <w:lvl w:ilvl="7" w:tentative="1">
+      <w:start w:val="1"/>
+      <w:numFmt w:val="bullet"/>
+      <w:lvlText w:val=""/>
+      <w:lvlJc w:val="left"/>
+      <w:pPr>
+        <w:tabs>
+          <w:tab w:val="num" w:pos="5760"/>
+        </w:tabs>
+        <w:ind w:left="5760" w:hanging="360"/>
+      </w:pPr>
+      <w:rPr>
+        <w:rFonts w:ascii="Wingdings" w:hAnsi="Wingdings" w:hint="default"/>
+        <w:sz w:val="20"/>
+      </w:rPr>
+    </w:lvl>
+    <w:lvl w:ilvl="8" w:tentative="1">
+      <w:start w:val="1"/>
+      <w:numFmt w:val="bullet"/>
+      <w:lvlText w:val=""/>
+      <w:lvlJc w:val="left"/>
+      <w:pPr>
+        <w:tabs>
+          <w:tab w:val="num" w:pos="6480"/>
+        </w:tabs>
+        <w:ind w:left="6480" w:hanging="360"/>
+      </w:pPr>
+      <w:rPr>
+        <w:rFonts w:ascii="Wingdings" w:hAnsi="Wingdings" w:hint="default"/>
+        <w:sz w:val="20"/>
+      </w:rPr>
+    </w:lvl>
+  </w:abstractNum>
+  <w:abstractNum w:abstractNumId="3" w15:restartNumberingAfterBreak="0">
+    <w:nsid w:val="139852EE"/>
+    <w:multiLevelType w:val="multilevel"/>
+    <w:tmpl w:val="6D3C0D7E"/>
+    <w:lvl w:ilvl="0">
+      <w:start w:val="1"/>
+      <w:numFmt w:val="bullet"/>
+      <w:lvlText w:val=""/>
+      <w:lvlJc w:val="left"/>
+      <w:pPr>
+        <w:tabs>
+          <w:tab w:val="num" w:pos="720"/>
+        </w:tabs>
+        <w:ind w:left="720" w:hanging="360"/>
+      </w:pPr>
+      <w:rPr>
+        <w:rFonts w:ascii="Symbol" w:hAnsi="Symbol" w:hint="default"/>
+        <w:sz w:val="20"/>
+      </w:rPr>
+    </w:lvl>
+    <w:lvl w:ilvl="1" w:tentative="1">
+      <w:start w:val="1"/>
+      <w:numFmt w:val="bullet"/>
+      <w:lvlText w:val="o"/>
+      <w:lvlJc w:val="left"/>
+      <w:pPr>
+        <w:tabs>
+          <w:tab w:val="num" w:pos="1440"/>
+        </w:tabs>
+        <w:ind w:left="1440" w:hanging="360"/>
+      </w:pPr>
+      <w:rPr>
+        <w:rFonts w:ascii="Courier New" w:hAnsi="Courier New" w:hint="default"/>
+        <w:sz w:val="20"/>
+      </w:rPr>
+    </w:lvl>
+    <w:lvl w:ilvl="2" w:tentative="1">
+      <w:start w:val="1"/>
+      <w:numFmt w:val="bullet"/>
+      <w:lvlText w:val=""/>
+      <w:lvlJc w:val="left"/>
+      <w:pPr>
+        <w:tabs>
+          <w:tab w:val="num" w:pos="2160"/>
+        </w:tabs>
+        <w:ind w:left="2160" w:hanging="360"/>
+      </w:pPr>
+      <w:rPr>
+        <w:rFonts w:ascii="Wingdings" w:hAnsi="Wingdings" w:hint="default"/>
+        <w:sz w:val="20"/>
+      </w:rPr>
+    </w:lvl>
+    <w:lvl w:ilvl="3" w:tentative="1">
+      <w:start w:val="1"/>
+      <w:numFmt w:val="bullet"/>
+      <w:lvlText w:val=""/>
+      <w:lvlJc w:val="left"/>
+      <w:pPr>
+        <w:tabs>
+          <w:tab w:val="num" w:pos="2880"/>
+        </w:tabs>
+        <w:ind w:left="2880" w:hanging="360"/>
+      </w:pPr>
+      <w:rPr>
+        <w:rFonts w:ascii="Wingdings" w:hAnsi="Wingdings" w:hint="default"/>
+        <w:sz w:val="20"/>
+      </w:rPr>
+    </w:lvl>
+    <w:lvl w:ilvl="4" w:tentative="1">
+      <w:start w:val="1"/>
+      <w:numFmt w:val="bullet"/>
+      <w:lvlText w:val=""/>
+      <w:lvlJc w:val="left"/>
+      <w:pPr>
+        <w:tabs>
+          <w:tab w:val="num" w:pos="3600"/>
+        </w:tabs>
+        <w:ind w:left="3600" w:hanging="360"/>
+      </w:pPr>
+      <w:rPr>
+        <w:rFonts w:ascii="Wingdings" w:hAnsi="Wingdings" w:hint="default"/>
+        <w:sz w:val="20"/>
+      </w:rPr>
+    </w:lvl>
+    <w:lvl w:ilvl="5" w:tentative="1">
+      <w:start w:val="1"/>
+      <w:numFmt w:val="bullet"/>
+      <w:lvlText w:val=""/>
+      <w:lvlJc w:val="left"/>
+      <w:pPr>
+        <w:tabs>
+          <w:tab w:val="num" w:pos="4320"/>
+        </w:tabs>
+        <w:ind w:left="4320" w:hanging="360"/>
+      </w:pPr>
+      <w:rPr>
+        <w:rFonts w:ascii="Wingdings" w:hAnsi="Wingdings" w:hint="default"/>
+        <w:sz w:val="20"/>
+      </w:rPr>
+    </w:lvl>
+    <w:lvl w:ilvl="6" w:tentative="1">
+      <w:start w:val="1"/>
+      <w:numFmt w:val="bullet"/>
+      <w:lvlText w:val=""/>
+      <w:lvlJc w:val="left"/>
+      <w:pPr>
+        <w:tabs>
+          <w:tab w:val="num" w:pos="5040"/>
+        </w:tabs>
+        <w:ind w:left="5040" w:hanging="360"/>
+      </w:pPr>
+      <w:rPr>
+        <w:rFonts w:ascii="Wingdings" w:hAnsi="Wingdings" w:hint="default"/>
+        <w:sz w:val="20"/>
+      </w:rPr>
+    </w:lvl>
+    <w:lvl w:ilvl="7" w:tentative="1">
+      <w:start w:val="1"/>
+      <w:numFmt w:val="bullet"/>
+      <w:lvlText w:val=""/>
+      <w:lvlJc w:val="left"/>
+      <w:pPr>
+        <w:tabs>
+          <w:tab w:val="num" w:pos="5760"/>
+        </w:tabs>
+        <w:ind w:left="5760" w:hanging="360"/>
+      </w:pPr>
+      <w:rPr>
+        <w:rFonts w:ascii="Wingdings" w:hAnsi="Wingdings" w:hint="default"/>
+        <w:sz w:val="20"/>
+      </w:rPr>
+    </w:lvl>
+    <w:lvl w:ilvl="8" w:tentative="1">
+      <w:start w:val="1"/>
+      <w:numFmt w:val="bullet"/>
+      <w:lvlText w:val=""/>
+      <w:lvlJc w:val="left"/>
+      <w:pPr>
+        <w:tabs>
+          <w:tab w:val="num" w:pos="6480"/>
+        </w:tabs>
+        <w:ind w:left="6480" w:hanging="360"/>
+      </w:pPr>
+      <w:rPr>
+        <w:rFonts w:ascii="Wingdings" w:hAnsi="Wingdings" w:hint="default"/>
+        <w:sz w:val="20"/>
+      </w:rPr>
+    </w:lvl>
+  </w:abstractNum>
+  <w:abstractNum w:abstractNumId="4" w15:restartNumberingAfterBreak="0">
+    <w:nsid w:val="239F3502"/>
+    <w:multiLevelType w:val="multilevel"/>
+    <w:tmpl w:val="818C40B4"/>
+    <w:lvl w:ilvl="0">
+      <w:start w:val="1"/>
+      <w:numFmt w:val="bullet"/>
+      <w:lvlText w:val=""/>
+      <w:lvlJc w:val="left"/>
+      <w:pPr>
+        <w:tabs>
+          <w:tab w:val="num" w:pos="720"/>
+        </w:tabs>
+        <w:ind w:left="720" w:hanging="360"/>
+      </w:pPr>
+      <w:rPr>
+        <w:rFonts w:ascii="Symbol" w:hAnsi="Symbol" w:hint="default"/>
+        <w:sz w:val="20"/>
+      </w:rPr>
+    </w:lvl>
+    <w:lvl w:ilvl="1" w:tentative="1">
+      <w:start w:val="1"/>
+      <w:numFmt w:val="bullet"/>
+      <w:lvlText w:val="o"/>
+      <w:lvlJc w:val="left"/>
+      <w:pPr>
+        <w:tabs>
+          <w:tab w:val="num" w:pos="1440"/>
+        </w:tabs>
+        <w:ind w:left="1440" w:hanging="360"/>
+      </w:pPr>
+      <w:rPr>
+        <w:rFonts w:ascii="Courier New" w:hAnsi="Courier New" w:hint="default"/>
+        <w:sz w:val="20"/>
+      </w:rPr>
+    </w:lvl>
+    <w:lvl w:ilvl="2" w:tentative="1">
+      <w:start w:val="1"/>
+      <w:numFmt w:val="bullet"/>
+      <w:lvlText w:val=""/>
+      <w:lvlJc w:val="left"/>
+      <w:pPr>
+        <w:tabs>
+          <w:tab w:val="num" w:pos="2160"/>
+        </w:tabs>
+        <w:ind w:left="2160" w:hanging="360"/>
+      </w:pPr>
+      <w:rPr>
+        <w:rFonts w:ascii="Wingdings" w:hAnsi="Wingdings" w:hint="default"/>
+        <w:sz w:val="20"/>
+      </w:rPr>
+    </w:lvl>
+    <w:lvl w:ilvl="3" w:tentative="1">
+      <w:start w:val="1"/>
+      <w:numFmt w:val="bullet"/>
+      <w:lvlText w:val=""/>
+      <w:lvlJc w:val="left"/>
+      <w:pPr>
+        <w:tabs>
+          <w:tab w:val="num" w:pos="2880"/>
+        </w:tabs>
+        <w:ind w:left="2880" w:hanging="360"/>
+      </w:pPr>
+      <w:rPr>
+        <w:rFonts w:ascii="Wingdings" w:hAnsi="Wingdings" w:hint="default"/>
+        <w:sz w:val="20"/>
+      </w:rPr>
+    </w:lvl>
+    <w:lvl w:ilvl="4" w:tentative="1">
+      <w:start w:val="1"/>
+      <w:numFmt w:val="bullet"/>
+      <w:lvlText w:val=""/>
+      <w:lvlJc w:val="left"/>
+      <w:pPr>
+        <w:tabs>
+          <w:tab w:val="num" w:pos="3600"/>
+        </w:tabs>
+        <w:ind w:left="3600" w:hanging="360"/>
+      </w:pPr>
+      <w:rPr>
+        <w:rFonts w:ascii="Wingdings" w:hAnsi="Wingdings" w:hint="default"/>
+        <w:sz w:val="20"/>
+      </w:rPr>
+    </w:lvl>
+    <w:lvl w:ilvl="5" w:tentative="1">
+      <w:start w:val="1"/>
+      <w:numFmt w:val="bullet"/>
+      <w:lvlText w:val=""/>
+      <w:lvlJc w:val="left"/>
+      <w:pPr>
+        <w:tabs>
+          <w:tab w:val="num" w:pos="4320"/>
+        </w:tabs>
+        <w:ind w:left="4320" w:hanging="360"/>
+      </w:pPr>
+      <w:rPr>
+        <w:rFonts w:ascii="Wingdings" w:hAnsi="Wingdings" w:hint="default"/>
+        <w:sz w:val="20"/>
+      </w:rPr>
+    </w:lvl>
+    <w:lvl w:ilvl="6" w:tentative="1">
+      <w:start w:val="1"/>
+      <w:numFmt w:val="bullet"/>
+      <w:lvlText w:val=""/>
+      <w:lvlJc w:val="left"/>
+      <w:pPr>
+        <w:tabs>
+          <w:tab w:val="num" w:pos="5040"/>
+        </w:tabs>
+        <w:ind w:left="5040" w:hanging="360"/>
+      </w:pPr>
+      <w:rPr>
+        <w:rFonts w:ascii="Wingdings" w:hAnsi="Wingdings" w:hint="default"/>
+        <w:sz w:val="20"/>
+      </w:rPr>
+    </w:lvl>
+    <w:lvl w:ilvl="7" w:tentative="1">
+      <w:start w:val="1"/>
+      <w:numFmt w:val="bullet"/>
+      <w:lvlText w:val=""/>
+      <w:lvlJc w:val="left"/>
+      <w:pPr>
+        <w:tabs>
+          <w:tab w:val="num" w:pos="5760"/>
+        </w:tabs>
+        <w:ind w:left="5760" w:hanging="360"/>
+      </w:pPr>
+      <w:rPr>
+        <w:rFonts w:ascii="Wingdings" w:hAnsi="Wingdings" w:hint="default"/>
+        <w:sz w:val="20"/>
+      </w:rPr>
+    </w:lvl>
+    <w:lvl w:ilvl="8" w:tentative="1">
+      <w:start w:val="1"/>
+      <w:numFmt w:val="bullet"/>
+      <w:lvlText w:val=""/>
+      <w:lvlJc w:val="left"/>
+      <w:pPr>
+        <w:tabs>
+          <w:tab w:val="num" w:pos="6480"/>
+        </w:tabs>
+        <w:ind w:left="6480" w:hanging="360"/>
+      </w:pPr>
+      <w:rPr>
+        <w:rFonts w:ascii="Wingdings" w:hAnsi="Wingdings" w:hint="default"/>
+        <w:sz w:val="20"/>
+      </w:rPr>
+    </w:lvl>
+  </w:abstractNum>
+  <w:abstractNum w:abstractNumId="5" w15:restartNumberingAfterBreak="0">
+    <w:nsid w:val="23E949C9"/>
+    <w:multiLevelType w:val="multilevel"/>
+    <w:tmpl w:val="C8E44BBE"/>
+    <w:lvl w:ilvl="0">
+      <w:start w:val="1"/>
+      <w:numFmt w:val="bullet"/>
+      <w:lvlText w:val=""/>
+      <w:lvlJc w:val="left"/>
+      <w:pPr>
+        <w:tabs>
+          <w:tab w:val="num" w:pos="720"/>
+        </w:tabs>
+        <w:ind w:left="720" w:hanging="360"/>
+      </w:pPr>
+      <w:rPr>
+        <w:rFonts w:ascii="Symbol" w:hAnsi="Symbol" w:hint="default"/>
+        <w:sz w:val="20"/>
+      </w:rPr>
+    </w:lvl>
+    <w:lvl w:ilvl="1" w:tentative="1">
+      <w:start w:val="1"/>
+      <w:numFmt w:val="bullet"/>
+      <w:lvlText w:val="o"/>
+      <w:lvlJc w:val="left"/>
+      <w:pPr>
+        <w:tabs>
+          <w:tab w:val="num" w:pos="1440"/>
+        </w:tabs>
+        <w:ind w:left="1440" w:hanging="360"/>
+      </w:pPr>
+      <w:rPr>
+        <w:rFonts w:ascii="Courier New" w:hAnsi="Courier New" w:hint="default"/>
+        <w:sz w:val="20"/>
+      </w:rPr>
+    </w:lvl>
+    <w:lvl w:ilvl="2" w:tentative="1">
+      <w:start w:val="1"/>
+      <w:numFmt w:val="bullet"/>
+      <w:lvlText w:val=""/>
+      <w:lvlJc w:val="left"/>
+      <w:pPr>
+        <w:tabs>
+          <w:tab w:val="num" w:pos="2160"/>
+        </w:tabs>
+        <w:ind w:left="2160" w:hanging="360"/>
+      </w:pPr>
+      <w:rPr>
+        <w:rFonts w:ascii="Wingdings" w:hAnsi="Wingdings" w:hint="default"/>
+        <w:sz w:val="20"/>
+      </w:rPr>
+    </w:lvl>
+    <w:lvl w:ilvl="3" w:tentative="1">
+      <w:start w:val="1"/>
+      <w:numFmt w:val="bullet"/>
+      <w:lvlText w:val=""/>
+      <w:lvlJc w:val="left"/>
+      <w:pPr>
+        <w:tabs>
+          <w:tab w:val="num" w:pos="2880"/>
+        </w:tabs>
+        <w:ind w:left="2880" w:hanging="360"/>
+      </w:pPr>
+      <w:rPr>
+        <w:rFonts w:ascii="Wingdings" w:hAnsi="Wingdings" w:hint="default"/>
+        <w:sz w:val="20"/>
+      </w:rPr>
+    </w:lvl>
+    <w:lvl w:ilvl="4" w:tentative="1">
+      <w:start w:val="1"/>
+      <w:numFmt w:val="bullet"/>
+      <w:lvlText w:val=""/>
+      <w:lvlJc w:val="left"/>
+      <w:pPr>
+        <w:tabs>
+          <w:tab w:val="num" w:pos="3600"/>
+        </w:tabs>
+        <w:ind w:left="3600" w:hanging="360"/>
+      </w:pPr>
+      <w:rPr>
+        <w:rFonts w:ascii="Wingdings" w:hAnsi="Wingdings" w:hint="default"/>
+        <w:sz w:val="20"/>
+      </w:rPr>
+    </w:lvl>
+    <w:lvl w:ilvl="5" w:tentative="1">
+      <w:start w:val="1"/>
+      <w:numFmt w:val="bullet"/>
+      <w:lvlText w:val=""/>
+      <w:lvlJc w:val="left"/>
+      <w:pPr>
+        <w:tabs>
+          <w:tab w:val="num" w:pos="4320"/>
+        </w:tabs>
+        <w:ind w:left="4320" w:hanging="360"/>
+      </w:pPr>
+      <w:rPr>
+        <w:rFonts w:ascii="Wingdings" w:hAnsi="Wingdings" w:hint="default"/>
+        <w:sz w:val="20"/>
+      </w:rPr>
+    </w:lvl>
+    <w:lvl w:ilvl="6" w:tentative="1">
+      <w:start w:val="1"/>
+      <w:numFmt w:val="bullet"/>
+      <w:lvlText w:val=""/>
+      <w:lvlJc w:val="left"/>
+      <w:pPr>
+        <w:tabs>
+          <w:tab w:val="num" w:pos="5040"/>
+        </w:tabs>
+        <w:ind w:left="5040" w:hanging="360"/>
+      </w:pPr>
+      <w:rPr>
+        <w:rFonts w:ascii="Wingdings" w:hAnsi="Wingdings" w:hint="default"/>
+        <w:sz w:val="20"/>
+      </w:rPr>
+    </w:lvl>
+    <w:lvl w:ilvl="7" w:tentative="1">
+      <w:start w:val="1"/>
+      <w:numFmt w:val="bullet"/>
+      <w:lvlText w:val=""/>
+      <w:lvlJc w:val="left"/>
+      <w:pPr>
+        <w:tabs>
+          <w:tab w:val="num" w:pos="5760"/>
+        </w:tabs>
+        <w:ind w:left="5760" w:hanging="360"/>
+      </w:pPr>
+      <w:rPr>
+        <w:rFonts w:ascii="Wingdings" w:hAnsi="Wingdings" w:hint="default"/>
+        <w:sz w:val="20"/>
+      </w:rPr>
+    </w:lvl>
+    <w:lvl w:ilvl="8" w:tentative="1">
+      <w:start w:val="1"/>
+      <w:numFmt w:val="bullet"/>
+      <w:lvlText w:val=""/>
+      <w:lvlJc w:val="left"/>
+      <w:pPr>
+        <w:tabs>
+          <w:tab w:val="num" w:pos="6480"/>
+        </w:tabs>
+        <w:ind w:left="6480" w:hanging="360"/>
+      </w:pPr>
+      <w:rPr>
+        <w:rFonts w:ascii="Wingdings" w:hAnsi="Wingdings" w:hint="default"/>
+        <w:sz w:val="20"/>
+      </w:rPr>
+    </w:lvl>
+  </w:abstractNum>
+  <w:abstractNum w:abstractNumId="6" w15:restartNumberingAfterBreak="0">
+    <w:nsid w:val="240A5D90"/>
+    <w:multiLevelType w:val="multilevel"/>
+    <w:tmpl w:val="2BC8FCE6"/>
+    <w:lvl w:ilvl="0">
+      <w:start w:val="1"/>
+      <w:numFmt w:val="bullet"/>
+      <w:lvlText w:val=""/>
+      <w:lvlJc w:val="left"/>
+      <w:pPr>
+        <w:tabs>
+          <w:tab w:val="num" w:pos="720"/>
+        </w:tabs>
+        <w:ind w:left="720" w:hanging="360"/>
+      </w:pPr>
+      <w:rPr>
+        <w:rFonts w:ascii="Symbol" w:hAnsi="Symbol" w:hint="default"/>
+        <w:sz w:val="20"/>
+      </w:rPr>
+    </w:lvl>
+    <w:lvl w:ilvl="1" w:tentative="1">
+      <w:start w:val="1"/>
+      <w:numFmt w:val="bullet"/>
+      <w:lvlText w:val="o"/>
+      <w:lvlJc w:val="left"/>
+      <w:pPr>
+        <w:tabs>
+          <w:tab w:val="num" w:pos="1440"/>
+        </w:tabs>
+        <w:ind w:left="1440" w:hanging="360"/>
+      </w:pPr>
+      <w:rPr>
+        <w:rFonts w:ascii="Courier New" w:hAnsi="Courier New" w:hint="default"/>
+        <w:sz w:val="20"/>
+      </w:rPr>
+    </w:lvl>
+    <w:lvl w:ilvl="2" w:tentative="1">
+      <w:start w:val="1"/>
+      <w:numFmt w:val="bullet"/>
+      <w:lvlText w:val=""/>
+      <w:lvlJc w:val="left"/>
+      <w:pPr>
+        <w:tabs>
+          <w:tab w:val="num" w:pos="2160"/>
+        </w:tabs>
+        <w:ind w:left="2160" w:hanging="360"/>
+      </w:pPr>
+      <w:rPr>
+        <w:rFonts w:ascii="Wingdings" w:hAnsi="Wingdings" w:hint="default"/>
+        <w:sz w:val="20"/>
+      </w:rPr>
+    </w:lvl>
+    <w:lvl w:ilvl="3" w:tentative="1">
+      <w:start w:val="1"/>
+      <w:numFmt w:val="bullet"/>
+      <w:lvlText w:val=""/>
+      <w:lvlJc w:val="left"/>
+      <w:pPr>
+        <w:tabs>
+          <w:tab w:val="num" w:pos="2880"/>
+        </w:tabs>
+        <w:ind w:left="2880" w:hanging="360"/>
+      </w:pPr>
+      <w:rPr>
+        <w:rFonts w:ascii="Wingdings" w:hAnsi="Wingdings" w:hint="default"/>
+        <w:sz w:val="20"/>
+      </w:rPr>
+    </w:lvl>
+    <w:lvl w:ilvl="4" w:tentative="1">
+      <w:start w:val="1"/>
+      <w:numFmt w:val="bullet"/>
+      <w:lvlText w:val=""/>
+      <w:lvlJc w:val="left"/>
+      <w:pPr>
+        <w:tabs>
+          <w:tab w:val="num" w:pos="3600"/>
+        </w:tabs>
+        <w:ind w:left="3600" w:hanging="360"/>
+      </w:pPr>
+      <w:rPr>
+        <w:rFonts w:ascii="Wingdings" w:hAnsi="Wingdings" w:hint="default"/>
+        <w:sz w:val="20"/>
+      </w:rPr>
+    </w:lvl>
+    <w:lvl w:ilvl="5" w:tentative="1">
+      <w:start w:val="1"/>
+      <w:numFmt w:val="bullet"/>
+      <w:lvlText w:val=""/>
+      <w:lvlJc w:val="left"/>
+      <w:pPr>
+        <w:tabs>
+          <w:tab w:val="num" w:pos="4320"/>
+        </w:tabs>
+        <w:ind w:left="4320" w:hanging="360"/>
+      </w:pPr>
+      <w:rPr>
+        <w:rFonts w:ascii="Wingdings" w:hAnsi="Wingdings" w:hint="default"/>
+        <w:sz w:val="20"/>
+      </w:rPr>
+    </w:lvl>
+    <w:lvl w:ilvl="6" w:tentative="1">
+      <w:start w:val="1"/>
+      <w:numFmt w:val="bullet"/>
+      <w:lvlText w:val=""/>
+      <w:lvlJc w:val="left"/>
+      <w:pPr>
+        <w:tabs>
+          <w:tab w:val="num" w:pos="5040"/>
+        </w:tabs>
+        <w:ind w:left="5040" w:hanging="360"/>
+      </w:pPr>
+      <w:rPr>
+        <w:rFonts w:ascii="Wingdings" w:hAnsi="Wingdings" w:hint="default"/>
+        <w:sz w:val="20"/>
+      </w:rPr>
+    </w:lvl>
+    <w:lvl w:ilvl="7" w:tentative="1">
+      <w:start w:val="1"/>
+      <w:numFmt w:val="bullet"/>
+      <w:lvlText w:val=""/>
+      <w:lvlJc w:val="left"/>
+      <w:pPr>
+        <w:tabs>
+          <w:tab w:val="num" w:pos="5760"/>
+        </w:tabs>
+        <w:ind w:left="5760" w:hanging="360"/>
+      </w:pPr>
+      <w:rPr>
+        <w:rFonts w:ascii="Wingdings" w:hAnsi="Wingdings" w:hint="default"/>
+        <w:sz w:val="20"/>
+      </w:rPr>
+    </w:lvl>
+    <w:lvl w:ilvl="8" w:tentative="1">
+      <w:start w:val="1"/>
+      <w:numFmt w:val="bullet"/>
+      <w:lvlText w:val=""/>
+      <w:lvlJc w:val="left"/>
+      <w:pPr>
+        <w:tabs>
+          <w:tab w:val="num" w:pos="6480"/>
+        </w:tabs>
+        <w:ind w:left="6480" w:hanging="360"/>
+      </w:pPr>
+      <w:rPr>
+        <w:rFonts w:ascii="Wingdings" w:hAnsi="Wingdings" w:hint="default"/>
+        <w:sz w:val="20"/>
+      </w:rPr>
+    </w:lvl>
+  </w:abstractNum>
+  <w:abstractNum w:abstractNumId="7" w15:restartNumberingAfterBreak="0">
+    <w:nsid w:val="277A3FC7"/>
+    <w:multiLevelType w:val="multilevel"/>
+    <w:tmpl w:val="D69CA256"/>
+    <w:lvl w:ilvl="0">
+      <w:start w:val="1"/>
+      <w:numFmt w:val="bullet"/>
+      <w:lvlText w:val=""/>
+      <w:lvlJc w:val="left"/>
+      <w:pPr>
+        <w:tabs>
+          <w:tab w:val="num" w:pos="720"/>
+        </w:tabs>
+        <w:ind w:left="720" w:hanging="360"/>
+      </w:pPr>
+      <w:rPr>
+        <w:rFonts w:ascii="Symbol" w:hAnsi="Symbol" w:hint="default"/>
+        <w:sz w:val="20"/>
+      </w:rPr>
+    </w:lvl>
+    <w:lvl w:ilvl="1" w:tentative="1">
+      <w:start w:val="1"/>
+      <w:numFmt w:val="bullet"/>
+      <w:lvlText w:val="o"/>
+      <w:lvlJc w:val="left"/>
+      <w:pPr>
+        <w:tabs>
+          <w:tab w:val="num" w:pos="1440"/>
+        </w:tabs>
+        <w:ind w:left="1440" w:hanging="360"/>
+      </w:pPr>
+      <w:rPr>
+        <w:rFonts w:ascii="Courier New" w:hAnsi="Courier New" w:hint="default"/>
+        <w:sz w:val="20"/>
+      </w:rPr>
+    </w:lvl>
+    <w:lvl w:ilvl="2" w:tentative="1">
+      <w:start w:val="1"/>
+      <w:numFmt w:val="bullet"/>
+      <w:lvlText w:val=""/>
+      <w:lvlJc w:val="left"/>
+      <w:pPr>
+        <w:tabs>
+          <w:tab w:val="num" w:pos="2160"/>
+        </w:tabs>
+        <w:ind w:left="2160" w:hanging="360"/>
+      </w:pPr>
+      <w:rPr>
+        <w:rFonts w:ascii="Wingdings" w:hAnsi="Wingdings" w:hint="default"/>
+        <w:sz w:val="20"/>
+      </w:rPr>
+    </w:lvl>
+    <w:lvl w:ilvl="3" w:tentative="1">
+      <w:start w:val="1"/>
+      <w:numFmt w:val="bullet"/>
+      <w:lvlText w:val=""/>
+      <w:lvlJc w:val="left"/>
+      <w:pPr>
+        <w:tabs>
+          <w:tab w:val="num" w:pos="2880"/>
+        </w:tabs>
+        <w:ind w:left="2880" w:hanging="360"/>
+      </w:pPr>
+      <w:rPr>
+        <w:rFonts w:ascii="Wingdings" w:hAnsi="Wingdings" w:hint="default"/>
+        <w:sz w:val="20"/>
+      </w:rPr>
+    </w:lvl>
+    <w:lvl w:ilvl="4" w:tentative="1">
+      <w:start w:val="1"/>
+      <w:numFmt w:val="bullet"/>
+      <w:lvlText w:val=""/>
+      <w:lvlJc w:val="left"/>
+      <w:pPr>
+        <w:tabs>
+          <w:tab w:val="num" w:pos="3600"/>
+        </w:tabs>
+        <w:ind w:left="3600" w:hanging="360"/>
+      </w:pPr>
+      <w:rPr>
+        <w:rFonts w:ascii="Wingdings" w:hAnsi="Wingdings" w:hint="default"/>
+        <w:sz w:val="20"/>
+      </w:rPr>
+    </w:lvl>
+    <w:lvl w:ilvl="5" w:tentative="1">
+      <w:start w:val="1"/>
+      <w:numFmt w:val="bullet"/>
+      <w:lvlText w:val=""/>
+      <w:lvlJc w:val="left"/>
+      <w:pPr>
+        <w:tabs>
+          <w:tab w:val="num" w:pos="4320"/>
+        </w:tabs>
+        <w:ind w:left="4320" w:hanging="360"/>
+      </w:pPr>
+      <w:rPr>
+        <w:rFonts w:ascii="Wingdings" w:hAnsi="Wingdings" w:hint="default"/>
+        <w:sz w:val="20"/>
+      </w:rPr>
+    </w:lvl>
+    <w:lvl w:ilvl="6" w:tentative="1">
+      <w:start w:val="1"/>
+      <w:numFmt w:val="bullet"/>
+      <w:lvlText w:val=""/>
+      <w:lvlJc w:val="left"/>
+      <w:pPr>
+        <w:tabs>
+          <w:tab w:val="num" w:pos="5040"/>
+        </w:tabs>
+        <w:ind w:left="5040" w:hanging="360"/>
+      </w:pPr>
+      <w:rPr>
+        <w:rFonts w:ascii="Wingdings" w:hAnsi="Wingdings" w:hint="default"/>
+        <w:sz w:val="20"/>
+      </w:rPr>
+    </w:lvl>
+    <w:lvl w:ilvl="7" w:tentative="1">
+      <w:start w:val="1"/>
+      <w:numFmt w:val="bullet"/>
+      <w:lvlText w:val=""/>
+      <w:lvlJc w:val="left"/>
+      <w:pPr>
+        <w:tabs>
+          <w:tab w:val="num" w:pos="5760"/>
+        </w:tabs>
+        <w:ind w:left="5760" w:hanging="360"/>
+      </w:pPr>
+      <w:rPr>
+        <w:rFonts w:ascii="Wingdings" w:hAnsi="Wingdings" w:hint="default"/>
+        <w:sz w:val="20"/>
+      </w:rPr>
+    </w:lvl>
+    <w:lvl w:ilvl="8" w:tentative="1">
+      <w:start w:val="1"/>
+      <w:numFmt w:val="bullet"/>
+      <w:lvlText w:val=""/>
+      <w:lvlJc w:val="left"/>
+      <w:pPr>
+        <w:tabs>
+          <w:tab w:val="num" w:pos="6480"/>
+        </w:tabs>
+        <w:ind w:left="6480" w:hanging="360"/>
+      </w:pPr>
+      <w:rPr>
+        <w:rFonts w:ascii="Wingdings" w:hAnsi="Wingdings" w:hint="default"/>
+        <w:sz w:val="20"/>
+      </w:rPr>
+    </w:lvl>
+  </w:abstractNum>
+  <w:abstractNum w:abstractNumId="8" w15:restartNumberingAfterBreak="0">
+    <w:nsid w:val="410D51A1"/>
+    <w:multiLevelType w:val="multilevel"/>
+    <w:tmpl w:val="8D8CB8C0"/>
+    <w:lvl w:ilvl="0">
+      <w:start w:val="1"/>
+      <w:numFmt w:val="bullet"/>
+      <w:lvlText w:val=""/>
+      <w:lvlJc w:val="left"/>
+      <w:pPr>
+        <w:tabs>
+          <w:tab w:val="num" w:pos="720"/>
+        </w:tabs>
+        <w:ind w:left="720" w:hanging="360"/>
+      </w:pPr>
+      <w:rPr>
+        <w:rFonts w:ascii="Symbol" w:hAnsi="Symbol" w:hint="default"/>
+        <w:sz w:val="20"/>
+      </w:rPr>
+    </w:lvl>
+    <w:lvl w:ilvl="1" w:tentative="1">
+      <w:start w:val="1"/>
+      <w:numFmt w:val="bullet"/>
+      <w:lvlText w:val="o"/>
+      <w:lvlJc w:val="left"/>
+      <w:pPr>
+        <w:tabs>
+          <w:tab w:val="num" w:pos="1440"/>
+        </w:tabs>
+        <w:ind w:left="1440" w:hanging="360"/>
+      </w:pPr>
+      <w:rPr>
+        <w:rFonts w:ascii="Courier New" w:hAnsi="Courier New" w:hint="default"/>
+        <w:sz w:val="20"/>
+      </w:rPr>
+    </w:lvl>
+    <w:lvl w:ilvl="2" w:tentative="1">
+      <w:start w:val="1"/>
+      <w:numFmt w:val="bullet"/>
+      <w:lvlText w:val=""/>
+      <w:lvlJc w:val="left"/>
+      <w:pPr>
+        <w:tabs>
+          <w:tab w:val="num" w:pos="2160"/>
+        </w:tabs>
+        <w:ind w:left="2160" w:hanging="360"/>
+      </w:pPr>
+      <w:rPr>
+        <w:rFonts w:ascii="Wingdings" w:hAnsi="Wingdings" w:hint="default"/>
+        <w:sz w:val="20"/>
+      </w:rPr>
+    </w:lvl>
+    <w:lvl w:ilvl="3" w:tentative="1">
+      <w:start w:val="1"/>
+      <w:numFmt w:val="bullet"/>
+      <w:lvlText w:val=""/>
+      <w:lvlJc w:val="left"/>
+      <w:pPr>
+        <w:tabs>
+          <w:tab w:val="num" w:pos="2880"/>
+        </w:tabs>
+        <w:ind w:left="2880" w:hanging="360"/>
+      </w:pPr>
+      <w:rPr>
+        <w:rFonts w:ascii="Wingdings" w:hAnsi="Wingdings" w:hint="default"/>
+        <w:sz w:val="20"/>
+      </w:rPr>
+    </w:lvl>
+    <w:lvl w:ilvl="4" w:tentative="1">
+      <w:start w:val="1"/>
+      <w:numFmt w:val="bullet"/>
+      <w:lvlText w:val=""/>
+      <w:lvlJc w:val="left"/>
+      <w:pPr>
+        <w:tabs>
+          <w:tab w:val="num" w:pos="3600"/>
+        </w:tabs>
+        <w:ind w:left="3600" w:hanging="360"/>
+      </w:pPr>
+      <w:rPr>
+        <w:rFonts w:ascii="Wingdings" w:hAnsi="Wingdings" w:hint="default"/>
+        <w:sz w:val="20"/>
+      </w:rPr>
+    </w:lvl>
+    <w:lvl w:ilvl="5" w:tentative="1">
+      <w:start w:val="1"/>
+      <w:numFmt w:val="bullet"/>
+      <w:lvlText w:val=""/>
+      <w:lvlJc w:val="left"/>
+      <w:pPr>
+        <w:tabs>
+          <w:tab w:val="num" w:pos="4320"/>
+        </w:tabs>
+        <w:ind w:left="4320" w:hanging="360"/>
+      </w:pPr>
+      <w:rPr>
+        <w:rFonts w:ascii="Wingdings" w:hAnsi="Wingdings" w:hint="default"/>
+        <w:sz w:val="20"/>
+      </w:rPr>
+    </w:lvl>
+    <w:lvl w:ilvl="6" w:tentative="1">
+      <w:start w:val="1"/>
+      <w:numFmt w:val="bullet"/>
+      <w:lvlText w:val=""/>
+      <w:lvlJc w:val="left"/>
+      <w:pPr>
+        <w:tabs>
+          <w:tab w:val="num" w:pos="5040"/>
+        </w:tabs>
+        <w:ind w:left="5040" w:hanging="360"/>
+      </w:pPr>
+      <w:rPr>
+        <w:rFonts w:ascii="Wingdings" w:hAnsi="Wingdings" w:hint="default"/>
+        <w:sz w:val="20"/>
+      </w:rPr>
+    </w:lvl>
+    <w:lvl w:ilvl="7" w:tentative="1">
+      <w:start w:val="1"/>
+      <w:numFmt w:val="bullet"/>
+      <w:lvlText w:val=""/>
+      <w:lvlJc w:val="left"/>
+      <w:pPr>
+        <w:tabs>
+          <w:tab w:val="num" w:pos="5760"/>
+        </w:tabs>
+        <w:ind w:left="5760" w:hanging="360"/>
+      </w:pPr>
+      <w:rPr>
+        <w:rFonts w:ascii="Wingdings" w:hAnsi="Wingdings" w:hint="default"/>
+        <w:sz w:val="20"/>
+      </w:rPr>
+    </w:lvl>
+    <w:lvl w:ilvl="8" w:tentative="1">
+      <w:start w:val="1"/>
+      <w:numFmt w:val="bullet"/>
+      <w:lvlText w:val=""/>
+      <w:lvlJc w:val="left"/>
+      <w:pPr>
+        <w:tabs>
+          <w:tab w:val="num" w:pos="6480"/>
+        </w:tabs>
+        <w:ind w:left="6480" w:hanging="360"/>
+      </w:pPr>
+      <w:rPr>
+        <w:rFonts w:ascii="Wingdings" w:hAnsi="Wingdings" w:hint="default"/>
+        <w:sz w:val="20"/>
+      </w:rPr>
+    </w:lvl>
+  </w:abstractNum>
+  <w:abstractNum w:abstractNumId="9" w15:restartNumberingAfterBreak="0">
+    <w:nsid w:val="4D1D1EE8"/>
+    <w:multiLevelType w:val="multilevel"/>
+    <w:tmpl w:val="C6740C32"/>
+    <w:lvl w:ilvl="0">
+      <w:start w:val="1"/>
+      <w:numFmt w:val="decimal"/>
+      <w:lvlText w:val="%1."/>
+      <w:lvlJc w:val="left"/>
+      <w:pPr>
+        <w:tabs>
+          <w:tab w:val="num" w:pos="720"/>
+        </w:tabs>
+        <w:ind w:left="720" w:hanging="360"/>
+      </w:pPr>
+    </w:lvl>
+    <w:lvl w:ilvl="1" w:tentative="1">
+      <w:start w:val="1"/>
+      <w:numFmt w:val="decimal"/>
+      <w:lvlText w:val="%2."/>
+      <w:lvlJc w:val="left"/>
+      <w:pPr>
+        <w:tabs>
+          <w:tab w:val="num" w:pos="1440"/>
+        </w:tabs>
+        <w:ind w:left="1440" w:hanging="360"/>
+      </w:pPr>
+    </w:lvl>
+    <w:lvl w:ilvl="2" w:tentative="1">
+      <w:start w:val="1"/>
+      <w:numFmt w:val="decimal"/>
+      <w:lvlText w:val="%3."/>
+      <w:lvlJc w:val="left"/>
+      <w:pPr>
+        <w:tabs>
+          <w:tab w:val="num" w:pos="2160"/>
+        </w:tabs>
+        <w:ind w:left="2160" w:hanging="360"/>
+      </w:pPr>
+    </w:lvl>
+    <w:lvl w:ilvl="3" w:tentative="1">
+      <w:start w:val="1"/>
+      <w:numFmt w:val="decimal"/>
+      <w:lvlText w:val="%4."/>
+      <w:lvlJc w:val="left"/>
+      <w:pPr>
+        <w:tabs>
+          <w:tab w:val="num" w:pos="2880"/>
+        </w:tabs>
+        <w:ind w:left="2880" w:hanging="360"/>
+      </w:pPr>
+    </w:lvl>
+    <w:lvl w:ilvl="4" w:tentative="1">
+      <w:start w:val="1"/>
+      <w:numFmt w:val="decimal"/>
+      <w:lvlText w:val="%5."/>
+      <w:lvlJc w:val="left"/>
+      <w:pPr>
+        <w:tabs>
+          <w:tab w:val="num" w:pos="3600"/>
+        </w:tabs>
+        <w:ind w:left="3600" w:hanging="360"/>
+      </w:pPr>
+    </w:lvl>
+    <w:lvl w:ilvl="5" w:tentative="1">
+      <w:start w:val="1"/>
+      <w:numFmt w:val="decimal"/>
+      <w:lvlText w:val="%6."/>
+      <w:lvlJc w:val="left"/>
+      <w:pPr>
+        <w:tabs>
+          <w:tab w:val="num" w:pos="4320"/>
+        </w:tabs>
+        <w:ind w:left="4320" w:hanging="360"/>
+      </w:pPr>
+    </w:lvl>
+    <w:lvl w:ilvl="6" w:tentative="1">
+      <w:start w:val="1"/>
+      <w:numFmt w:val="decimal"/>
+      <w:lvlText w:val="%7."/>
+      <w:lvlJc w:val="left"/>
+      <w:pPr>
+        <w:tabs>
+          <w:tab w:val="num" w:pos="5040"/>
+        </w:tabs>
+        <w:ind w:left="5040" w:hanging="360"/>
+      </w:pPr>
+    </w:lvl>
+    <w:lvl w:ilvl="7" w:tentative="1">
+      <w:start w:val="1"/>
+      <w:numFmt w:val="decimal"/>
+      <w:lvlText w:val="%8."/>
+      <w:lvlJc w:val="left"/>
+      <w:pPr>
+        <w:tabs>
+          <w:tab w:val="num" w:pos="5760"/>
+        </w:tabs>
+        <w:ind w:left="5760" w:hanging="360"/>
+      </w:pPr>
+    </w:lvl>
+    <w:lvl w:ilvl="8" w:tentative="1">
+      <w:start w:val="1"/>
+      <w:numFmt w:val="decimal"/>
+      <w:lvlText w:val="%9."/>
+      <w:lvlJc w:val="left"/>
+      <w:pPr>
+        <w:tabs>
+          <w:tab w:val="num" w:pos="6480"/>
+        </w:tabs>
+        <w:ind w:left="6480" w:hanging="360"/>
+      </w:pPr>
+    </w:lvl>
+  </w:abstractNum>
+  <w:abstractNum w:abstractNumId="10" w15:restartNumberingAfterBreak="0">
+    <w:nsid w:val="51B6011A"/>
+    <w:multiLevelType w:val="multilevel"/>
+    <w:tmpl w:val="C8285498"/>
+    <w:lvl w:ilvl="0">
+      <w:start w:val="1"/>
+      <w:numFmt w:val="decimal"/>
+      <w:lvlText w:val="%1."/>
+      <w:lvlJc w:val="left"/>
+      <w:pPr>
+        <w:tabs>
+          <w:tab w:val="num" w:pos="720"/>
+        </w:tabs>
+        <w:ind w:left="720" w:hanging="360"/>
+      </w:pPr>
+    </w:lvl>
+    <w:lvl w:ilvl="1" w:tentative="1">
+      <w:start w:val="1"/>
+      <w:numFmt w:val="decimal"/>
+      <w:lvlText w:val="%2."/>
+      <w:lvlJc w:val="left"/>
+      <w:pPr>
+        <w:tabs>
+          <w:tab w:val="num" w:pos="1440"/>
+        </w:tabs>
+        <w:ind w:left="1440" w:hanging="360"/>
+      </w:pPr>
+    </w:lvl>
+    <w:lvl w:ilvl="2" w:tentative="1">
+      <w:start w:val="1"/>
+      <w:numFmt w:val="decimal"/>
+      <w:lvlText w:val="%3."/>
+      <w:lvlJc w:val="left"/>
+      <w:pPr>
+        <w:tabs>
+          <w:tab w:val="num" w:pos="2160"/>
+        </w:tabs>
+        <w:ind w:left="2160" w:hanging="360"/>
+      </w:pPr>
+    </w:lvl>
+    <w:lvl w:ilvl="3" w:tentative="1">
+      <w:start w:val="1"/>
+      <w:numFmt w:val="decimal"/>
+      <w:lvlText w:val="%4."/>
+      <w:lvlJc w:val="left"/>
+      <w:pPr>
+        <w:tabs>
+          <w:tab w:val="num" w:pos="2880"/>
+        </w:tabs>
+        <w:ind w:left="2880" w:hanging="360"/>
+      </w:pPr>
+    </w:lvl>
+    <w:lvl w:ilvl="4" w:tentative="1">
+      <w:start w:val="1"/>
+      <w:numFmt w:val="decimal"/>
+      <w:lvlText w:val="%5."/>
+      <w:lvlJc w:val="left"/>
+      <w:pPr>
+        <w:tabs>
+          <w:tab w:val="num" w:pos="3600"/>
+        </w:tabs>
+        <w:ind w:left="3600" w:hanging="360"/>
+      </w:pPr>
+    </w:lvl>
+    <w:lvl w:ilvl="5" w:tentative="1">
+      <w:start w:val="1"/>
+      <w:numFmt w:val="decimal"/>
+      <w:lvlText w:val="%6."/>
+      <w:lvlJc w:val="left"/>
+      <w:pPr>
+        <w:tabs>
+          <w:tab w:val="num" w:pos="4320"/>
+        </w:tabs>
+        <w:ind w:left="4320" w:hanging="360"/>
+      </w:pPr>
+    </w:lvl>
+    <w:lvl w:ilvl="6" w:tentative="1">
+      <w:start w:val="1"/>
+      <w:numFmt w:val="decimal"/>
+      <w:lvlText w:val="%7."/>
+      <w:lvlJc w:val="left"/>
+      <w:pPr>
+        <w:tabs>
+          <w:tab w:val="num" w:pos="5040"/>
+        </w:tabs>
+        <w:ind w:left="5040" w:hanging="360"/>
+      </w:pPr>
+    </w:lvl>
+    <w:lvl w:ilvl="7" w:tentative="1">
+      <w:start w:val="1"/>
+      <w:numFmt w:val="decimal"/>
+      <w:lvlText w:val="%8."/>
+      <w:lvlJc w:val="left"/>
+      <w:pPr>
+        <w:tabs>
+          <w:tab w:val="num" w:pos="5760"/>
+        </w:tabs>
+        <w:ind w:left="5760" w:hanging="360"/>
+      </w:pPr>
+    </w:lvl>
+    <w:lvl w:ilvl="8" w:tentative="1">
+      <w:start w:val="1"/>
+      <w:numFmt w:val="decimal"/>
+      <w:lvlText w:val="%9."/>
+      <w:lvlJc w:val="left"/>
+      <w:pPr>
+        <w:tabs>
+          <w:tab w:val="num" w:pos="6480"/>
+        </w:tabs>
+        <w:ind w:left="6480" w:hanging="360"/>
+      </w:pPr>
+    </w:lvl>
+  </w:abstractNum>
+  <w:abstractNum w:abstractNumId="11" w15:restartNumberingAfterBreak="0">
+    <w:nsid w:val="552D6053"/>
+    <w:multiLevelType w:val="multilevel"/>
+    <w:tmpl w:val="4F5A9BC4"/>
+    <w:lvl w:ilvl="0">
+      <w:start w:val="1"/>
+      <w:numFmt w:val="bullet"/>
+      <w:lvlText w:val=""/>
+      <w:lvlJc w:val="left"/>
+      <w:pPr>
+        <w:tabs>
+          <w:tab w:val="num" w:pos="720"/>
+        </w:tabs>
+        <w:ind w:left="720" w:hanging="360"/>
+      </w:pPr>
+      <w:rPr>
+        <w:rFonts w:ascii="Symbol" w:hAnsi="Symbol" w:hint="default"/>
+        <w:sz w:val="20"/>
+      </w:rPr>
+    </w:lvl>
+    <w:lvl w:ilvl="1" w:tentative="1">
+      <w:start w:val="1"/>
+      <w:numFmt w:val="bullet"/>
+      <w:lvlText w:val="o"/>
+      <w:lvlJc w:val="left"/>
+      <w:pPr>
+        <w:tabs>
+          <w:tab w:val="num" w:pos="1440"/>
+        </w:tabs>
+        <w:ind w:left="1440" w:hanging="360"/>
+      </w:pPr>
+      <w:rPr>
+        <w:rFonts w:ascii="Courier New" w:hAnsi="Courier New" w:hint="default"/>
+        <w:sz w:val="20"/>
+      </w:rPr>
+    </w:lvl>
+    <w:lvl w:ilvl="2" w:tentative="1">
+      <w:start w:val="1"/>
+      <w:numFmt w:val="bullet"/>
+      <w:lvlText w:val=""/>
+      <w:lvlJc w:val="left"/>
+      <w:pPr>
+        <w:tabs>
+          <w:tab w:val="num" w:pos="2160"/>
+        </w:tabs>
+        <w:ind w:left="2160" w:hanging="360"/>
+      </w:pPr>
+      <w:rPr>
+        <w:rFonts w:ascii="Wingdings" w:hAnsi="Wingdings" w:hint="default"/>
+        <w:sz w:val="20"/>
+      </w:rPr>
+    </w:lvl>
+    <w:lvl w:ilvl="3" w:tentative="1">
+      <w:start w:val="1"/>
+      <w:numFmt w:val="bullet"/>
+      <w:lvlText w:val=""/>
+      <w:lvlJc w:val="left"/>
+      <w:pPr>
+        <w:tabs>
+          <w:tab w:val="num" w:pos="2880"/>
+        </w:tabs>
+        <w:ind w:left="2880" w:hanging="360"/>
+      </w:pPr>
+      <w:rPr>
+        <w:rFonts w:ascii="Wingdings" w:hAnsi="Wingdings" w:hint="default"/>
+        <w:sz w:val="20"/>
+      </w:rPr>
+    </w:lvl>
+    <w:lvl w:ilvl="4" w:tentative="1">
+      <w:start w:val="1"/>
+      <w:numFmt w:val="bullet"/>
+      <w:lvlText w:val=""/>
+      <w:lvlJc w:val="left"/>
+      <w:pPr>
+        <w:tabs>
+          <w:tab w:val="num" w:pos="3600"/>
+        </w:tabs>
+        <w:ind w:left="3600" w:hanging="360"/>
+      </w:pPr>
+      <w:rPr>
+        <w:rFonts w:ascii="Wingdings" w:hAnsi="Wingdings" w:hint="default"/>
+        <w:sz w:val="20"/>
+      </w:rPr>
+    </w:lvl>
+    <w:lvl w:ilvl="5" w:tentative="1">
+      <w:start w:val="1"/>
+      <w:numFmt w:val="bullet"/>
+      <w:lvlText w:val=""/>
+      <w:lvlJc w:val="left"/>
+      <w:pPr>
+        <w:tabs>
+          <w:tab w:val="num" w:pos="4320"/>
+        </w:tabs>
+        <w:ind w:left="4320" w:hanging="360"/>
+      </w:pPr>
+      <w:rPr>
+        <w:rFonts w:ascii="Wingdings" w:hAnsi="Wingdings" w:hint="default"/>
+        <w:sz w:val="20"/>
+      </w:rPr>
+    </w:lvl>
+    <w:lvl w:ilvl="6" w:tentative="1">
+      <w:start w:val="1"/>
+      <w:numFmt w:val="bullet"/>
+      <w:lvlText w:val=""/>
+      <w:lvlJc w:val="left"/>
+      <w:pPr>
+        <w:tabs>
+          <w:tab w:val="num" w:pos="5040"/>
+        </w:tabs>
+        <w:ind w:left="5040" w:hanging="360"/>
+      </w:pPr>
+      <w:rPr>
+        <w:rFonts w:ascii="Wingdings" w:hAnsi="Wingdings" w:hint="default"/>
+        <w:sz w:val="20"/>
+      </w:rPr>
+    </w:lvl>
+    <w:lvl w:ilvl="7" w:tentative="1">
+      <w:start w:val="1"/>
+      <w:numFmt w:val="bullet"/>
+      <w:lvlText w:val=""/>
+      <w:lvlJc w:val="left"/>
+      <w:pPr>
+        <w:tabs>
+          <w:tab w:val="num" w:pos="5760"/>
+        </w:tabs>
+        <w:ind w:left="5760" w:hanging="360"/>
+      </w:pPr>
+      <w:rPr>
+        <w:rFonts w:ascii="Wingdings" w:hAnsi="Wingdings" w:hint="default"/>
+        <w:sz w:val="20"/>
+      </w:rPr>
+    </w:lvl>
+    <w:lvl w:ilvl="8" w:tentative="1">
+      <w:start w:val="1"/>
+      <w:numFmt w:val="bullet"/>
+      <w:lvlText w:val=""/>
+      <w:lvlJc w:val="left"/>
+      <w:pPr>
+        <w:tabs>
+          <w:tab w:val="num" w:pos="6480"/>
+        </w:tabs>
+        <w:ind w:left="6480" w:hanging="360"/>
+      </w:pPr>
+      <w:rPr>
+        <w:rFonts w:ascii="Wingdings" w:hAnsi="Wingdings" w:hint="default"/>
+        <w:sz w:val="20"/>
+      </w:rPr>
+    </w:lvl>
+  </w:abstractNum>
+  <w:abstractNum w:abstractNumId="12" w15:restartNumberingAfterBreak="0">
+    <w:nsid w:val="58200510"/>
+    <w:multiLevelType w:val="multilevel"/>
+    <w:tmpl w:val="B262EA00"/>
+    <w:lvl w:ilvl="0">
+      <w:start w:val="1"/>
+      <w:numFmt w:val="bullet"/>
+      <w:lvlText w:val=""/>
+      <w:lvlJc w:val="left"/>
+      <w:pPr>
+        <w:tabs>
+          <w:tab w:val="num" w:pos="720"/>
+        </w:tabs>
+        <w:ind w:left="720" w:hanging="360"/>
+      </w:pPr>
+      <w:rPr>
+        <w:rFonts w:ascii="Symbol" w:hAnsi="Symbol" w:hint="default"/>
+        <w:sz w:val="20"/>
+      </w:rPr>
+    </w:lvl>
+    <w:lvl w:ilvl="1" w:tentative="1">
+      <w:start w:val="1"/>
+      <w:numFmt w:val="bullet"/>
+      <w:lvlText w:val="o"/>
+      <w:lvlJc w:val="left"/>
+      <w:pPr>
+        <w:tabs>
+          <w:tab w:val="num" w:pos="1440"/>
+        </w:tabs>
+        <w:ind w:left="1440" w:hanging="360"/>
+      </w:pPr>
+      <w:rPr>
+        <w:rFonts w:ascii="Courier New" w:hAnsi="Courier New" w:hint="default"/>
+        <w:sz w:val="20"/>
+      </w:rPr>
+    </w:lvl>
+    <w:lvl w:ilvl="2" w:tentative="1">
+      <w:start w:val="1"/>
+      <w:numFmt w:val="bullet"/>
+      <w:lvlText w:val=""/>
+      <w:lvlJc w:val="left"/>
+      <w:pPr>
+        <w:tabs>
+          <w:tab w:val="num" w:pos="2160"/>
+        </w:tabs>
+        <w:ind w:left="2160" w:hanging="360"/>
+      </w:pPr>
+      <w:rPr>
+        <w:rFonts w:ascii="Wingdings" w:hAnsi="Wingdings" w:hint="default"/>
+        <w:sz w:val="20"/>
+      </w:rPr>
+    </w:lvl>
+    <w:lvl w:ilvl="3" w:tentative="1">
+      <w:start w:val="1"/>
+      <w:numFmt w:val="bullet"/>
+      <w:lvlText w:val=""/>
+      <w:lvlJc w:val="left"/>
+      <w:pPr>
+        <w:tabs>
+          <w:tab w:val="num" w:pos="2880"/>
+        </w:tabs>
+        <w:ind w:left="2880" w:hanging="360"/>
+      </w:pPr>
+      <w:rPr>
+        <w:rFonts w:ascii="Wingdings" w:hAnsi="Wingdings" w:hint="default"/>
+        <w:sz w:val="20"/>
+      </w:rPr>
+    </w:lvl>
+    <w:lvl w:ilvl="4" w:tentative="1">
+      <w:start w:val="1"/>
+      <w:numFmt w:val="bullet"/>
+      <w:lvlText w:val=""/>
+      <w:lvlJc w:val="left"/>
+      <w:pPr>
+        <w:tabs>
+          <w:tab w:val="num" w:pos="3600"/>
+        </w:tabs>
+        <w:ind w:left="3600" w:hanging="360"/>
+      </w:pPr>
+      <w:rPr>
+        <w:rFonts w:ascii="Wingdings" w:hAnsi="Wingdings" w:hint="default"/>
+        <w:sz w:val="20"/>
+      </w:rPr>
+    </w:lvl>
+    <w:lvl w:ilvl="5" w:tentative="1">
+      <w:start w:val="1"/>
+      <w:numFmt w:val="bullet"/>
+      <w:lvlText w:val=""/>
+      <w:lvlJc w:val="left"/>
+      <w:pPr>
+        <w:tabs>
+          <w:tab w:val="num" w:pos="4320"/>
+        </w:tabs>
+        <w:ind w:left="4320" w:hanging="360"/>
+      </w:pPr>
+      <w:rPr>
+        <w:rFonts w:ascii="Wingdings" w:hAnsi="Wingdings" w:hint="default"/>
+        <w:sz w:val="20"/>
+      </w:rPr>
+    </w:lvl>
+    <w:lvl w:ilvl="6" w:tentative="1">
+      <w:start w:val="1"/>
+      <w:numFmt w:val="bullet"/>
+      <w:lvlText w:val=""/>
+      <w:lvlJc w:val="left"/>
+      <w:pPr>
+        <w:tabs>
+          <w:tab w:val="num" w:pos="5040"/>
+        </w:tabs>
+        <w:ind w:left="5040" w:hanging="360"/>
+      </w:pPr>
+      <w:rPr>
+        <w:rFonts w:ascii="Wingdings" w:hAnsi="Wingdings" w:hint="default"/>
+        <w:sz w:val="20"/>
+      </w:rPr>
+    </w:lvl>
+    <w:lvl w:ilvl="7" w:tentative="1">
+      <w:start w:val="1"/>
+      <w:numFmt w:val="bullet"/>
+      <w:lvlText w:val=""/>
+      <w:lvlJc w:val="left"/>
+      <w:pPr>
+        <w:tabs>
+          <w:tab w:val="num" w:pos="5760"/>
+        </w:tabs>
+        <w:ind w:left="5760" w:hanging="360"/>
+      </w:pPr>
+      <w:rPr>
+        <w:rFonts w:ascii="Wingdings" w:hAnsi="Wingdings" w:hint="default"/>
+        <w:sz w:val="20"/>
+      </w:rPr>
+    </w:lvl>
+    <w:lvl w:ilvl="8" w:tentative="1">
+      <w:start w:val="1"/>
+      <w:numFmt w:val="bullet"/>
+      <w:lvlText w:val=""/>
+      <w:lvlJc w:val="left"/>
+      <w:pPr>
+        <w:tabs>
+          <w:tab w:val="num" w:pos="6480"/>
+        </w:tabs>
+        <w:ind w:left="6480" w:hanging="360"/>
+      </w:pPr>
+      <w:rPr>
+        <w:rFonts w:ascii="Wingdings" w:hAnsi="Wingdings" w:hint="default"/>
+        <w:sz w:val="20"/>
+      </w:rPr>
+    </w:lvl>
+  </w:abstractNum>
+  <w:abstractNum w:abstractNumId="13" w15:restartNumberingAfterBreak="0">
+    <w:nsid w:val="5CEF7D5D"/>
+    <w:multiLevelType w:val="multilevel"/>
+    <w:tmpl w:val="7B1EC742"/>
+    <w:lvl w:ilvl="0">
+      <w:start w:val="1"/>
+      <w:numFmt w:val="bullet"/>
+      <w:lvlText w:val=""/>
+      <w:lvlJc w:val="left"/>
+      <w:pPr>
+        <w:tabs>
+          <w:tab w:val="num" w:pos="720"/>
+        </w:tabs>
+        <w:ind w:left="720" w:hanging="360"/>
+      </w:pPr>
+      <w:rPr>
+        <w:rFonts w:ascii="Symbol" w:hAnsi="Symbol" w:hint="default"/>
+        <w:sz w:val="20"/>
+      </w:rPr>
+    </w:lvl>
+    <w:lvl w:ilvl="1" w:tentative="1">
+      <w:start w:val="1"/>
+      <w:numFmt w:val="bullet"/>
+      <w:lvlText w:val="o"/>
+      <w:lvlJc w:val="left"/>
+      <w:pPr>
+        <w:tabs>
+          <w:tab w:val="num" w:pos="1440"/>
+        </w:tabs>
+        <w:ind w:left="1440" w:hanging="360"/>
+      </w:pPr>
+      <w:rPr>
+        <w:rFonts w:ascii="Courier New" w:hAnsi="Courier New" w:hint="default"/>
+        <w:sz w:val="20"/>
+      </w:rPr>
+    </w:lvl>
+    <w:lvl w:ilvl="2" w:tentative="1">
+      <w:start w:val="1"/>
+      <w:numFmt w:val="bullet"/>
+      <w:lvlText w:val=""/>
+      <w:lvlJc w:val="left"/>
+      <w:pPr>
+        <w:tabs>
+          <w:tab w:val="num" w:pos="2160"/>
+        </w:tabs>
+        <w:ind w:left="2160" w:hanging="360"/>
+      </w:pPr>
+      <w:rPr>
+        <w:rFonts w:ascii="Wingdings" w:hAnsi="Wingdings" w:hint="default"/>
+        <w:sz w:val="20"/>
+      </w:rPr>
+    </w:lvl>
+    <w:lvl w:ilvl="3" w:tentative="1">
+      <w:start w:val="1"/>
+      <w:numFmt w:val="bullet"/>
+      <w:lvlText w:val=""/>
+      <w:lvlJc w:val="left"/>
+      <w:pPr>
+        <w:tabs>
+          <w:tab w:val="num" w:pos="2880"/>
+        </w:tabs>
+        <w:ind w:left="2880" w:hanging="360"/>
+      </w:pPr>
+      <w:rPr>
+        <w:rFonts w:ascii="Wingdings" w:hAnsi="Wingdings" w:hint="default"/>
+        <w:sz w:val="20"/>
+      </w:rPr>
+    </w:lvl>
+    <w:lvl w:ilvl="4" w:tentative="1">
+      <w:start w:val="1"/>
+      <w:numFmt w:val="bullet"/>
+      <w:lvlText w:val=""/>
+      <w:lvlJc w:val="left"/>
+      <w:pPr>
+        <w:tabs>
+          <w:tab w:val="num" w:pos="3600"/>
+        </w:tabs>
+        <w:ind w:left="3600" w:hanging="360"/>
+      </w:pPr>
+      <w:rPr>
+        <w:rFonts w:ascii="Wingdings" w:hAnsi="Wingdings" w:hint="default"/>
+        <w:sz w:val="20"/>
+      </w:rPr>
+    </w:lvl>
+    <w:lvl w:ilvl="5" w:tentative="1">
+      <w:start w:val="1"/>
+      <w:numFmt w:val="bullet"/>
+      <w:lvlText w:val=""/>
+      <w:lvlJc w:val="left"/>
+      <w:pPr>
+        <w:tabs>
+          <w:tab w:val="num" w:pos="4320"/>
+        </w:tabs>
+        <w:ind w:left="4320" w:hanging="360"/>
+      </w:pPr>
+      <w:rPr>
+        <w:rFonts w:ascii="Wingdings" w:hAnsi="Wingdings" w:hint="default"/>
+        <w:sz w:val="20"/>
+      </w:rPr>
+    </w:lvl>
+    <w:lvl w:ilvl="6" w:tentative="1">
+      <w:start w:val="1"/>
+      <w:numFmt w:val="bullet"/>
+      <w:lvlText w:val=""/>
+      <w:lvlJc w:val="left"/>
+      <w:pPr>
+        <w:tabs>
+          <w:tab w:val="num" w:pos="5040"/>
+        </w:tabs>
+        <w:ind w:left="5040" w:hanging="360"/>
+      </w:pPr>
+      <w:rPr>
+        <w:rFonts w:ascii="Wingdings" w:hAnsi="Wingdings" w:hint="default"/>
+        <w:sz w:val="20"/>
+      </w:rPr>
+    </w:lvl>
+    <w:lvl w:ilvl="7" w:tentative="1">
+      <w:start w:val="1"/>
+      <w:numFmt w:val="bullet"/>
+      <w:lvlText w:val=""/>
+      <w:lvlJc w:val="left"/>
+      <w:pPr>
+        <w:tabs>
+          <w:tab w:val="num" w:pos="5760"/>
+        </w:tabs>
+        <w:ind w:left="5760" w:hanging="360"/>
+      </w:pPr>
+      <w:rPr>
+        <w:rFonts w:ascii="Wingdings" w:hAnsi="Wingdings" w:hint="default"/>
+        <w:sz w:val="20"/>
+      </w:rPr>
+    </w:lvl>
+    <w:lvl w:ilvl="8" w:tentative="1">
+      <w:start w:val="1"/>
+      <w:numFmt w:val="bullet"/>
+      <w:lvlText w:val=""/>
+      <w:lvlJc w:val="left"/>
+      <w:pPr>
+        <w:tabs>
+          <w:tab w:val="num" w:pos="6480"/>
+        </w:tabs>
+        <w:ind w:left="6480" w:hanging="360"/>
+      </w:pPr>
+      <w:rPr>
+        <w:rFonts w:ascii="Wingdings" w:hAnsi="Wingdings" w:hint="default"/>
+        <w:sz w:val="20"/>
+      </w:rPr>
+    </w:lvl>
+  </w:abstractNum>
+  <w:abstractNum w:abstractNumId="14" w15:restartNumberingAfterBreak="0">
+    <w:nsid w:val="5DE60F1A"/>
+    <w:multiLevelType w:val="multilevel"/>
+    <w:tmpl w:val="3B4C3C1E"/>
+    <w:lvl w:ilvl="0">
+      <w:start w:val="1"/>
+      <w:numFmt w:val="bullet"/>
+      <w:lvlText w:val=""/>
+      <w:lvlJc w:val="left"/>
+      <w:pPr>
+        <w:tabs>
+          <w:tab w:val="num" w:pos="720"/>
+        </w:tabs>
+        <w:ind w:left="720" w:hanging="360"/>
+      </w:pPr>
+      <w:rPr>
+        <w:rFonts w:ascii="Symbol" w:hAnsi="Symbol" w:hint="default"/>
+        <w:sz w:val="20"/>
+      </w:rPr>
+    </w:lvl>
+    <w:lvl w:ilvl="1" w:tentative="1">
+      <w:start w:val="1"/>
+      <w:numFmt w:val="bullet"/>
+      <w:lvlText w:val="o"/>
+      <w:lvlJc w:val="left"/>
+      <w:pPr>
+        <w:tabs>
+          <w:tab w:val="num" w:pos="1440"/>
+        </w:tabs>
+        <w:ind w:left="1440" w:hanging="360"/>
+      </w:pPr>
+      <w:rPr>
+        <w:rFonts w:ascii="Courier New" w:hAnsi="Courier New" w:hint="default"/>
+        <w:sz w:val="20"/>
+      </w:rPr>
+    </w:lvl>
+    <w:lvl w:ilvl="2" w:tentative="1">
+      <w:start w:val="1"/>
+      <w:numFmt w:val="bullet"/>
+      <w:lvlText w:val=""/>
+      <w:lvlJc w:val="left"/>
+      <w:pPr>
+        <w:tabs>
+          <w:tab w:val="num" w:pos="2160"/>
+        </w:tabs>
+        <w:ind w:left="2160" w:hanging="360"/>
+      </w:pPr>
+      <w:rPr>
+        <w:rFonts w:ascii="Wingdings" w:hAnsi="Wingdings" w:hint="default"/>
+        <w:sz w:val="20"/>
+      </w:rPr>
+    </w:lvl>
+    <w:lvl w:ilvl="3" w:tentative="1">
+      <w:start w:val="1"/>
+      <w:numFmt w:val="bullet"/>
+      <w:lvlText w:val=""/>
+      <w:lvlJc w:val="left"/>
+      <w:pPr>
+        <w:tabs>
+          <w:tab w:val="num" w:pos="2880"/>
+        </w:tabs>
+        <w:ind w:left="2880" w:hanging="360"/>
+      </w:pPr>
+      <w:rPr>
+        <w:rFonts w:ascii="Wingdings" w:hAnsi="Wingdings" w:hint="default"/>
+        <w:sz w:val="20"/>
+      </w:rPr>
+    </w:lvl>
+    <w:lvl w:ilvl="4" w:tentative="1">
+      <w:start w:val="1"/>
+      <w:numFmt w:val="bullet"/>
+      <w:lvlText w:val=""/>
+      <w:lvlJc w:val="left"/>
+      <w:pPr>
+        <w:tabs>
+          <w:tab w:val="num" w:pos="3600"/>
+        </w:tabs>
+        <w:ind w:left="3600" w:hanging="360"/>
+      </w:pPr>
+      <w:rPr>
+        <w:rFonts w:ascii="Wingdings" w:hAnsi="Wingdings" w:hint="default"/>
+        <w:sz w:val="20"/>
+      </w:rPr>
+    </w:lvl>
+    <w:lvl w:ilvl="5" w:tentative="1">
+      <w:start w:val="1"/>
+      <w:numFmt w:val="bullet"/>
+      <w:lvlText w:val=""/>
+      <w:lvlJc w:val="left"/>
+      <w:pPr>
+        <w:tabs>
+          <w:tab w:val="num" w:pos="4320"/>
+        </w:tabs>
+        <w:ind w:left="4320" w:hanging="360"/>
+      </w:pPr>
+      <w:rPr>
+        <w:rFonts w:ascii="Wingdings" w:hAnsi="Wingdings" w:hint="default"/>
+        <w:sz w:val="20"/>
+      </w:rPr>
+    </w:lvl>
+    <w:lvl w:ilvl="6" w:tentative="1">
+      <w:start w:val="1"/>
+      <w:numFmt w:val="bullet"/>
+      <w:lvlText w:val=""/>
+      <w:lvlJc w:val="left"/>
+      <w:pPr>
+        <w:tabs>
+          <w:tab w:val="num" w:pos="5040"/>
+        </w:tabs>
+        <w:ind w:left="5040" w:hanging="360"/>
+      </w:pPr>
+      <w:rPr>
+        <w:rFonts w:ascii="Wingdings" w:hAnsi="Wingdings" w:hint="default"/>
+        <w:sz w:val="20"/>
+      </w:rPr>
+    </w:lvl>
+    <w:lvl w:ilvl="7" w:tentative="1">
+      <w:start w:val="1"/>
+      <w:numFmt w:val="bullet"/>
+      <w:lvlText w:val=""/>
+      <w:lvlJc w:val="left"/>
+      <w:pPr>
+        <w:tabs>
+          <w:tab w:val="num" w:pos="5760"/>
+        </w:tabs>
+        <w:ind w:left="5760" w:hanging="360"/>
+      </w:pPr>
+      <w:rPr>
+        <w:rFonts w:ascii="Wingdings" w:hAnsi="Wingdings" w:hint="default"/>
+        <w:sz w:val="20"/>
+      </w:rPr>
+    </w:lvl>
+    <w:lvl w:ilvl="8" w:tentative="1">
+      <w:start w:val="1"/>
+      <w:numFmt w:val="bullet"/>
+      <w:lvlText w:val=""/>
+      <w:lvlJc w:val="left"/>
+      <w:pPr>
+        <w:tabs>
+          <w:tab w:val="num" w:pos="6480"/>
+        </w:tabs>
+        <w:ind w:left="6480" w:hanging="360"/>
+      </w:pPr>
+      <w:rPr>
+        <w:rFonts w:ascii="Wingdings" w:hAnsi="Wingdings" w:hint="default"/>
+        <w:sz w:val="20"/>
+      </w:rPr>
+    </w:lvl>
+  </w:abstractNum>
+  <w:abstractNum w:abstractNumId="15" w15:restartNumberingAfterBreak="0">
+    <w:nsid w:val="5F712CA3"/>
+    <w:multiLevelType w:val="multilevel"/>
+    <w:tmpl w:val="2F1CA44C"/>
+    <w:lvl w:ilvl="0">
+      <w:start w:val="1"/>
+      <w:numFmt w:val="decimal"/>
+      <w:lvlText w:val="%1."/>
+      <w:lvlJc w:val="left"/>
+      <w:pPr>
+        <w:tabs>
+          <w:tab w:val="num" w:pos="720"/>
+        </w:tabs>
+        <w:ind w:left="720" w:hanging="360"/>
+      </w:pPr>
+    </w:lvl>
+    <w:lvl w:ilvl="1" w:tentative="1">
+      <w:start w:val="1"/>
+      <w:numFmt w:val="decimal"/>
+      <w:lvlText w:val="%2."/>
+      <w:lvlJc w:val="left"/>
+      <w:pPr>
+        <w:tabs>
+          <w:tab w:val="num" w:pos="1440"/>
+        </w:tabs>
+        <w:ind w:left="1440" w:hanging="360"/>
+      </w:pPr>
+    </w:lvl>
+    <w:lvl w:ilvl="2" w:tentative="1">
+      <w:start w:val="1"/>
+      <w:numFmt w:val="decimal"/>
+      <w:lvlText w:val="%3."/>
+      <w:lvlJc w:val="left"/>
+      <w:pPr>
+        <w:tabs>
+          <w:tab w:val="num" w:pos="2160"/>
+        </w:tabs>
+        <w:ind w:left="2160" w:hanging="360"/>
+      </w:pPr>
+    </w:lvl>
+    <w:lvl w:ilvl="3" w:tentative="1">
+      <w:start w:val="1"/>
+      <w:numFmt w:val="decimal"/>
+      <w:lvlText w:val="%4."/>
+      <w:lvlJc w:val="left"/>
+      <w:pPr>
+        <w:tabs>
+          <w:tab w:val="num" w:pos="2880"/>
+        </w:tabs>
+        <w:ind w:left="2880" w:hanging="360"/>
+      </w:pPr>
+    </w:lvl>
+    <w:lvl w:ilvl="4" w:tentative="1">
+      <w:start w:val="1"/>
+      <w:numFmt w:val="decimal"/>
+      <w:lvlText w:val="%5."/>
+      <w:lvlJc w:val="left"/>
+      <w:pPr>
+        <w:tabs>
+          <w:tab w:val="num" w:pos="3600"/>
+        </w:tabs>
+        <w:ind w:left="3600" w:hanging="360"/>
+      </w:pPr>
+    </w:lvl>
+    <w:lvl w:ilvl="5" w:tentative="1">
+      <w:start w:val="1"/>
+      <w:numFmt w:val="decimal"/>
+      <w:lvlText w:val="%6."/>
+      <w:lvlJc w:val="left"/>
+      <w:pPr>
+        <w:tabs>
+          <w:tab w:val="num" w:pos="4320"/>
+        </w:tabs>
+        <w:ind w:left="4320" w:hanging="360"/>
+      </w:pPr>
+    </w:lvl>
+    <w:lvl w:ilvl="6" w:tentative="1">
+      <w:start w:val="1"/>
+      <w:numFmt w:val="decimal"/>
+      <w:lvlText w:val="%7."/>
+      <w:lvlJc w:val="left"/>
+      <w:pPr>
+        <w:tabs>
+          <w:tab w:val="num" w:pos="5040"/>
+        </w:tabs>
+        <w:ind w:left="5040" w:hanging="360"/>
+      </w:pPr>
+    </w:lvl>
+    <w:lvl w:ilvl="7" w:tentative="1">
+      <w:start w:val="1"/>
+      <w:numFmt w:val="decimal"/>
+      <w:lvlText w:val="%8."/>
+      <w:lvlJc w:val="left"/>
+      <w:pPr>
+        <w:tabs>
+          <w:tab w:val="num" w:pos="5760"/>
+        </w:tabs>
+        <w:ind w:left="5760" w:hanging="360"/>
+      </w:pPr>
+    </w:lvl>
+    <w:lvl w:ilvl="8" w:tentative="1">
+      <w:start w:val="1"/>
+      <w:numFmt w:val="decimal"/>
+      <w:lvlText w:val="%9."/>
+      <w:lvlJc w:val="left"/>
+      <w:pPr>
+        <w:tabs>
+          <w:tab w:val="num" w:pos="6480"/>
+        </w:tabs>
+        <w:ind w:left="6480" w:hanging="360"/>
+      </w:pPr>
+    </w:lvl>
+  </w:abstractNum>
+  <w:abstractNum w:abstractNumId="16" w15:restartNumberingAfterBreak="0">
     <w:nsid w:val="68932120"/>
     <w:multiLevelType w:val="hybridMultilevel"/>
     <w:tmpl w:val="E8B28760"/>
@@ -5017,7 +10171,7 @@
       </w:rPr>
     </w:lvl>
   </w:abstractNum>
-  <w:abstractNum w:abstractNumId="1" w15:restartNumberingAfterBreak="0">
+  <w:abstractNum w:abstractNumId="17" w15:restartNumberingAfterBreak="0">
     <w:nsid w:val="71296F1C"/>
     <w:multiLevelType w:val="hybridMultilevel"/>
     <w:tmpl w:val="CFC2CEC0"/>
@@ -5148,7 +10302,7 @@
       </w:rPr>
     </w:lvl>
   </w:abstractNum>
-  <w:abstractNum w:abstractNumId="2" w15:restartNumberingAfterBreak="0">
+  <w:abstractNum w:abstractNumId="18" w15:restartNumberingAfterBreak="0">
     <w:nsid w:val="72C678F1"/>
     <w:multiLevelType w:val="hybridMultilevel"/>
     <w:tmpl w:val="0C649B2C"/>
@@ -5270,13 +10424,61 @@
     </w:lvl>
   </w:abstractNum>
   <w:num w:numId="1">
+    <w:abstractNumId w:val="17"/>
+  </w:num>
+  <w:num w:numId="2">
+    <w:abstractNumId w:val="16"/>
+  </w:num>
+  <w:num w:numId="3">
+    <w:abstractNumId w:val="18"/>
+  </w:num>
+  <w:num w:numId="4">
+    <w:abstractNumId w:val="14"/>
+  </w:num>
+  <w:num w:numId="5">
+    <w:abstractNumId w:val="12"/>
+  </w:num>
+  <w:num w:numId="6">
+    <w:abstractNumId w:val="11"/>
+  </w:num>
+  <w:num w:numId="7">
+    <w:abstractNumId w:val="7"/>
+  </w:num>
+  <w:num w:numId="8">
+    <w:abstractNumId w:val="2"/>
+  </w:num>
+  <w:num w:numId="9">
+    <w:abstractNumId w:val="3"/>
+  </w:num>
+  <w:num w:numId="10">
     <w:abstractNumId w:val="1"/>
   </w:num>
-  <w:num w:numId="2">
+  <w:num w:numId="11">
     <w:abstractNumId w:val="0"/>
   </w:num>
-  <w:num w:numId="3">
-    <w:abstractNumId w:val="2"/>
+  <w:num w:numId="12">
+    <w:abstractNumId w:val="6"/>
+  </w:num>
+  <w:num w:numId="13">
+    <w:abstractNumId w:val="10"/>
+  </w:num>
+  <w:num w:numId="14">
+    <w:abstractNumId w:val="13"/>
+  </w:num>
+  <w:num w:numId="15">
+    <w:abstractNumId w:val="15"/>
+  </w:num>
+  <w:num w:numId="16">
+    <w:abstractNumId w:val="8"/>
+  </w:num>
+  <w:num w:numId="17">
+    <w:abstractNumId w:val="5"/>
+  </w:num>
+  <w:num w:numId="18">
+    <w:abstractNumId w:val="4"/>
+  </w:num>
+  <w:num w:numId="19">
+    <w:abstractNumId w:val="9"/>
   </w:num>
 </w:numbering>
 </file>
@@ -5697,6 +10899,52 @@
       <w:szCs w:val="24"/>
     </w:rPr>
   </w:style>
+  <w:style w:type="paragraph" w:styleId="Heading2">
+    <w:name w:val="heading 2"/>
+    <w:basedOn w:val="Normal"/>
+    <w:next w:val="Normal"/>
+    <w:link w:val="Heading2Char"/>
+    <w:uiPriority w:val="9"/>
+    <w:semiHidden/>
+    <w:unhideWhenUsed/>
+    <w:qFormat/>
+    <w:rsid w:val="00A813B3"/>
+    <w:pPr>
+      <w:keepNext/>
+      <w:keepLines/>
+      <w:spacing w:before="40"/>
+      <w:outlineLvl w:val="1"/>
+    </w:pPr>
+    <w:rPr>
+      <w:rFonts w:asciiTheme="majorHAnsi" w:eastAsiaTheme="majorEastAsia" w:hAnsiTheme="majorHAnsi" w:cstheme="majorBidi"/>
+      <w:color w:val="365F91" w:themeColor="accent1" w:themeShade="BF"/>
+      <w:sz w:val="26"/>
+      <w:szCs w:val="26"/>
+    </w:rPr>
+  </w:style>
+  <w:style w:type="paragraph" w:styleId="Heading3">
+    <w:name w:val="heading 3"/>
+    <w:basedOn w:val="Normal"/>
+    <w:next w:val="Normal"/>
+    <w:link w:val="Heading3Char"/>
+    <w:uiPriority w:val="9"/>
+    <w:semiHidden/>
+    <w:unhideWhenUsed/>
+    <w:qFormat/>
+    <w:rsid w:val="00A813B3"/>
+    <w:pPr>
+      <w:keepNext/>
+      <w:keepLines/>
+      <w:spacing w:before="40"/>
+      <w:outlineLvl w:val="2"/>
+    </w:pPr>
+    <w:rPr>
+      <w:rFonts w:asciiTheme="majorHAnsi" w:eastAsiaTheme="majorEastAsia" w:hAnsiTheme="majorHAnsi" w:cstheme="majorBidi"/>
+      <w:color w:val="243F60" w:themeColor="accent1" w:themeShade="7F"/>
+      <w:sz w:val="24"/>
+      <w:szCs w:val="24"/>
+    </w:rPr>
+  </w:style>
   <w:style w:type="character" w:default="1" w:styleId="DefaultParagraphFont">
     <w:name w:val="Default Paragraph Font"/>
     <w:uiPriority w:val="1"/>
@@ -5749,6 +10997,64 @@
     <w:basedOn w:val="Normal"/>
     <w:uiPriority w:val="1"/>
     <w:qFormat/>
+  </w:style>
+  <w:style w:type="character" w:customStyle="1" w:styleId="Heading2Char">
+    <w:name w:val="Heading 2 Char"/>
+    <w:basedOn w:val="DefaultParagraphFont"/>
+    <w:link w:val="Heading2"/>
+    <w:uiPriority w:val="9"/>
+    <w:semiHidden/>
+    <w:rsid w:val="00A813B3"/>
+    <w:rPr>
+      <w:rFonts w:asciiTheme="majorHAnsi" w:eastAsiaTheme="majorEastAsia" w:hAnsiTheme="majorHAnsi" w:cstheme="majorBidi"/>
+      <w:color w:val="365F91" w:themeColor="accent1" w:themeShade="BF"/>
+      <w:sz w:val="26"/>
+      <w:szCs w:val="26"/>
+    </w:rPr>
+  </w:style>
+  <w:style w:type="character" w:customStyle="1" w:styleId="Heading3Char">
+    <w:name w:val="Heading 3 Char"/>
+    <w:basedOn w:val="DefaultParagraphFont"/>
+    <w:link w:val="Heading3"/>
+    <w:uiPriority w:val="9"/>
+    <w:semiHidden/>
+    <w:rsid w:val="00A813B3"/>
+    <w:rPr>
+      <w:rFonts w:asciiTheme="majorHAnsi" w:eastAsiaTheme="majorEastAsia" w:hAnsiTheme="majorHAnsi" w:cstheme="majorBidi"/>
+      <w:color w:val="243F60" w:themeColor="accent1" w:themeShade="7F"/>
+      <w:sz w:val="24"/>
+      <w:szCs w:val="24"/>
+    </w:rPr>
+  </w:style>
+  <w:style w:type="paragraph" w:styleId="NormalWeb">
+    <w:name w:val="Normal (Web)"/>
+    <w:basedOn w:val="Normal"/>
+    <w:uiPriority w:val="99"/>
+    <w:semiHidden/>
+    <w:unhideWhenUsed/>
+    <w:rsid w:val="00A813B3"/>
+    <w:pPr>
+      <w:widowControl/>
+      <w:autoSpaceDE/>
+      <w:autoSpaceDN/>
+      <w:spacing w:before="100" w:beforeAutospacing="1" w:after="100" w:afterAutospacing="1"/>
+    </w:pPr>
+    <w:rPr>
+      <w:rFonts w:ascii="Times New Roman" w:eastAsia="Times New Roman" w:hAnsi="Times New Roman" w:cs="Times New Roman"/>
+      <w:sz w:val="24"/>
+      <w:szCs w:val="24"/>
+    </w:rPr>
+  </w:style>
+  <w:style w:type="character" w:styleId="Strong">
+    <w:name w:val="Strong"/>
+    <w:basedOn w:val="DefaultParagraphFont"/>
+    <w:uiPriority w:val="22"/>
+    <w:qFormat/>
+    <w:rsid w:val="00A813B3"/>
+    <w:rPr>
+      <w:b/>
+      <w:bCs/>
+    </w:rPr>
   </w:style>
 </w:styles>
 </file>
